--- a/html,css,js basics.docx
+++ b/html,css,js basics.docx
@@ -2090,6 +2090,223 @@
           <w:lang w:val="en-US"/>
         </w:rPr>
       </w:pPr>
+      <w:r>
+        <w:rPr>
+          <w:b/>
+          <w:bCs/>
+          <w:sz w:val="24"/>
+          <w:szCs w:val="24"/>
+          <w:vertAlign w:val="superscript"/>
+          <w:lang w:val="en-US"/>
+        </w:rPr>
+        <w:drawing>
+          <wp:inline distT="0" distB="0" distL="0" distR="0" wp14:anchorId="0CE66FBB" wp14:editId="31BC9BA2">
+            <wp:extent cx="5731510" cy="3717290"/>
+            <wp:effectExtent l="0" t="0" r="2540" b="0"/>
+            <wp:docPr id="1821360888" name="Picture 1" descr="A screenshot of a computer&#10;&#10;Description automatically generated"/>
+            <wp:cNvGraphicFramePr>
+              <a:graphicFrameLocks xmlns:a="http://schemas.openxmlformats.org/drawingml/2006/main" noChangeAspect="1"/>
+            </wp:cNvGraphicFramePr>
+            <a:graphic xmlns:a="http://schemas.openxmlformats.org/drawingml/2006/main">
+              <a:graphicData uri="http://schemas.openxmlformats.org/drawingml/2006/picture">
+                <pic:pic xmlns:pic="http://schemas.openxmlformats.org/drawingml/2006/picture">
+                  <pic:nvPicPr>
+                    <pic:cNvPr id="1821360888" name="Picture 1" descr="A screenshot of a computer&#10;&#10;Description automatically generated"/>
+                    <pic:cNvPicPr/>
+                  </pic:nvPicPr>
+                  <pic:blipFill>
+                    <a:blip r:embed="rId8"/>
+                    <a:stretch>
+                      <a:fillRect/>
+                    </a:stretch>
+                  </pic:blipFill>
+                  <pic:spPr>
+                    <a:xfrm>
+                      <a:off x="0" y="0"/>
+                      <a:ext cx="5731510" cy="3717290"/>
+                    </a:xfrm>
+                    <a:prstGeom prst="rect">
+                      <a:avLst/>
+                    </a:prstGeom>
+                  </pic:spPr>
+                </pic:pic>
+              </a:graphicData>
+            </a:graphic>
+          </wp:inline>
+        </w:drawing>
+      </w:r>
+    </w:p>
+    <w:p>
+      <w:pPr>
+        <w:rPr>
+          <w:b/>
+          <w:bCs/>
+          <w:sz w:val="24"/>
+          <w:szCs w:val="24"/>
+          <w:vertAlign w:val="superscript"/>
+          <w:lang w:val="en-US"/>
+        </w:rPr>
+      </w:pPr>
+      <w:r>
+        <w:rPr>
+          <w:b/>
+          <w:bCs/>
+          <w:sz w:val="24"/>
+          <w:szCs w:val="24"/>
+          <w:vertAlign w:val="superscript"/>
+          <w:lang w:val="en-US"/>
+        </w:rPr>
+        <w:drawing>
+          <wp:inline distT="0" distB="0" distL="0" distR="0" wp14:anchorId="1ECAB827" wp14:editId="7DB93253">
+            <wp:extent cx="5731510" cy="2094230"/>
+            <wp:effectExtent l="0" t="0" r="2540" b="1270"/>
+            <wp:docPr id="55525599" name="Picture 1" descr="A close-up of a white background&#10;&#10;Description automatically generated"/>
+            <wp:cNvGraphicFramePr>
+              <a:graphicFrameLocks xmlns:a="http://schemas.openxmlformats.org/drawingml/2006/main" noChangeAspect="1"/>
+            </wp:cNvGraphicFramePr>
+            <a:graphic xmlns:a="http://schemas.openxmlformats.org/drawingml/2006/main">
+              <a:graphicData uri="http://schemas.openxmlformats.org/drawingml/2006/picture">
+                <pic:pic xmlns:pic="http://schemas.openxmlformats.org/drawingml/2006/picture">
+                  <pic:nvPicPr>
+                    <pic:cNvPr id="55525599" name="Picture 1" descr="A close-up of a white background&#10;&#10;Description automatically generated"/>
+                    <pic:cNvPicPr/>
+                  </pic:nvPicPr>
+                  <pic:blipFill>
+                    <a:blip r:embed="rId9"/>
+                    <a:stretch>
+                      <a:fillRect/>
+                    </a:stretch>
+                  </pic:blipFill>
+                  <pic:spPr>
+                    <a:xfrm>
+                      <a:off x="0" y="0"/>
+                      <a:ext cx="5731510" cy="2094230"/>
+                    </a:xfrm>
+                    <a:prstGeom prst="rect">
+                      <a:avLst/>
+                    </a:prstGeom>
+                  </pic:spPr>
+                </pic:pic>
+              </a:graphicData>
+            </a:graphic>
+          </wp:inline>
+        </w:drawing>
+      </w:r>
+    </w:p>
+    <w:p>
+      <w:pPr>
+        <w:rPr>
+          <w:b/>
+          <w:bCs/>
+          <w:sz w:val="24"/>
+          <w:szCs w:val="24"/>
+          <w:vertAlign w:val="superscript"/>
+          <w:lang w:val="en-US"/>
+        </w:rPr>
+      </w:pPr>
+      <w:r>
+        <w:rPr>
+          <w:b/>
+          <w:bCs/>
+          <w:sz w:val="24"/>
+          <w:szCs w:val="24"/>
+          <w:vertAlign w:val="superscript"/>
+          <w:lang w:val="en-US"/>
+        </w:rPr>
+        <w:lastRenderedPageBreak/>
+        <w:drawing>
+          <wp:inline distT="0" distB="0" distL="0" distR="0" wp14:anchorId="419150A1" wp14:editId="15B196B3">
+            <wp:extent cx="5731510" cy="3655695"/>
+            <wp:effectExtent l="0" t="0" r="2540" b="1905"/>
+            <wp:docPr id="467581922" name="Picture 1" descr="A screenshot of a computer program&#10;&#10;Description automatically generated"/>
+            <wp:cNvGraphicFramePr>
+              <a:graphicFrameLocks xmlns:a="http://schemas.openxmlformats.org/drawingml/2006/main" noChangeAspect="1"/>
+            </wp:cNvGraphicFramePr>
+            <a:graphic xmlns:a="http://schemas.openxmlformats.org/drawingml/2006/main">
+              <a:graphicData uri="http://schemas.openxmlformats.org/drawingml/2006/picture">
+                <pic:pic xmlns:pic="http://schemas.openxmlformats.org/drawingml/2006/picture">
+                  <pic:nvPicPr>
+                    <pic:cNvPr id="467581922" name="Picture 1" descr="A screenshot of a computer program&#10;&#10;Description automatically generated"/>
+                    <pic:cNvPicPr/>
+                  </pic:nvPicPr>
+                  <pic:blipFill>
+                    <a:blip r:embed="rId10"/>
+                    <a:stretch>
+                      <a:fillRect/>
+                    </a:stretch>
+                  </pic:blipFill>
+                  <pic:spPr>
+                    <a:xfrm>
+                      <a:off x="0" y="0"/>
+                      <a:ext cx="5731510" cy="3655695"/>
+                    </a:xfrm>
+                    <a:prstGeom prst="rect">
+                      <a:avLst/>
+                    </a:prstGeom>
+                  </pic:spPr>
+                </pic:pic>
+              </a:graphicData>
+            </a:graphic>
+          </wp:inline>
+        </w:drawing>
+      </w:r>
+    </w:p>
+    <w:p>
+      <w:pPr>
+        <w:rPr>
+          <w:b/>
+          <w:bCs/>
+          <w:sz w:val="24"/>
+          <w:szCs w:val="24"/>
+          <w:vertAlign w:val="superscript"/>
+          <w:lang w:val="en-US"/>
+        </w:rPr>
+      </w:pPr>
+      <w:r>
+        <w:rPr>
+          <w:b/>
+          <w:bCs/>
+          <w:sz w:val="24"/>
+          <w:szCs w:val="24"/>
+          <w:vertAlign w:val="superscript"/>
+          <w:lang w:val="en-US"/>
+        </w:rPr>
+        <w:drawing>
+          <wp:inline distT="0" distB="0" distL="0" distR="0" wp14:anchorId="63386089" wp14:editId="09A983EB">
+            <wp:extent cx="5731510" cy="3991610"/>
+            <wp:effectExtent l="0" t="0" r="2540" b="8890"/>
+            <wp:docPr id="1748176532" name="Picture 1" descr="A screenshot of a computer&#10;&#10;Description automatically generated"/>
+            <wp:cNvGraphicFramePr>
+              <a:graphicFrameLocks xmlns:a="http://schemas.openxmlformats.org/drawingml/2006/main" noChangeAspect="1"/>
+            </wp:cNvGraphicFramePr>
+            <a:graphic xmlns:a="http://schemas.openxmlformats.org/drawingml/2006/main">
+              <a:graphicData uri="http://schemas.openxmlformats.org/drawingml/2006/picture">
+                <pic:pic xmlns:pic="http://schemas.openxmlformats.org/drawingml/2006/picture">
+                  <pic:nvPicPr>
+                    <pic:cNvPr id="1748176532" name="Picture 1" descr="A screenshot of a computer&#10;&#10;Description automatically generated"/>
+                    <pic:cNvPicPr/>
+                  </pic:nvPicPr>
+                  <pic:blipFill>
+                    <a:blip r:embed="rId11"/>
+                    <a:stretch>
+                      <a:fillRect/>
+                    </a:stretch>
+                  </pic:blipFill>
+                  <pic:spPr>
+                    <a:xfrm>
+                      <a:off x="0" y="0"/>
+                      <a:ext cx="5731510" cy="3991610"/>
+                    </a:xfrm>
+                    <a:prstGeom prst="rect">
+                      <a:avLst/>
+                    </a:prstGeom>
+                  </pic:spPr>
+                </pic:pic>
+              </a:graphicData>
+            </a:graphic>
+          </wp:inline>
+        </w:drawing>
+      </w:r>
     </w:p>
     <w:p>
       <w:pPr>
@@ -2135,6 +2352,7 @@
           <w:vertAlign w:val="superscript"/>
           <w:lang w:val="en-US"/>
         </w:rPr>
+        <w:lastRenderedPageBreak/>
         <w:drawing>
           <wp:inline distT="0" distB="0" distL="0" distR="0" wp14:anchorId="7602D0F9" wp14:editId="25BDE66D">
             <wp:extent cx="5731510" cy="4845685"/>
@@ -2151,7 +2369,7 @@
                     <pic:cNvPicPr/>
                   </pic:nvPicPr>
                   <pic:blipFill>
-                    <a:blip r:embed="rId8"/>
+                    <a:blip r:embed="rId12"/>
                     <a:stretch>
                       <a:fillRect/>
                     </a:stretch>
@@ -2206,15 +2424,7 @@
           <w:rFonts w:ascii="Segoe UI" w:hAnsi="Segoe UI" w:cs="Segoe UI"/>
           <w:color w:val="0D0D0D"/>
         </w:rPr>
-        <w:t xml:space="preserve">: Use CSS preprocessors like Sass or Less to write more maintainable and organized CSS code. Preprocessors offer features like </w:t>
-      </w:r>
-      <w:r>
-        <w:rPr>
-          <w:rFonts w:ascii="Segoe UI" w:hAnsi="Segoe UI" w:cs="Segoe UI"/>
-          <w:color w:val="0D0D0D"/>
-        </w:rPr>
-        <w:lastRenderedPageBreak/>
-        <w:t>variables, nesting, mixins, and functions, which enhance the efficiency of styling.</w:t>
+        <w:t>: Use CSS preprocessors like Sass or Less to write more maintainable and organized CSS code. Preprocessors offer features like variables, nesting, mixins, and functions, which enhance the efficiency of styling.</w:t>
       </w:r>
     </w:p>
     <w:p>
@@ -2665,6 +2875,7 @@
           <w:lang w:eastAsia="en-IN"/>
           <w14:ligatures w14:val="none"/>
         </w:rPr>
+        <w:lastRenderedPageBreak/>
         <w:t>Using top, right, bottom, or left properties will offset the element from its original position.</w:t>
       </w:r>
     </w:p>
@@ -3245,7 +3456,6 @@
           <w:color w:val="0D0D0D"/>
           <w:bdr w:val="single" w:sz="2" w:space="0" w:color="E3E3E3" w:frame="1"/>
         </w:rPr>
-        <w:lastRenderedPageBreak/>
         <w:t>Inline Styles</w:t>
       </w:r>
       <w:r>
@@ -3525,7 +3735,7 @@
                     <pic:cNvPicPr/>
                   </pic:nvPicPr>
                   <pic:blipFill>
-                    <a:blip r:embed="rId9"/>
+                    <a:blip r:embed="rId13"/>
                     <a:stretch>
                       <a:fillRect/>
                     </a:stretch>
@@ -3578,7 +3788,7 @@
                     <pic:cNvPicPr/>
                   </pic:nvPicPr>
                   <pic:blipFill>
-                    <a:blip r:embed="rId10"/>
+                    <a:blip r:embed="rId14"/>
                     <a:stretch>
                       <a:fillRect/>
                     </a:stretch>
@@ -3631,7 +3841,7 @@
                     <pic:cNvPicPr/>
                   </pic:nvPicPr>
                   <pic:blipFill>
-                    <a:blip r:embed="rId11"/>
+                    <a:blip r:embed="rId15"/>
                     <a:stretch>
                       <a:fillRect/>
                     </a:stretch>
@@ -3684,7 +3894,7 @@
                     <pic:cNvPicPr/>
                   </pic:nvPicPr>
                   <pic:blipFill>
-                    <a:blip r:embed="rId12"/>
+                    <a:blip r:embed="rId16"/>
                     <a:stretch>
                       <a:fillRect/>
                     </a:stretch>
@@ -3737,7 +3947,7 @@
                     <pic:cNvPicPr/>
                   </pic:nvPicPr>
                   <pic:blipFill>
-                    <a:blip r:embed="rId13"/>
+                    <a:blip r:embed="rId17"/>
                     <a:stretch>
                       <a:fillRect/>
                     </a:stretch>
@@ -4028,6 +4238,52 @@
       <w:r>
         <w:rPr>
           <w:rFonts w:ascii="Arial" w:eastAsia="Times New Roman" w:hAnsi="Arial" w:cs="Arial"/>
+          <w:kern w:val="0"/>
+          <w:sz w:val="16"/>
+          <w:szCs w:val="16"/>
+          <w:lang w:eastAsia="en-IN"/>
+          <w14:ligatures w14:val="none"/>
+        </w:rPr>
+        <w:lastRenderedPageBreak/>
+        <w:drawing>
+          <wp:inline distT="0" distB="0" distL="0" distR="0" wp14:anchorId="403A7762" wp14:editId="27C38BF3">
+            <wp:extent cx="5731510" cy="3707765"/>
+            <wp:effectExtent l="0" t="0" r="2540" b="6985"/>
+            <wp:docPr id="926205910" name="Picture 1" descr="A screenshot of a computer&#10;&#10;Description automatically generated"/>
+            <wp:cNvGraphicFramePr>
+              <a:graphicFrameLocks xmlns:a="http://schemas.openxmlformats.org/drawingml/2006/main" noChangeAspect="1"/>
+            </wp:cNvGraphicFramePr>
+            <a:graphic xmlns:a="http://schemas.openxmlformats.org/drawingml/2006/main">
+              <a:graphicData uri="http://schemas.openxmlformats.org/drawingml/2006/picture">
+                <pic:pic xmlns:pic="http://schemas.openxmlformats.org/drawingml/2006/picture">
+                  <pic:nvPicPr>
+                    <pic:cNvPr id="926205910" name="Picture 1" descr="A screenshot of a computer&#10;&#10;Description automatically generated"/>
+                    <pic:cNvPicPr/>
+                  </pic:nvPicPr>
+                  <pic:blipFill>
+                    <a:blip r:embed="rId18"/>
+                    <a:stretch>
+                      <a:fillRect/>
+                    </a:stretch>
+                  </pic:blipFill>
+                  <pic:spPr>
+                    <a:xfrm>
+                      <a:off x="0" y="0"/>
+                      <a:ext cx="5731510" cy="3707765"/>
+                    </a:xfrm>
+                    <a:prstGeom prst="rect">
+                      <a:avLst/>
+                    </a:prstGeom>
+                  </pic:spPr>
+                </pic:pic>
+              </a:graphicData>
+            </a:graphic>
+          </wp:inline>
+        </w:drawing>
+      </w:r>
+      <w:r>
+        <w:rPr>
+          <w:rFonts w:ascii="Arial" w:eastAsia="Times New Roman" w:hAnsi="Arial" w:cs="Arial"/>
           <w:vanish/>
           <w:kern w:val="0"/>
           <w:sz w:val="16"/>
@@ -4070,6 +4326,223 @@
           <w:lang w:val="en-US"/>
         </w:rPr>
       </w:pPr>
+      <w:r>
+        <w:rPr>
+          <w:b/>
+          <w:bCs/>
+          <w:sz w:val="56"/>
+          <w:szCs w:val="56"/>
+          <w:vertAlign w:val="superscript"/>
+          <w:lang w:val="en-US"/>
+        </w:rPr>
+        <w:drawing>
+          <wp:inline distT="0" distB="0" distL="0" distR="0" wp14:anchorId="4FA01177" wp14:editId="414E0A9F">
+            <wp:extent cx="5731510" cy="4155440"/>
+            <wp:effectExtent l="0" t="0" r="2540" b="0"/>
+            <wp:docPr id="486520200" name="Picture 1" descr="A screenshot of a computer&#10;&#10;Description automatically generated"/>
+            <wp:cNvGraphicFramePr>
+              <a:graphicFrameLocks xmlns:a="http://schemas.openxmlformats.org/drawingml/2006/main" noChangeAspect="1"/>
+            </wp:cNvGraphicFramePr>
+            <a:graphic xmlns:a="http://schemas.openxmlformats.org/drawingml/2006/main">
+              <a:graphicData uri="http://schemas.openxmlformats.org/drawingml/2006/picture">
+                <pic:pic xmlns:pic="http://schemas.openxmlformats.org/drawingml/2006/picture">
+                  <pic:nvPicPr>
+                    <pic:cNvPr id="486520200" name="Picture 1" descr="A screenshot of a computer&#10;&#10;Description automatically generated"/>
+                    <pic:cNvPicPr/>
+                  </pic:nvPicPr>
+                  <pic:blipFill>
+                    <a:blip r:embed="rId19"/>
+                    <a:stretch>
+                      <a:fillRect/>
+                    </a:stretch>
+                  </pic:blipFill>
+                  <pic:spPr>
+                    <a:xfrm>
+                      <a:off x="0" y="0"/>
+                      <a:ext cx="5731510" cy="4155440"/>
+                    </a:xfrm>
+                    <a:prstGeom prst="rect">
+                      <a:avLst/>
+                    </a:prstGeom>
+                  </pic:spPr>
+                </pic:pic>
+              </a:graphicData>
+            </a:graphic>
+          </wp:inline>
+        </w:drawing>
+      </w:r>
+    </w:p>
+    <w:p>
+      <w:pPr>
+        <w:rPr>
+          <w:b/>
+          <w:bCs/>
+          <w:sz w:val="56"/>
+          <w:szCs w:val="56"/>
+          <w:vertAlign w:val="superscript"/>
+          <w:lang w:val="en-US"/>
+        </w:rPr>
+      </w:pPr>
+      <w:r>
+        <w:rPr>
+          <w:b/>
+          <w:bCs/>
+          <w:sz w:val="56"/>
+          <w:szCs w:val="56"/>
+          <w:vertAlign w:val="superscript"/>
+          <w:lang w:val="en-US"/>
+        </w:rPr>
+        <w:lastRenderedPageBreak/>
+        <w:drawing>
+          <wp:inline distT="0" distB="0" distL="0" distR="0" wp14:anchorId="0BBD24ED" wp14:editId="55D0BCCC">
+            <wp:extent cx="5731510" cy="2581910"/>
+            <wp:effectExtent l="0" t="0" r="2540" b="8890"/>
+            <wp:docPr id="1055564981" name="Picture 1" descr="A screenshot of a computer program&#10;&#10;Description automatically generated"/>
+            <wp:cNvGraphicFramePr>
+              <a:graphicFrameLocks xmlns:a="http://schemas.openxmlformats.org/drawingml/2006/main" noChangeAspect="1"/>
+            </wp:cNvGraphicFramePr>
+            <a:graphic xmlns:a="http://schemas.openxmlformats.org/drawingml/2006/main">
+              <a:graphicData uri="http://schemas.openxmlformats.org/drawingml/2006/picture">
+                <pic:pic xmlns:pic="http://schemas.openxmlformats.org/drawingml/2006/picture">
+                  <pic:nvPicPr>
+                    <pic:cNvPr id="1055564981" name="Picture 1" descr="A screenshot of a computer program&#10;&#10;Description automatically generated"/>
+                    <pic:cNvPicPr/>
+                  </pic:nvPicPr>
+                  <pic:blipFill>
+                    <a:blip r:embed="rId20"/>
+                    <a:stretch>
+                      <a:fillRect/>
+                    </a:stretch>
+                  </pic:blipFill>
+                  <pic:spPr>
+                    <a:xfrm>
+                      <a:off x="0" y="0"/>
+                      <a:ext cx="5731510" cy="2581910"/>
+                    </a:xfrm>
+                    <a:prstGeom prst="rect">
+                      <a:avLst/>
+                    </a:prstGeom>
+                  </pic:spPr>
+                </pic:pic>
+              </a:graphicData>
+            </a:graphic>
+          </wp:inline>
+        </w:drawing>
+      </w:r>
+    </w:p>
+    <w:p>
+      <w:pPr>
+        <w:rPr>
+          <w:b/>
+          <w:bCs/>
+          <w:sz w:val="56"/>
+          <w:szCs w:val="56"/>
+          <w:vertAlign w:val="superscript"/>
+          <w:lang w:val="en-US"/>
+        </w:rPr>
+      </w:pPr>
+      <w:r>
+        <w:rPr>
+          <w:b/>
+          <w:bCs/>
+          <w:sz w:val="56"/>
+          <w:szCs w:val="56"/>
+          <w:vertAlign w:val="superscript"/>
+          <w:lang w:val="en-US"/>
+        </w:rPr>
+        <w:drawing>
+          <wp:inline distT="0" distB="0" distL="0" distR="0" wp14:anchorId="554399C7" wp14:editId="70EDA934">
+            <wp:extent cx="5731510" cy="2590165"/>
+            <wp:effectExtent l="0" t="0" r="2540" b="635"/>
+            <wp:docPr id="1560594270" name="Picture 1" descr="A black screen with text&#10;&#10;Description automatically generated"/>
+            <wp:cNvGraphicFramePr>
+              <a:graphicFrameLocks xmlns:a="http://schemas.openxmlformats.org/drawingml/2006/main" noChangeAspect="1"/>
+            </wp:cNvGraphicFramePr>
+            <a:graphic xmlns:a="http://schemas.openxmlformats.org/drawingml/2006/main">
+              <a:graphicData uri="http://schemas.openxmlformats.org/drawingml/2006/picture">
+                <pic:pic xmlns:pic="http://schemas.openxmlformats.org/drawingml/2006/picture">
+                  <pic:nvPicPr>
+                    <pic:cNvPr id="1560594270" name="Picture 1" descr="A black screen with text&#10;&#10;Description automatically generated"/>
+                    <pic:cNvPicPr/>
+                  </pic:nvPicPr>
+                  <pic:blipFill>
+                    <a:blip r:embed="rId21"/>
+                    <a:stretch>
+                      <a:fillRect/>
+                    </a:stretch>
+                  </pic:blipFill>
+                  <pic:spPr>
+                    <a:xfrm>
+                      <a:off x="0" y="0"/>
+                      <a:ext cx="5731510" cy="2590165"/>
+                    </a:xfrm>
+                    <a:prstGeom prst="rect">
+                      <a:avLst/>
+                    </a:prstGeom>
+                  </pic:spPr>
+                </pic:pic>
+              </a:graphicData>
+            </a:graphic>
+          </wp:inline>
+        </w:drawing>
+      </w:r>
+    </w:p>
+    <w:p>
+      <w:pPr>
+        <w:rPr>
+          <w:b/>
+          <w:bCs/>
+          <w:sz w:val="56"/>
+          <w:szCs w:val="56"/>
+          <w:vertAlign w:val="superscript"/>
+          <w:lang w:val="en-US"/>
+        </w:rPr>
+      </w:pPr>
+      <w:r>
+        <w:rPr>
+          <w:b/>
+          <w:bCs/>
+          <w:sz w:val="56"/>
+          <w:szCs w:val="56"/>
+          <w:vertAlign w:val="superscript"/>
+          <w:lang w:val="en-US"/>
+        </w:rPr>
+        <w:drawing>
+          <wp:inline distT="0" distB="0" distL="0" distR="0" wp14:anchorId="39725E93" wp14:editId="4D36482E">
+            <wp:extent cx="5731510" cy="2489835"/>
+            <wp:effectExtent l="0" t="0" r="2540" b="5715"/>
+            <wp:docPr id="66579866" name="Picture 1"/>
+            <wp:cNvGraphicFramePr>
+              <a:graphicFrameLocks xmlns:a="http://schemas.openxmlformats.org/drawingml/2006/main" noChangeAspect="1"/>
+            </wp:cNvGraphicFramePr>
+            <a:graphic xmlns:a="http://schemas.openxmlformats.org/drawingml/2006/main">
+              <a:graphicData uri="http://schemas.openxmlformats.org/drawingml/2006/picture">
+                <pic:pic xmlns:pic="http://schemas.openxmlformats.org/drawingml/2006/picture">
+                  <pic:nvPicPr>
+                    <pic:cNvPr id="66579866" name=""/>
+                    <pic:cNvPicPr/>
+                  </pic:nvPicPr>
+                  <pic:blipFill>
+                    <a:blip r:embed="rId22"/>
+                    <a:stretch>
+                      <a:fillRect/>
+                    </a:stretch>
+                  </pic:blipFill>
+                  <pic:spPr>
+                    <a:xfrm>
+                      <a:off x="0" y="0"/>
+                      <a:ext cx="5731510" cy="2489835"/>
+                    </a:xfrm>
+                    <a:prstGeom prst="rect">
+                      <a:avLst/>
+                    </a:prstGeom>
+                  </pic:spPr>
+                </pic:pic>
+              </a:graphicData>
+            </a:graphic>
+          </wp:inline>
+        </w:drawing>
+      </w:r>
     </w:p>
     <w:p>
       <w:pPr>
@@ -4216,7 +4689,6 @@
           <w:vertAlign w:val="superscript"/>
           <w:lang w:val="en-US"/>
         </w:rPr>
-        <w:lastRenderedPageBreak/>
         <w:drawing>
           <wp:inline distT="0" distB="0" distL="0" distR="0" wp14:anchorId="21FF3EA1" wp14:editId="7B94826F">
             <wp:extent cx="5731510" cy="5088255"/>
@@ -4233,7 +4705,7 @@
                     <pic:cNvPicPr/>
                   </pic:nvPicPr>
                   <pic:blipFill>
-                    <a:blip r:embed="rId14"/>
+                    <a:blip r:embed="rId23"/>
                     <a:stretch>
                       <a:fillRect/>
                     </a:stretch>
@@ -4649,7 +5121,6 @@
           <w:lang w:eastAsia="en-IN"/>
           <w14:ligatures w14:val="none"/>
         </w:rPr>
-        <w:lastRenderedPageBreak/>
         <w:t>The scripts might not execute in the order they appear in the HTML document, which could lead to potential issues if scripts depend on one another.</w:t>
       </w:r>
     </w:p>
@@ -5414,6 +5885,7 @@
           <w:lang w:eastAsia="en-IN"/>
           <w14:ligatures w14:val="none"/>
         </w:rPr>
+        <w:lastRenderedPageBreak/>
         <w:t>Main Thread</w:t>
       </w:r>
       <w:r>
@@ -5715,7 +6187,6 @@
           <w:lang w:eastAsia="en-IN"/>
           <w14:ligatures w14:val="none"/>
         </w:rPr>
-        <w:lastRenderedPageBreak/>
         <w:t>The event loop continuously monitors the main thread's execution stack and the task queue.</w:t>
       </w:r>
     </w:p>
@@ -6365,6 +6836,7 @@
           <w:lang w:eastAsia="en-IN"/>
           <w14:ligatures w14:val="none"/>
         </w:rPr>
+        <w:lastRenderedPageBreak/>
         <w:t>In other words, the event is captured by ancestors of the target element, starting from the outermost ancestor and moving inward toward the target.</w:t>
       </w:r>
     </w:p>
@@ -6602,7 +7074,6 @@
           <w:lang w:eastAsia="en-IN"/>
           <w14:ligatures w14:val="none"/>
         </w:rPr>
-        <w:lastRenderedPageBreak/>
         <w:t>This propagation resembles bubbles rising up from the target to the top of the document tree.</w:t>
       </w:r>
     </w:p>
@@ -6731,7 +7202,7 @@
                     <pic:cNvPicPr/>
                   </pic:nvPicPr>
                   <pic:blipFill>
-                    <a:blip r:embed="rId15"/>
+                    <a:blip r:embed="rId24"/>
                     <a:stretch>
                       <a:fillRect/>
                     </a:stretch>
@@ -6870,6 +7341,7 @@
           <w:noProof/>
           <w:lang w:val="en-US"/>
         </w:rPr>
+        <w:lastRenderedPageBreak/>
         <w:drawing>
           <wp:inline distT="0" distB="0" distL="0" distR="0" wp14:anchorId="5B9D218D" wp14:editId="40E78BD7">
             <wp:extent cx="5731510" cy="2524125"/>
@@ -6886,7 +7358,7 @@
                     <pic:cNvPicPr/>
                   </pic:nvPicPr>
                   <pic:blipFill>
-                    <a:blip r:embed="rId16"/>
+                    <a:blip r:embed="rId25"/>
                     <a:stretch>
                       <a:fillRect/>
                     </a:stretch>
@@ -6936,7 +7408,7 @@
                     <pic:cNvPicPr/>
                   </pic:nvPicPr>
                   <pic:blipFill>
-                    <a:blip r:embed="rId17"/>
+                    <a:blip r:embed="rId26"/>
                     <a:stretch>
                       <a:fillRect/>
                     </a:stretch>
@@ -6986,7 +7458,7 @@
                     <pic:cNvPicPr/>
                   </pic:nvPicPr>
                   <pic:blipFill>
-                    <a:blip r:embed="rId18"/>
+                    <a:blip r:embed="rId27"/>
                     <a:stretch>
                       <a:fillRect/>
                     </a:stretch>
@@ -7036,7 +7508,7 @@
                     <pic:cNvPicPr/>
                   </pic:nvPicPr>
                   <pic:blipFill>
-                    <a:blip r:embed="rId19"/>
+                    <a:blip r:embed="rId28"/>
                     <a:stretch>
                       <a:fillRect/>
                     </a:stretch>
@@ -7184,7 +7656,7 @@
                     <pic:cNvPicPr/>
                   </pic:nvPicPr>
                   <pic:blipFill>
-                    <a:blip r:embed="rId20"/>
+                    <a:blip r:embed="rId29"/>
                     <a:stretch>
                       <a:fillRect/>
                     </a:stretch>
@@ -7234,7 +7706,7 @@
                     <pic:cNvPicPr/>
                   </pic:nvPicPr>
                   <pic:blipFill>
-                    <a:blip r:embed="rId21"/>
+                    <a:blip r:embed="rId30"/>
                     <a:stretch>
                       <a:fillRect/>
                     </a:stretch>
@@ -7284,7 +7756,7 @@
                     <pic:cNvPicPr/>
                   </pic:nvPicPr>
                   <pic:blipFill>
-                    <a:blip r:embed="rId22"/>
+                    <a:blip r:embed="rId31"/>
                     <a:stretch>
                       <a:fillRect/>
                     </a:stretch>
@@ -7352,7 +7824,7 @@
                     <pic:cNvPicPr/>
                   </pic:nvPicPr>
                   <pic:blipFill>
-                    <a:blip r:embed="rId23"/>
+                    <a:blip r:embed="rId32"/>
                     <a:stretch>
                       <a:fillRect/>
                     </a:stretch>
@@ -7596,7 +8068,7 @@
                     <pic:cNvPicPr/>
                   </pic:nvPicPr>
                   <pic:blipFill>
-                    <a:blip r:embed="rId24"/>
+                    <a:blip r:embed="rId33"/>
                     <a:stretch>
                       <a:fillRect/>
                     </a:stretch>
@@ -7667,7 +8139,7 @@
                     <pic:cNvPicPr/>
                   </pic:nvPicPr>
                   <pic:blipFill>
-                    <a:blip r:embed="rId25"/>
+                    <a:blip r:embed="rId34"/>
                     <a:stretch>
                       <a:fillRect/>
                     </a:stretch>
@@ -7738,7 +8210,7 @@
                     <pic:cNvPicPr/>
                   </pic:nvPicPr>
                   <pic:blipFill>
-                    <a:blip r:embed="rId26"/>
+                    <a:blip r:embed="rId35"/>
                     <a:stretch>
                       <a:fillRect/>
                     </a:stretch>
@@ -7828,7 +8300,7 @@
                     <pic:cNvPicPr/>
                   </pic:nvPicPr>
                   <pic:blipFill>
-                    <a:blip r:embed="rId27"/>
+                    <a:blip r:embed="rId36"/>
                     <a:stretch>
                       <a:fillRect/>
                     </a:stretch>
@@ -7910,7 +8382,7 @@
                     <pic:cNvPicPr/>
                   </pic:nvPicPr>
                   <pic:blipFill>
-                    <a:blip r:embed="rId28"/>
+                    <a:blip r:embed="rId37"/>
                     <a:stretch>
                       <a:fillRect/>
                     </a:stretch>

--- a/html,css,js basics.docx
+++ b/html,css,js basics.docx
@@ -900,7 +900,35 @@
           <w:szCs w:val="21"/>
           <w:bdr w:val="single" w:sz="2" w:space="0" w:color="E3E3E3" w:frame="1"/>
         </w:rPr>
-        <w:t>&lt;figcaption&gt;</w:t>
+        <w:t>&lt;</w:t>
+      </w:r>
+      <w:proofErr w:type="spellStart"/>
+      <w:r>
+        <w:rPr>
+          <w:rStyle w:val="HTMLCode"/>
+          <w:rFonts w:ascii="Ubuntu Mono" w:eastAsiaTheme="majorEastAsia" w:hAnsi="Ubuntu Mono"/>
+          <w:b/>
+          <w:bCs/>
+          <w:color w:val="0D0D0D"/>
+          <w:sz w:val="21"/>
+          <w:szCs w:val="21"/>
+          <w:bdr w:val="single" w:sz="2" w:space="0" w:color="E3E3E3" w:frame="1"/>
+        </w:rPr>
+        <w:t>figcaption</w:t>
+      </w:r>
+      <w:proofErr w:type="spellEnd"/>
+      <w:r>
+        <w:rPr>
+          <w:rStyle w:val="HTMLCode"/>
+          <w:rFonts w:ascii="Ubuntu Mono" w:eastAsiaTheme="majorEastAsia" w:hAnsi="Ubuntu Mono"/>
+          <w:b/>
+          <w:bCs/>
+          <w:color w:val="0D0D0D"/>
+          <w:sz w:val="21"/>
+          <w:szCs w:val="21"/>
+          <w:bdr w:val="single" w:sz="2" w:space="0" w:color="E3E3E3" w:frame="1"/>
+        </w:rPr>
+        <w:t>&gt;</w:t>
       </w:r>
       <w:r>
         <w:rPr>
@@ -941,7 +969,35 @@
           <w:szCs w:val="21"/>
           <w:bdr w:val="single" w:sz="2" w:space="0" w:color="E3E3E3" w:frame="1"/>
         </w:rPr>
-        <w:t>&lt;figcaption&gt;</w:t>
+        <w:t>&lt;</w:t>
+      </w:r>
+      <w:proofErr w:type="spellStart"/>
+      <w:r>
+        <w:rPr>
+          <w:rStyle w:val="HTMLCode"/>
+          <w:rFonts w:ascii="Ubuntu Mono" w:eastAsiaTheme="majorEastAsia" w:hAnsi="Ubuntu Mono"/>
+          <w:b/>
+          <w:bCs/>
+          <w:color w:val="0D0D0D"/>
+          <w:sz w:val="21"/>
+          <w:szCs w:val="21"/>
+          <w:bdr w:val="single" w:sz="2" w:space="0" w:color="E3E3E3" w:frame="1"/>
+        </w:rPr>
+        <w:t>figcaption</w:t>
+      </w:r>
+      <w:proofErr w:type="spellEnd"/>
+      <w:r>
+        <w:rPr>
+          <w:rStyle w:val="HTMLCode"/>
+          <w:rFonts w:ascii="Ubuntu Mono" w:eastAsiaTheme="majorEastAsia" w:hAnsi="Ubuntu Mono"/>
+          <w:b/>
+          <w:bCs/>
+          <w:color w:val="0D0D0D"/>
+          <w:sz w:val="21"/>
+          <w:szCs w:val="21"/>
+          <w:bdr w:val="single" w:sz="2" w:space="0" w:color="E3E3E3" w:frame="1"/>
+        </w:rPr>
+        <w:t>&gt;</w:t>
       </w:r>
       <w:r>
         <w:rPr>
@@ -1693,7 +1749,35 @@
           <w:szCs w:val="21"/>
           <w:bdr w:val="single" w:sz="2" w:space="0" w:color="E3E3E3" w:frame="1"/>
         </w:rPr>
-        <w:t>&lt;input type="url"&gt;</w:t>
+        <w:t>&lt;input type="</w:t>
+      </w:r>
+      <w:proofErr w:type="spellStart"/>
+      <w:r>
+        <w:rPr>
+          <w:rStyle w:val="HTMLCode"/>
+          <w:rFonts w:ascii="Ubuntu Mono" w:eastAsiaTheme="majorEastAsia" w:hAnsi="Ubuntu Mono"/>
+          <w:b/>
+          <w:bCs/>
+          <w:color w:val="0D0D0D"/>
+          <w:sz w:val="21"/>
+          <w:szCs w:val="21"/>
+          <w:bdr w:val="single" w:sz="2" w:space="0" w:color="E3E3E3" w:frame="1"/>
+        </w:rPr>
+        <w:t>url</w:t>
+      </w:r>
+      <w:proofErr w:type="spellEnd"/>
+      <w:r>
+        <w:rPr>
+          <w:rStyle w:val="HTMLCode"/>
+          <w:rFonts w:ascii="Ubuntu Mono" w:eastAsiaTheme="majorEastAsia" w:hAnsi="Ubuntu Mono"/>
+          <w:b/>
+          <w:bCs/>
+          <w:color w:val="0D0D0D"/>
+          <w:sz w:val="21"/>
+          <w:szCs w:val="21"/>
+          <w:bdr w:val="single" w:sz="2" w:space="0" w:color="E3E3E3" w:frame="1"/>
+        </w:rPr>
+        <w:t>"&gt;</w:t>
       </w:r>
       <w:r>
         <w:rPr>
@@ -1819,6 +1903,7 @@
         </w:rPr>
         <w:t xml:space="preserve">: HTML5 introduced the </w:t>
       </w:r>
+      <w:proofErr w:type="spellStart"/>
       <w:r>
         <w:rPr>
           <w:rStyle w:val="HTMLCode"/>
@@ -1832,6 +1917,7 @@
         </w:rPr>
         <w:t>localStorage</w:t>
       </w:r>
+      <w:proofErr w:type="spellEnd"/>
       <w:r>
         <w:rPr>
           <w:rFonts w:ascii="Segoe UI" w:hAnsi="Segoe UI" w:cs="Segoe UI"/>
@@ -1839,6 +1925,7 @@
         </w:rPr>
         <w:t xml:space="preserve"> and </w:t>
       </w:r>
+      <w:proofErr w:type="spellStart"/>
       <w:r>
         <w:rPr>
           <w:rStyle w:val="HTMLCode"/>
@@ -1852,6 +1939,7 @@
         </w:rPr>
         <w:t>sessionStorage</w:t>
       </w:r>
+      <w:proofErr w:type="spellEnd"/>
       <w:r>
         <w:rPr>
           <w:rFonts w:ascii="Segoe UI" w:hAnsi="Segoe UI" w:cs="Segoe UI"/>
@@ -2008,6 +2096,7 @@
         </w:rPr>
         <w:t xml:space="preserve">: HTML5 introduced the </w:t>
       </w:r>
+      <w:proofErr w:type="spellStart"/>
       <w:r>
         <w:rPr>
           <w:rStyle w:val="HTMLCode"/>
@@ -2021,6 +2110,7 @@
         </w:rPr>
         <w:t>srcset</w:t>
       </w:r>
+      <w:proofErr w:type="spellEnd"/>
       <w:r>
         <w:rPr>
           <w:rFonts w:ascii="Segoe UI" w:hAnsi="Segoe UI" w:cs="Segoe UI"/>
@@ -2059,7 +2149,35 @@
           <w:szCs w:val="21"/>
           <w:bdr w:val="single" w:sz="2" w:space="0" w:color="E3E3E3" w:frame="1"/>
         </w:rPr>
-        <w:t>&lt;img&gt;</w:t>
+        <w:t>&lt;</w:t>
+      </w:r>
+      <w:proofErr w:type="spellStart"/>
+      <w:r>
+        <w:rPr>
+          <w:rStyle w:val="HTMLCode"/>
+          <w:rFonts w:ascii="Ubuntu Mono" w:eastAsiaTheme="majorEastAsia" w:hAnsi="Ubuntu Mono"/>
+          <w:b/>
+          <w:bCs/>
+          <w:color w:val="0D0D0D"/>
+          <w:sz w:val="21"/>
+          <w:szCs w:val="21"/>
+          <w:bdr w:val="single" w:sz="2" w:space="0" w:color="E3E3E3" w:frame="1"/>
+        </w:rPr>
+        <w:t>img</w:t>
+      </w:r>
+      <w:proofErr w:type="spellEnd"/>
+      <w:r>
+        <w:rPr>
+          <w:rStyle w:val="HTMLCode"/>
+          <w:rFonts w:ascii="Ubuntu Mono" w:eastAsiaTheme="majorEastAsia" w:hAnsi="Ubuntu Mono"/>
+          <w:b/>
+          <w:bCs/>
+          <w:color w:val="0D0D0D"/>
+          <w:sz w:val="21"/>
+          <w:szCs w:val="21"/>
+          <w:bdr w:val="single" w:sz="2" w:space="0" w:color="E3E3E3" w:frame="1"/>
+        </w:rPr>
+        <w:t>&gt;</w:t>
       </w:r>
       <w:r>
         <w:rPr>
@@ -2094,6 +2212,7 @@
         <w:rPr>
           <w:b/>
           <w:bCs/>
+          <w:noProof/>
           <w:sz w:val="24"/>
           <w:szCs w:val="24"/>
           <w:vertAlign w:val="superscript"/>
@@ -2151,6 +2270,7 @@
         <w:rPr>
           <w:b/>
           <w:bCs/>
+          <w:noProof/>
           <w:sz w:val="24"/>
           <w:szCs w:val="24"/>
           <w:vertAlign w:val="superscript"/>
@@ -2208,6 +2328,7 @@
         <w:rPr>
           <w:b/>
           <w:bCs/>
+          <w:noProof/>
           <w:sz w:val="24"/>
           <w:szCs w:val="24"/>
           <w:vertAlign w:val="superscript"/>
@@ -2266,11 +2387,13 @@
         <w:rPr>
           <w:b/>
           <w:bCs/>
+          <w:noProof/>
           <w:sz w:val="24"/>
           <w:szCs w:val="24"/>
           <w:vertAlign w:val="superscript"/>
           <w:lang w:val="en-US"/>
         </w:rPr>
+        <w:lastRenderedPageBreak/>
         <w:drawing>
           <wp:inline distT="0" distB="0" distL="0" distR="0" wp14:anchorId="63386089" wp14:editId="09A983EB">
             <wp:extent cx="5731510" cy="3991610"/>
@@ -2307,6 +2430,52 @@
           </wp:inline>
         </w:drawing>
       </w:r>
+      <w:r>
+        <w:rPr>
+          <w:b/>
+          <w:bCs/>
+          <w:noProof/>
+          <w:sz w:val="24"/>
+          <w:szCs w:val="24"/>
+          <w:vertAlign w:val="superscript"/>
+          <w:lang w:val="en-US"/>
+        </w:rPr>
+        <w:drawing>
+          <wp:inline distT="0" distB="0" distL="0" distR="0" wp14:anchorId="2C09F51A" wp14:editId="672B5A0E">
+            <wp:extent cx="5731510" cy="1129665"/>
+            <wp:effectExtent l="0" t="0" r="2540" b="0"/>
+            <wp:docPr id="1397367776" name="Picture 1"/>
+            <wp:cNvGraphicFramePr>
+              <a:graphicFrameLocks xmlns:a="http://schemas.openxmlformats.org/drawingml/2006/main" noChangeAspect="1"/>
+            </wp:cNvGraphicFramePr>
+            <a:graphic xmlns:a="http://schemas.openxmlformats.org/drawingml/2006/main">
+              <a:graphicData uri="http://schemas.openxmlformats.org/drawingml/2006/picture">
+                <pic:pic xmlns:pic="http://schemas.openxmlformats.org/drawingml/2006/picture">
+                  <pic:nvPicPr>
+                    <pic:cNvPr id="1397367776" name=""/>
+                    <pic:cNvPicPr/>
+                  </pic:nvPicPr>
+                  <pic:blipFill>
+                    <a:blip r:embed="rId12"/>
+                    <a:stretch>
+                      <a:fillRect/>
+                    </a:stretch>
+                  </pic:blipFill>
+                  <pic:spPr>
+                    <a:xfrm>
+                      <a:off x="0" y="0"/>
+                      <a:ext cx="5731510" cy="1129665"/>
+                    </a:xfrm>
+                    <a:prstGeom prst="rect">
+                      <a:avLst/>
+                    </a:prstGeom>
+                  </pic:spPr>
+                </pic:pic>
+              </a:graphicData>
+            </a:graphic>
+          </wp:inline>
+        </w:drawing>
+      </w:r>
     </w:p>
     <w:p>
       <w:pPr>
@@ -2329,6 +2498,2335 @@
           <w:lang w:val="en-US"/>
         </w:rPr>
         <w:t>CSS</w:t>
+      </w:r>
+    </w:p>
+    <w:p>
+      <w:pPr>
+        <w:rPr>
+          <w:b/>
+          <w:bCs/>
+          <w:sz w:val="56"/>
+          <w:szCs w:val="56"/>
+          <w:vertAlign w:val="superscript"/>
+          <w:lang w:val="en-US"/>
+        </w:rPr>
+      </w:pPr>
+      <w:r>
+        <w:rPr>
+          <w:b/>
+          <w:bCs/>
+          <w:noProof/>
+          <w:sz w:val="56"/>
+          <w:szCs w:val="56"/>
+          <w:vertAlign w:val="superscript"/>
+          <w:lang w:val="en-US"/>
+        </w:rPr>
+        <w:drawing>
+          <wp:inline distT="0" distB="0" distL="0" distR="0" wp14:anchorId="5AEB8C5E" wp14:editId="67296B72">
+            <wp:extent cx="4467849" cy="876422"/>
+            <wp:effectExtent l="0" t="0" r="9525" b="0"/>
+            <wp:docPr id="208205125" name="Picture 1" descr="A close-up of a white background&#10;&#10;Description automatically generated"/>
+            <wp:cNvGraphicFramePr>
+              <a:graphicFrameLocks xmlns:a="http://schemas.openxmlformats.org/drawingml/2006/main" noChangeAspect="1"/>
+            </wp:cNvGraphicFramePr>
+            <a:graphic xmlns:a="http://schemas.openxmlformats.org/drawingml/2006/main">
+              <a:graphicData uri="http://schemas.openxmlformats.org/drawingml/2006/picture">
+                <pic:pic xmlns:pic="http://schemas.openxmlformats.org/drawingml/2006/picture">
+                  <pic:nvPicPr>
+                    <pic:cNvPr id="208205125" name="Picture 1" descr="A close-up of a white background&#10;&#10;Description automatically generated"/>
+                    <pic:cNvPicPr/>
+                  </pic:nvPicPr>
+                  <pic:blipFill>
+                    <a:blip r:embed="rId13"/>
+                    <a:stretch>
+                      <a:fillRect/>
+                    </a:stretch>
+                  </pic:blipFill>
+                  <pic:spPr>
+                    <a:xfrm>
+                      <a:off x="0" y="0"/>
+                      <a:ext cx="4467849" cy="876422"/>
+                    </a:xfrm>
+                    <a:prstGeom prst="rect">
+                      <a:avLst/>
+                    </a:prstGeom>
+                  </pic:spPr>
+                </pic:pic>
+              </a:graphicData>
+            </a:graphic>
+          </wp:inline>
+        </w:drawing>
+      </w:r>
+    </w:p>
+    <w:p>
+      <w:pPr>
+        <w:rPr>
+          <w:b/>
+          <w:bCs/>
+          <w:sz w:val="56"/>
+          <w:szCs w:val="56"/>
+          <w:vertAlign w:val="superscript"/>
+          <w:lang w:val="en-US"/>
+        </w:rPr>
+      </w:pPr>
+      <w:r>
+        <w:rPr>
+          <w:b/>
+          <w:bCs/>
+          <w:noProof/>
+          <w:sz w:val="56"/>
+          <w:szCs w:val="56"/>
+          <w:vertAlign w:val="superscript"/>
+          <w:lang w:val="en-US"/>
+        </w:rPr>
+        <w:drawing>
+          <wp:inline distT="0" distB="0" distL="0" distR="0" wp14:anchorId="754B4AD0" wp14:editId="5E427122">
+            <wp:extent cx="5731510" cy="1170305"/>
+            <wp:effectExtent l="0" t="0" r="2540" b="0"/>
+            <wp:docPr id="1019237893" name="Picture 1" descr="A close-up of text&#10;&#10;Description automatically generated"/>
+            <wp:cNvGraphicFramePr>
+              <a:graphicFrameLocks xmlns:a="http://schemas.openxmlformats.org/drawingml/2006/main" noChangeAspect="1"/>
+            </wp:cNvGraphicFramePr>
+            <a:graphic xmlns:a="http://schemas.openxmlformats.org/drawingml/2006/main">
+              <a:graphicData uri="http://schemas.openxmlformats.org/drawingml/2006/picture">
+                <pic:pic xmlns:pic="http://schemas.openxmlformats.org/drawingml/2006/picture">
+                  <pic:nvPicPr>
+                    <pic:cNvPr id="1019237893" name="Picture 1" descr="A close-up of text&#10;&#10;Description automatically generated"/>
+                    <pic:cNvPicPr/>
+                  </pic:nvPicPr>
+                  <pic:blipFill>
+                    <a:blip r:embed="rId14"/>
+                    <a:stretch>
+                      <a:fillRect/>
+                    </a:stretch>
+                  </pic:blipFill>
+                  <pic:spPr>
+                    <a:xfrm>
+                      <a:off x="0" y="0"/>
+                      <a:ext cx="5731510" cy="1170305"/>
+                    </a:xfrm>
+                    <a:prstGeom prst="rect">
+                      <a:avLst/>
+                    </a:prstGeom>
+                  </pic:spPr>
+                </pic:pic>
+              </a:graphicData>
+            </a:graphic>
+          </wp:inline>
+        </w:drawing>
+      </w:r>
+    </w:p>
+    <w:p>
+      <w:pPr>
+        <w:rPr>
+          <w:b/>
+          <w:bCs/>
+          <w:sz w:val="56"/>
+          <w:szCs w:val="56"/>
+          <w:vertAlign w:val="superscript"/>
+          <w:lang w:val="en-US"/>
+        </w:rPr>
+      </w:pPr>
+      <w:r>
+        <w:rPr>
+          <w:b/>
+          <w:bCs/>
+          <w:noProof/>
+          <w:sz w:val="56"/>
+          <w:szCs w:val="56"/>
+          <w:vertAlign w:val="superscript"/>
+          <w:lang w:val="en-US"/>
+        </w:rPr>
+        <w:lastRenderedPageBreak/>
+        <w:drawing>
+          <wp:inline distT="0" distB="0" distL="0" distR="0" wp14:anchorId="7589AC8E" wp14:editId="3F4907E4">
+            <wp:extent cx="5731510" cy="1223010"/>
+            <wp:effectExtent l="0" t="0" r="2540" b="0"/>
+            <wp:docPr id="1096904720" name="Picture 1"/>
+            <wp:cNvGraphicFramePr>
+              <a:graphicFrameLocks xmlns:a="http://schemas.openxmlformats.org/drawingml/2006/main" noChangeAspect="1"/>
+            </wp:cNvGraphicFramePr>
+            <a:graphic xmlns:a="http://schemas.openxmlformats.org/drawingml/2006/main">
+              <a:graphicData uri="http://schemas.openxmlformats.org/drawingml/2006/picture">
+                <pic:pic xmlns:pic="http://schemas.openxmlformats.org/drawingml/2006/picture">
+                  <pic:nvPicPr>
+                    <pic:cNvPr id="1096904720" name=""/>
+                    <pic:cNvPicPr/>
+                  </pic:nvPicPr>
+                  <pic:blipFill>
+                    <a:blip r:embed="rId15"/>
+                    <a:stretch>
+                      <a:fillRect/>
+                    </a:stretch>
+                  </pic:blipFill>
+                  <pic:spPr>
+                    <a:xfrm>
+                      <a:off x="0" y="0"/>
+                      <a:ext cx="5731510" cy="1223010"/>
+                    </a:xfrm>
+                    <a:prstGeom prst="rect">
+                      <a:avLst/>
+                    </a:prstGeom>
+                  </pic:spPr>
+                </pic:pic>
+              </a:graphicData>
+            </a:graphic>
+          </wp:inline>
+        </w:drawing>
+      </w:r>
+    </w:p>
+    <w:p>
+      <w:pPr>
+        <w:rPr>
+          <w:b/>
+          <w:bCs/>
+          <w:sz w:val="56"/>
+          <w:szCs w:val="56"/>
+          <w:vertAlign w:val="superscript"/>
+          <w:lang w:val="en-US"/>
+        </w:rPr>
+      </w:pPr>
+      <w:r>
+        <w:rPr>
+          <w:b/>
+          <w:bCs/>
+          <w:noProof/>
+          <w:sz w:val="56"/>
+          <w:szCs w:val="56"/>
+          <w:vertAlign w:val="superscript"/>
+          <w:lang w:val="en-US"/>
+        </w:rPr>
+        <w:drawing>
+          <wp:inline distT="0" distB="0" distL="0" distR="0" wp14:anchorId="72BEF831" wp14:editId="53A2C607">
+            <wp:extent cx="5731510" cy="2991485"/>
+            <wp:effectExtent l="0" t="0" r="2540" b="0"/>
+            <wp:docPr id="1956877862" name="Picture 1"/>
+            <wp:cNvGraphicFramePr>
+              <a:graphicFrameLocks xmlns:a="http://schemas.openxmlformats.org/drawingml/2006/main" noChangeAspect="1"/>
+            </wp:cNvGraphicFramePr>
+            <a:graphic xmlns:a="http://schemas.openxmlformats.org/drawingml/2006/main">
+              <a:graphicData uri="http://schemas.openxmlformats.org/drawingml/2006/picture">
+                <pic:pic xmlns:pic="http://schemas.openxmlformats.org/drawingml/2006/picture">
+                  <pic:nvPicPr>
+                    <pic:cNvPr id="1956877862" name=""/>
+                    <pic:cNvPicPr/>
+                  </pic:nvPicPr>
+                  <pic:blipFill>
+                    <a:blip r:embed="rId16"/>
+                    <a:stretch>
+                      <a:fillRect/>
+                    </a:stretch>
+                  </pic:blipFill>
+                  <pic:spPr>
+                    <a:xfrm>
+                      <a:off x="0" y="0"/>
+                      <a:ext cx="5731510" cy="2991485"/>
+                    </a:xfrm>
+                    <a:prstGeom prst="rect">
+                      <a:avLst/>
+                    </a:prstGeom>
+                  </pic:spPr>
+                </pic:pic>
+              </a:graphicData>
+            </a:graphic>
+          </wp:inline>
+        </w:drawing>
+      </w:r>
+    </w:p>
+    <w:p>
+      <w:pPr>
+        <w:rPr>
+          <w:b/>
+          <w:bCs/>
+          <w:sz w:val="56"/>
+          <w:szCs w:val="56"/>
+          <w:vertAlign w:val="superscript"/>
+          <w:lang w:val="en-US"/>
+        </w:rPr>
+      </w:pPr>
+      <w:r>
+        <w:rPr>
+          <w:b/>
+          <w:bCs/>
+          <w:noProof/>
+          <w:sz w:val="56"/>
+          <w:szCs w:val="56"/>
+          <w:vertAlign w:val="superscript"/>
+          <w:lang w:val="en-US"/>
+        </w:rPr>
+        <w:drawing>
+          <wp:inline distT="0" distB="0" distL="0" distR="0" wp14:anchorId="00D0AABE" wp14:editId="40575322">
+            <wp:extent cx="5731510" cy="1376680"/>
+            <wp:effectExtent l="0" t="0" r="2540" b="0"/>
+            <wp:docPr id="285698287" name="Picture 1"/>
+            <wp:cNvGraphicFramePr>
+              <a:graphicFrameLocks xmlns:a="http://schemas.openxmlformats.org/drawingml/2006/main" noChangeAspect="1"/>
+            </wp:cNvGraphicFramePr>
+            <a:graphic xmlns:a="http://schemas.openxmlformats.org/drawingml/2006/main">
+              <a:graphicData uri="http://schemas.openxmlformats.org/drawingml/2006/picture">
+                <pic:pic xmlns:pic="http://schemas.openxmlformats.org/drawingml/2006/picture">
+                  <pic:nvPicPr>
+                    <pic:cNvPr id="285698287" name=""/>
+                    <pic:cNvPicPr/>
+                  </pic:nvPicPr>
+                  <pic:blipFill>
+                    <a:blip r:embed="rId17"/>
+                    <a:stretch>
+                      <a:fillRect/>
+                    </a:stretch>
+                  </pic:blipFill>
+                  <pic:spPr>
+                    <a:xfrm>
+                      <a:off x="0" y="0"/>
+                      <a:ext cx="5731510" cy="1376680"/>
+                    </a:xfrm>
+                    <a:prstGeom prst="rect">
+                      <a:avLst/>
+                    </a:prstGeom>
+                  </pic:spPr>
+                </pic:pic>
+              </a:graphicData>
+            </a:graphic>
+          </wp:inline>
+        </w:drawing>
+      </w:r>
+    </w:p>
+    <w:p>
+      <w:pPr>
+        <w:rPr>
+          <w:b/>
+          <w:bCs/>
+          <w:sz w:val="56"/>
+          <w:szCs w:val="56"/>
+          <w:vertAlign w:val="superscript"/>
+          <w:lang w:val="en-US"/>
+        </w:rPr>
+      </w:pPr>
+      <w:r>
+        <w:rPr>
+          <w:b/>
+          <w:bCs/>
+          <w:noProof/>
+          <w:sz w:val="56"/>
+          <w:szCs w:val="56"/>
+          <w:vertAlign w:val="superscript"/>
+          <w:lang w:val="en-US"/>
+        </w:rPr>
+        <w:drawing>
+          <wp:inline distT="0" distB="0" distL="0" distR="0" wp14:anchorId="084DC9DC" wp14:editId="7FEFF104">
+            <wp:extent cx="5731510" cy="2046605"/>
+            <wp:effectExtent l="0" t="0" r="2540" b="0"/>
+            <wp:docPr id="1725091816" name="Picture 1"/>
+            <wp:cNvGraphicFramePr>
+              <a:graphicFrameLocks xmlns:a="http://schemas.openxmlformats.org/drawingml/2006/main" noChangeAspect="1"/>
+            </wp:cNvGraphicFramePr>
+            <a:graphic xmlns:a="http://schemas.openxmlformats.org/drawingml/2006/main">
+              <a:graphicData uri="http://schemas.openxmlformats.org/drawingml/2006/picture">
+                <pic:pic xmlns:pic="http://schemas.openxmlformats.org/drawingml/2006/picture">
+                  <pic:nvPicPr>
+                    <pic:cNvPr id="1725091816" name=""/>
+                    <pic:cNvPicPr/>
+                  </pic:nvPicPr>
+                  <pic:blipFill>
+                    <a:blip r:embed="rId18"/>
+                    <a:stretch>
+                      <a:fillRect/>
+                    </a:stretch>
+                  </pic:blipFill>
+                  <pic:spPr>
+                    <a:xfrm>
+                      <a:off x="0" y="0"/>
+                      <a:ext cx="5731510" cy="2046605"/>
+                    </a:xfrm>
+                    <a:prstGeom prst="rect">
+                      <a:avLst/>
+                    </a:prstGeom>
+                  </pic:spPr>
+                </pic:pic>
+              </a:graphicData>
+            </a:graphic>
+          </wp:inline>
+        </w:drawing>
+      </w:r>
+    </w:p>
+    <w:p>
+      <w:pPr>
+        <w:rPr>
+          <w:b/>
+          <w:bCs/>
+          <w:sz w:val="56"/>
+          <w:szCs w:val="56"/>
+          <w:vertAlign w:val="superscript"/>
+          <w:lang w:val="en-US"/>
+        </w:rPr>
+      </w:pPr>
+      <w:r>
+        <w:rPr>
+          <w:b/>
+          <w:bCs/>
+          <w:noProof/>
+          <w:sz w:val="56"/>
+          <w:szCs w:val="56"/>
+          <w:vertAlign w:val="superscript"/>
+          <w:lang w:val="en-US"/>
+        </w:rPr>
+        <w:drawing>
+          <wp:inline distT="0" distB="0" distL="0" distR="0" wp14:anchorId="5D2DA313" wp14:editId="171121AE">
+            <wp:extent cx="5731510" cy="437515"/>
+            <wp:effectExtent l="0" t="0" r="2540" b="635"/>
+            <wp:docPr id="339770749" name="Picture 1"/>
+            <wp:cNvGraphicFramePr>
+              <a:graphicFrameLocks xmlns:a="http://schemas.openxmlformats.org/drawingml/2006/main" noChangeAspect="1"/>
+            </wp:cNvGraphicFramePr>
+            <a:graphic xmlns:a="http://schemas.openxmlformats.org/drawingml/2006/main">
+              <a:graphicData uri="http://schemas.openxmlformats.org/drawingml/2006/picture">
+                <pic:pic xmlns:pic="http://schemas.openxmlformats.org/drawingml/2006/picture">
+                  <pic:nvPicPr>
+                    <pic:cNvPr id="339770749" name=""/>
+                    <pic:cNvPicPr/>
+                  </pic:nvPicPr>
+                  <pic:blipFill>
+                    <a:blip r:embed="rId19"/>
+                    <a:stretch>
+                      <a:fillRect/>
+                    </a:stretch>
+                  </pic:blipFill>
+                  <pic:spPr>
+                    <a:xfrm>
+                      <a:off x="0" y="0"/>
+                      <a:ext cx="5731510" cy="437515"/>
+                    </a:xfrm>
+                    <a:prstGeom prst="rect">
+                      <a:avLst/>
+                    </a:prstGeom>
+                  </pic:spPr>
+                </pic:pic>
+              </a:graphicData>
+            </a:graphic>
+          </wp:inline>
+        </w:drawing>
+      </w:r>
+    </w:p>
+    <w:p>
+      <w:pPr>
+        <w:rPr>
+          <w:b/>
+          <w:bCs/>
+          <w:sz w:val="56"/>
+          <w:szCs w:val="56"/>
+          <w:vertAlign w:val="superscript"/>
+          <w:lang w:val="en-US"/>
+        </w:rPr>
+      </w:pPr>
+      <w:r>
+        <w:rPr>
+          <w:b/>
+          <w:bCs/>
+          <w:noProof/>
+          <w:sz w:val="56"/>
+          <w:szCs w:val="56"/>
+          <w:vertAlign w:val="superscript"/>
+          <w:lang w:val="en-US"/>
+        </w:rPr>
+        <w:lastRenderedPageBreak/>
+        <w:drawing>
+          <wp:inline distT="0" distB="0" distL="0" distR="0" wp14:anchorId="48ED018D" wp14:editId="1F2B4B94">
+            <wp:extent cx="5731510" cy="1075055"/>
+            <wp:effectExtent l="0" t="0" r="2540" b="0"/>
+            <wp:docPr id="1841467272" name="Picture 1" descr="A close up of text&#10;&#10;Description automatically generated"/>
+            <wp:cNvGraphicFramePr>
+              <a:graphicFrameLocks xmlns:a="http://schemas.openxmlformats.org/drawingml/2006/main" noChangeAspect="1"/>
+            </wp:cNvGraphicFramePr>
+            <a:graphic xmlns:a="http://schemas.openxmlformats.org/drawingml/2006/main">
+              <a:graphicData uri="http://schemas.openxmlformats.org/drawingml/2006/picture">
+                <pic:pic xmlns:pic="http://schemas.openxmlformats.org/drawingml/2006/picture">
+                  <pic:nvPicPr>
+                    <pic:cNvPr id="1841467272" name="Picture 1" descr="A close up of text&#10;&#10;Description automatically generated"/>
+                    <pic:cNvPicPr/>
+                  </pic:nvPicPr>
+                  <pic:blipFill>
+                    <a:blip r:embed="rId20"/>
+                    <a:stretch>
+                      <a:fillRect/>
+                    </a:stretch>
+                  </pic:blipFill>
+                  <pic:spPr>
+                    <a:xfrm>
+                      <a:off x="0" y="0"/>
+                      <a:ext cx="5731510" cy="1075055"/>
+                    </a:xfrm>
+                    <a:prstGeom prst="rect">
+                      <a:avLst/>
+                    </a:prstGeom>
+                  </pic:spPr>
+                </pic:pic>
+              </a:graphicData>
+            </a:graphic>
+          </wp:inline>
+        </w:drawing>
+      </w:r>
+      <w:r>
+        <w:rPr>
+          <w:b/>
+          <w:bCs/>
+          <w:noProof/>
+          <w:sz w:val="56"/>
+          <w:szCs w:val="56"/>
+          <w:vertAlign w:val="superscript"/>
+          <w:lang w:val="en-US"/>
+        </w:rPr>
+        <w:drawing>
+          <wp:inline distT="0" distB="0" distL="0" distR="0" wp14:anchorId="39E0E01F" wp14:editId="33271315">
+            <wp:extent cx="5731510" cy="2292350"/>
+            <wp:effectExtent l="0" t="0" r="2540" b="0"/>
+            <wp:docPr id="346913978" name="Picture 1" descr="A screenshot of a computer&#10;&#10;Description automatically generated"/>
+            <wp:cNvGraphicFramePr>
+              <a:graphicFrameLocks xmlns:a="http://schemas.openxmlformats.org/drawingml/2006/main" noChangeAspect="1"/>
+            </wp:cNvGraphicFramePr>
+            <a:graphic xmlns:a="http://schemas.openxmlformats.org/drawingml/2006/main">
+              <a:graphicData uri="http://schemas.openxmlformats.org/drawingml/2006/picture">
+                <pic:pic xmlns:pic="http://schemas.openxmlformats.org/drawingml/2006/picture">
+                  <pic:nvPicPr>
+                    <pic:cNvPr id="346913978" name="Picture 1" descr="A screenshot of a computer&#10;&#10;Description automatically generated"/>
+                    <pic:cNvPicPr/>
+                  </pic:nvPicPr>
+                  <pic:blipFill>
+                    <a:blip r:embed="rId21"/>
+                    <a:stretch>
+                      <a:fillRect/>
+                    </a:stretch>
+                  </pic:blipFill>
+                  <pic:spPr>
+                    <a:xfrm>
+                      <a:off x="0" y="0"/>
+                      <a:ext cx="5731510" cy="2292350"/>
+                    </a:xfrm>
+                    <a:prstGeom prst="rect">
+                      <a:avLst/>
+                    </a:prstGeom>
+                  </pic:spPr>
+                </pic:pic>
+              </a:graphicData>
+            </a:graphic>
+          </wp:inline>
+        </w:drawing>
+      </w:r>
+      <w:r>
+        <w:rPr>
+          <w:b/>
+          <w:bCs/>
+          <w:noProof/>
+          <w:sz w:val="56"/>
+          <w:szCs w:val="56"/>
+          <w:vertAlign w:val="superscript"/>
+          <w:lang w:val="en-US"/>
+        </w:rPr>
+        <w:drawing>
+          <wp:inline distT="0" distB="0" distL="0" distR="0" wp14:anchorId="45DF5ACB" wp14:editId="30218725">
+            <wp:extent cx="5731510" cy="2338705"/>
+            <wp:effectExtent l="0" t="0" r="2540" b="4445"/>
+            <wp:docPr id="2080529326" name="Picture 1" descr="A screenshot of a computer&#10;&#10;Description automatically generated"/>
+            <wp:cNvGraphicFramePr>
+              <a:graphicFrameLocks xmlns:a="http://schemas.openxmlformats.org/drawingml/2006/main" noChangeAspect="1"/>
+            </wp:cNvGraphicFramePr>
+            <a:graphic xmlns:a="http://schemas.openxmlformats.org/drawingml/2006/main">
+              <a:graphicData uri="http://schemas.openxmlformats.org/drawingml/2006/picture">
+                <pic:pic xmlns:pic="http://schemas.openxmlformats.org/drawingml/2006/picture">
+                  <pic:nvPicPr>
+                    <pic:cNvPr id="2080529326" name="Picture 1" descr="A screenshot of a computer&#10;&#10;Description automatically generated"/>
+                    <pic:cNvPicPr/>
+                  </pic:nvPicPr>
+                  <pic:blipFill>
+                    <a:blip r:embed="rId22"/>
+                    <a:stretch>
+                      <a:fillRect/>
+                    </a:stretch>
+                  </pic:blipFill>
+                  <pic:spPr>
+                    <a:xfrm>
+                      <a:off x="0" y="0"/>
+                      <a:ext cx="5731510" cy="2338705"/>
+                    </a:xfrm>
+                    <a:prstGeom prst="rect">
+                      <a:avLst/>
+                    </a:prstGeom>
+                  </pic:spPr>
+                </pic:pic>
+              </a:graphicData>
+            </a:graphic>
+          </wp:inline>
+        </w:drawing>
+      </w:r>
+      <w:r>
+        <w:rPr>
+          <w:b/>
+          <w:bCs/>
+          <w:noProof/>
+          <w:sz w:val="56"/>
+          <w:szCs w:val="56"/>
+          <w:vertAlign w:val="superscript"/>
+          <w:lang w:val="en-US"/>
+        </w:rPr>
+        <w:drawing>
+          <wp:inline distT="0" distB="0" distL="0" distR="0" wp14:anchorId="4FBD2251" wp14:editId="14A797D4">
+            <wp:extent cx="5731510" cy="2124710"/>
+            <wp:effectExtent l="0" t="0" r="2540" b="8890"/>
+            <wp:docPr id="492778996" name="Picture 1" descr="A screenshot of a computer&#10;&#10;Description automatically generated"/>
+            <wp:cNvGraphicFramePr>
+              <a:graphicFrameLocks xmlns:a="http://schemas.openxmlformats.org/drawingml/2006/main" noChangeAspect="1"/>
+            </wp:cNvGraphicFramePr>
+            <a:graphic xmlns:a="http://schemas.openxmlformats.org/drawingml/2006/main">
+              <a:graphicData uri="http://schemas.openxmlformats.org/drawingml/2006/picture">
+                <pic:pic xmlns:pic="http://schemas.openxmlformats.org/drawingml/2006/picture">
+                  <pic:nvPicPr>
+                    <pic:cNvPr id="492778996" name="Picture 1" descr="A screenshot of a computer&#10;&#10;Description automatically generated"/>
+                    <pic:cNvPicPr/>
+                  </pic:nvPicPr>
+                  <pic:blipFill>
+                    <a:blip r:embed="rId23"/>
+                    <a:stretch>
+                      <a:fillRect/>
+                    </a:stretch>
+                  </pic:blipFill>
+                  <pic:spPr>
+                    <a:xfrm>
+                      <a:off x="0" y="0"/>
+                      <a:ext cx="5731510" cy="2124710"/>
+                    </a:xfrm>
+                    <a:prstGeom prst="rect">
+                      <a:avLst/>
+                    </a:prstGeom>
+                  </pic:spPr>
+                </pic:pic>
+              </a:graphicData>
+            </a:graphic>
+          </wp:inline>
+        </w:drawing>
+      </w:r>
+      <w:r>
+        <w:rPr>
+          <w:b/>
+          <w:bCs/>
+          <w:noProof/>
+          <w:sz w:val="56"/>
+          <w:szCs w:val="56"/>
+          <w:vertAlign w:val="superscript"/>
+          <w:lang w:val="en-US"/>
+        </w:rPr>
+        <w:lastRenderedPageBreak/>
+        <w:drawing>
+          <wp:inline distT="0" distB="0" distL="0" distR="0" wp14:anchorId="1FE126DA" wp14:editId="72E40BF8">
+            <wp:extent cx="5731510" cy="2118995"/>
+            <wp:effectExtent l="0" t="0" r="2540" b="0"/>
+            <wp:docPr id="236727977" name="Picture 1" descr="A screenshot of a computer&#10;&#10;Description automatically generated"/>
+            <wp:cNvGraphicFramePr>
+              <a:graphicFrameLocks xmlns:a="http://schemas.openxmlformats.org/drawingml/2006/main" noChangeAspect="1"/>
+            </wp:cNvGraphicFramePr>
+            <a:graphic xmlns:a="http://schemas.openxmlformats.org/drawingml/2006/main">
+              <a:graphicData uri="http://schemas.openxmlformats.org/drawingml/2006/picture">
+                <pic:pic xmlns:pic="http://schemas.openxmlformats.org/drawingml/2006/picture">
+                  <pic:nvPicPr>
+                    <pic:cNvPr id="236727977" name="Picture 1" descr="A screenshot of a computer&#10;&#10;Description automatically generated"/>
+                    <pic:cNvPicPr/>
+                  </pic:nvPicPr>
+                  <pic:blipFill>
+                    <a:blip r:embed="rId24"/>
+                    <a:stretch>
+                      <a:fillRect/>
+                    </a:stretch>
+                  </pic:blipFill>
+                  <pic:spPr>
+                    <a:xfrm>
+                      <a:off x="0" y="0"/>
+                      <a:ext cx="5731510" cy="2118995"/>
+                    </a:xfrm>
+                    <a:prstGeom prst="rect">
+                      <a:avLst/>
+                    </a:prstGeom>
+                  </pic:spPr>
+                </pic:pic>
+              </a:graphicData>
+            </a:graphic>
+          </wp:inline>
+        </w:drawing>
+      </w:r>
+      <w:r>
+        <w:rPr>
+          <w:b/>
+          <w:bCs/>
+          <w:noProof/>
+          <w:sz w:val="56"/>
+          <w:szCs w:val="56"/>
+          <w:vertAlign w:val="superscript"/>
+          <w:lang w:val="en-US"/>
+        </w:rPr>
+        <w:drawing>
+          <wp:inline distT="0" distB="0" distL="0" distR="0" wp14:anchorId="4AA73B8E" wp14:editId="29093351">
+            <wp:extent cx="5731510" cy="2742565"/>
+            <wp:effectExtent l="0" t="0" r="2540" b="635"/>
+            <wp:docPr id="1058967275" name="Picture 1"/>
+            <wp:cNvGraphicFramePr>
+              <a:graphicFrameLocks xmlns:a="http://schemas.openxmlformats.org/drawingml/2006/main" noChangeAspect="1"/>
+            </wp:cNvGraphicFramePr>
+            <a:graphic xmlns:a="http://schemas.openxmlformats.org/drawingml/2006/main">
+              <a:graphicData uri="http://schemas.openxmlformats.org/drawingml/2006/picture">
+                <pic:pic xmlns:pic="http://schemas.openxmlformats.org/drawingml/2006/picture">
+                  <pic:nvPicPr>
+                    <pic:cNvPr id="1058967275" name=""/>
+                    <pic:cNvPicPr/>
+                  </pic:nvPicPr>
+                  <pic:blipFill>
+                    <a:blip r:embed="rId25"/>
+                    <a:stretch>
+                      <a:fillRect/>
+                    </a:stretch>
+                  </pic:blipFill>
+                  <pic:spPr>
+                    <a:xfrm>
+                      <a:off x="0" y="0"/>
+                      <a:ext cx="5731510" cy="2742565"/>
+                    </a:xfrm>
+                    <a:prstGeom prst="rect">
+                      <a:avLst/>
+                    </a:prstGeom>
+                  </pic:spPr>
+                </pic:pic>
+              </a:graphicData>
+            </a:graphic>
+          </wp:inline>
+        </w:drawing>
+      </w:r>
+    </w:p>
+    <w:p>
+      <w:pPr>
+        <w:rPr>
+          <w:b/>
+          <w:bCs/>
+          <w:sz w:val="56"/>
+          <w:szCs w:val="56"/>
+          <w:vertAlign w:val="superscript"/>
+          <w:lang w:val="en-US"/>
+        </w:rPr>
+      </w:pPr>
+      <w:r>
+        <w:rPr>
+          <w:b/>
+          <w:bCs/>
+          <w:noProof/>
+          <w:sz w:val="56"/>
+          <w:szCs w:val="56"/>
+          <w:vertAlign w:val="superscript"/>
+          <w:lang w:val="en-US"/>
+        </w:rPr>
+        <w:lastRenderedPageBreak/>
+        <w:drawing>
+          <wp:inline distT="0" distB="0" distL="0" distR="0" wp14:anchorId="375AE447" wp14:editId="08F4A2EB">
+            <wp:extent cx="5731510" cy="4087495"/>
+            <wp:effectExtent l="0" t="0" r="2540" b="8255"/>
+            <wp:docPr id="2141549161" name="Picture 1"/>
+            <wp:cNvGraphicFramePr>
+              <a:graphicFrameLocks xmlns:a="http://schemas.openxmlformats.org/drawingml/2006/main" noChangeAspect="1"/>
+            </wp:cNvGraphicFramePr>
+            <a:graphic xmlns:a="http://schemas.openxmlformats.org/drawingml/2006/main">
+              <a:graphicData uri="http://schemas.openxmlformats.org/drawingml/2006/picture">
+                <pic:pic xmlns:pic="http://schemas.openxmlformats.org/drawingml/2006/picture">
+                  <pic:nvPicPr>
+                    <pic:cNvPr id="2141549161" name=""/>
+                    <pic:cNvPicPr/>
+                  </pic:nvPicPr>
+                  <pic:blipFill>
+                    <a:blip r:embed="rId26"/>
+                    <a:stretch>
+                      <a:fillRect/>
+                    </a:stretch>
+                  </pic:blipFill>
+                  <pic:spPr>
+                    <a:xfrm>
+                      <a:off x="0" y="0"/>
+                      <a:ext cx="5731510" cy="4087495"/>
+                    </a:xfrm>
+                    <a:prstGeom prst="rect">
+                      <a:avLst/>
+                    </a:prstGeom>
+                  </pic:spPr>
+                </pic:pic>
+              </a:graphicData>
+            </a:graphic>
+          </wp:inline>
+        </w:drawing>
+      </w:r>
+    </w:p>
+    <w:p>
+      <w:pPr>
+        <w:rPr>
+          <w:b/>
+          <w:bCs/>
+          <w:sz w:val="56"/>
+          <w:szCs w:val="56"/>
+          <w:vertAlign w:val="superscript"/>
+          <w:lang w:val="en-US"/>
+        </w:rPr>
+      </w:pPr>
+      <w:r>
+        <w:rPr>
+          <w:b/>
+          <w:bCs/>
+          <w:noProof/>
+          <w:sz w:val="56"/>
+          <w:szCs w:val="56"/>
+          <w:vertAlign w:val="superscript"/>
+          <w:lang w:val="en-US"/>
+        </w:rPr>
+        <w:drawing>
+          <wp:inline distT="0" distB="0" distL="0" distR="0" wp14:anchorId="3322BB12" wp14:editId="5FCF26DD">
+            <wp:extent cx="5731510" cy="2832100"/>
+            <wp:effectExtent l="0" t="0" r="2540" b="6350"/>
+            <wp:docPr id="570950049" name="Picture 1" descr="A screenshot of a computer&#10;&#10;Description automatically generated"/>
+            <wp:cNvGraphicFramePr>
+              <a:graphicFrameLocks xmlns:a="http://schemas.openxmlformats.org/drawingml/2006/main" noChangeAspect="1"/>
+            </wp:cNvGraphicFramePr>
+            <a:graphic xmlns:a="http://schemas.openxmlformats.org/drawingml/2006/main">
+              <a:graphicData uri="http://schemas.openxmlformats.org/drawingml/2006/picture">
+                <pic:pic xmlns:pic="http://schemas.openxmlformats.org/drawingml/2006/picture">
+                  <pic:nvPicPr>
+                    <pic:cNvPr id="570950049" name="Picture 1" descr="A screenshot of a computer&#10;&#10;Description automatically generated"/>
+                    <pic:cNvPicPr/>
+                  </pic:nvPicPr>
+                  <pic:blipFill>
+                    <a:blip r:embed="rId27"/>
+                    <a:stretch>
+                      <a:fillRect/>
+                    </a:stretch>
+                  </pic:blipFill>
+                  <pic:spPr>
+                    <a:xfrm>
+                      <a:off x="0" y="0"/>
+                      <a:ext cx="5731510" cy="2832100"/>
+                    </a:xfrm>
+                    <a:prstGeom prst="rect">
+                      <a:avLst/>
+                    </a:prstGeom>
+                  </pic:spPr>
+                </pic:pic>
+              </a:graphicData>
+            </a:graphic>
+          </wp:inline>
+        </w:drawing>
+      </w:r>
+    </w:p>
+    <w:p>
+      <w:pPr>
+        <w:rPr>
+          <w:b/>
+          <w:bCs/>
+          <w:sz w:val="56"/>
+          <w:szCs w:val="56"/>
+          <w:vertAlign w:val="superscript"/>
+          <w:lang w:val="en-US"/>
+        </w:rPr>
+      </w:pPr>
+      <w:r>
+        <w:rPr>
+          <w:b/>
+          <w:bCs/>
+          <w:noProof/>
+          <w:sz w:val="56"/>
+          <w:szCs w:val="56"/>
+          <w:vertAlign w:val="superscript"/>
+          <w:lang w:val="en-US"/>
+        </w:rPr>
+        <w:drawing>
+          <wp:inline distT="0" distB="0" distL="0" distR="0" wp14:anchorId="569323ED" wp14:editId="4F791F75">
+            <wp:extent cx="5731510" cy="1098550"/>
+            <wp:effectExtent l="0" t="0" r="2540" b="6350"/>
+            <wp:docPr id="809966069" name="Picture 1"/>
+            <wp:cNvGraphicFramePr>
+              <a:graphicFrameLocks xmlns:a="http://schemas.openxmlformats.org/drawingml/2006/main" noChangeAspect="1"/>
+            </wp:cNvGraphicFramePr>
+            <a:graphic xmlns:a="http://schemas.openxmlformats.org/drawingml/2006/main">
+              <a:graphicData uri="http://schemas.openxmlformats.org/drawingml/2006/picture">
+                <pic:pic xmlns:pic="http://schemas.openxmlformats.org/drawingml/2006/picture">
+                  <pic:nvPicPr>
+                    <pic:cNvPr id="809966069" name=""/>
+                    <pic:cNvPicPr/>
+                  </pic:nvPicPr>
+                  <pic:blipFill>
+                    <a:blip r:embed="rId28"/>
+                    <a:stretch>
+                      <a:fillRect/>
+                    </a:stretch>
+                  </pic:blipFill>
+                  <pic:spPr>
+                    <a:xfrm>
+                      <a:off x="0" y="0"/>
+                      <a:ext cx="5731510" cy="1098550"/>
+                    </a:xfrm>
+                    <a:prstGeom prst="rect">
+                      <a:avLst/>
+                    </a:prstGeom>
+                  </pic:spPr>
+                </pic:pic>
+              </a:graphicData>
+            </a:graphic>
+          </wp:inline>
+        </w:drawing>
+      </w:r>
+    </w:p>
+    <w:p>
+      <w:pPr>
+        <w:rPr>
+          <w:b/>
+          <w:bCs/>
+          <w:sz w:val="56"/>
+          <w:szCs w:val="56"/>
+          <w:vertAlign w:val="superscript"/>
+          <w:lang w:val="en-US"/>
+        </w:rPr>
+      </w:pPr>
+      <w:r>
+        <w:rPr>
+          <w:b/>
+          <w:bCs/>
+          <w:noProof/>
+          <w:sz w:val="56"/>
+          <w:szCs w:val="56"/>
+          <w:vertAlign w:val="superscript"/>
+          <w:lang w:val="en-US"/>
+        </w:rPr>
+        <w:lastRenderedPageBreak/>
+        <w:drawing>
+          <wp:inline distT="0" distB="0" distL="0" distR="0" wp14:anchorId="16945EC0" wp14:editId="6E7B9BE4">
+            <wp:extent cx="5731510" cy="2068195"/>
+            <wp:effectExtent l="0" t="0" r="2540" b="8255"/>
+            <wp:docPr id="992712378" name="Picture 1" descr="A screenshot of a computer&#10;&#10;Description automatically generated"/>
+            <wp:cNvGraphicFramePr>
+              <a:graphicFrameLocks xmlns:a="http://schemas.openxmlformats.org/drawingml/2006/main" noChangeAspect="1"/>
+            </wp:cNvGraphicFramePr>
+            <a:graphic xmlns:a="http://schemas.openxmlformats.org/drawingml/2006/main">
+              <a:graphicData uri="http://schemas.openxmlformats.org/drawingml/2006/picture">
+                <pic:pic xmlns:pic="http://schemas.openxmlformats.org/drawingml/2006/picture">
+                  <pic:nvPicPr>
+                    <pic:cNvPr id="992712378" name="Picture 1" descr="A screenshot of a computer&#10;&#10;Description automatically generated"/>
+                    <pic:cNvPicPr/>
+                  </pic:nvPicPr>
+                  <pic:blipFill>
+                    <a:blip r:embed="rId29"/>
+                    <a:stretch>
+                      <a:fillRect/>
+                    </a:stretch>
+                  </pic:blipFill>
+                  <pic:spPr>
+                    <a:xfrm>
+                      <a:off x="0" y="0"/>
+                      <a:ext cx="5731510" cy="2068195"/>
+                    </a:xfrm>
+                    <a:prstGeom prst="rect">
+                      <a:avLst/>
+                    </a:prstGeom>
+                  </pic:spPr>
+                </pic:pic>
+              </a:graphicData>
+            </a:graphic>
+          </wp:inline>
+        </w:drawing>
+      </w:r>
+    </w:p>
+    <w:p>
+      <w:pPr>
+        <w:rPr>
+          <w:b/>
+          <w:bCs/>
+          <w:sz w:val="56"/>
+          <w:szCs w:val="56"/>
+          <w:vertAlign w:val="superscript"/>
+          <w:lang w:val="en-US"/>
+        </w:rPr>
+      </w:pPr>
+      <w:r>
+        <w:rPr>
+          <w:b/>
+          <w:bCs/>
+          <w:noProof/>
+          <w:sz w:val="56"/>
+          <w:szCs w:val="56"/>
+          <w:vertAlign w:val="superscript"/>
+          <w:lang w:val="en-US"/>
+        </w:rPr>
+        <w:drawing>
+          <wp:inline distT="0" distB="0" distL="0" distR="0" wp14:anchorId="0EAB92B2" wp14:editId="3BFF5925">
+            <wp:extent cx="5731510" cy="1211580"/>
+            <wp:effectExtent l="0" t="0" r="2540" b="7620"/>
+            <wp:docPr id="420774254" name="Picture 1" descr="A screenshot of a computer&#10;&#10;Description automatically generated"/>
+            <wp:cNvGraphicFramePr>
+              <a:graphicFrameLocks xmlns:a="http://schemas.openxmlformats.org/drawingml/2006/main" noChangeAspect="1"/>
+            </wp:cNvGraphicFramePr>
+            <a:graphic xmlns:a="http://schemas.openxmlformats.org/drawingml/2006/main">
+              <a:graphicData uri="http://schemas.openxmlformats.org/drawingml/2006/picture">
+                <pic:pic xmlns:pic="http://schemas.openxmlformats.org/drawingml/2006/picture">
+                  <pic:nvPicPr>
+                    <pic:cNvPr id="420774254" name="Picture 1" descr="A screenshot of a computer&#10;&#10;Description automatically generated"/>
+                    <pic:cNvPicPr/>
+                  </pic:nvPicPr>
+                  <pic:blipFill>
+                    <a:blip r:embed="rId30"/>
+                    <a:stretch>
+                      <a:fillRect/>
+                    </a:stretch>
+                  </pic:blipFill>
+                  <pic:spPr>
+                    <a:xfrm>
+                      <a:off x="0" y="0"/>
+                      <a:ext cx="5731510" cy="1211580"/>
+                    </a:xfrm>
+                    <a:prstGeom prst="rect">
+                      <a:avLst/>
+                    </a:prstGeom>
+                  </pic:spPr>
+                </pic:pic>
+              </a:graphicData>
+            </a:graphic>
+          </wp:inline>
+        </w:drawing>
+      </w:r>
+    </w:p>
+    <w:p>
+      <w:pPr>
+        <w:rPr>
+          <w:b/>
+          <w:bCs/>
+          <w:sz w:val="56"/>
+          <w:szCs w:val="56"/>
+          <w:vertAlign w:val="superscript"/>
+          <w:lang w:val="en-US"/>
+        </w:rPr>
+      </w:pPr>
+      <w:r>
+        <w:rPr>
+          <w:b/>
+          <w:bCs/>
+          <w:noProof/>
+          <w:sz w:val="56"/>
+          <w:szCs w:val="56"/>
+          <w:vertAlign w:val="superscript"/>
+          <w:lang w:val="en-US"/>
+        </w:rPr>
+        <w:drawing>
+          <wp:inline distT="0" distB="0" distL="0" distR="0" wp14:anchorId="6319DB23" wp14:editId="3264018E">
+            <wp:extent cx="5731510" cy="1296035"/>
+            <wp:effectExtent l="0" t="0" r="2540" b="0"/>
+            <wp:docPr id="1067040759" name="Picture 1" descr="A close-up of a text&#10;&#10;Description automatically generated"/>
+            <wp:cNvGraphicFramePr>
+              <a:graphicFrameLocks xmlns:a="http://schemas.openxmlformats.org/drawingml/2006/main" noChangeAspect="1"/>
+            </wp:cNvGraphicFramePr>
+            <a:graphic xmlns:a="http://schemas.openxmlformats.org/drawingml/2006/main">
+              <a:graphicData uri="http://schemas.openxmlformats.org/drawingml/2006/picture">
+                <pic:pic xmlns:pic="http://schemas.openxmlformats.org/drawingml/2006/picture">
+                  <pic:nvPicPr>
+                    <pic:cNvPr id="1067040759" name="Picture 1" descr="A close-up of a text&#10;&#10;Description automatically generated"/>
+                    <pic:cNvPicPr/>
+                  </pic:nvPicPr>
+                  <pic:blipFill>
+                    <a:blip r:embed="rId31"/>
+                    <a:stretch>
+                      <a:fillRect/>
+                    </a:stretch>
+                  </pic:blipFill>
+                  <pic:spPr>
+                    <a:xfrm>
+                      <a:off x="0" y="0"/>
+                      <a:ext cx="5731510" cy="1296035"/>
+                    </a:xfrm>
+                    <a:prstGeom prst="rect">
+                      <a:avLst/>
+                    </a:prstGeom>
+                  </pic:spPr>
+                </pic:pic>
+              </a:graphicData>
+            </a:graphic>
+          </wp:inline>
+        </w:drawing>
+      </w:r>
+    </w:p>
+    <w:p>
+      <w:pPr>
+        <w:rPr>
+          <w:b/>
+          <w:bCs/>
+          <w:sz w:val="56"/>
+          <w:szCs w:val="56"/>
+          <w:vertAlign w:val="superscript"/>
+          <w:lang w:val="en-US"/>
+        </w:rPr>
+      </w:pPr>
+      <w:r>
+        <w:rPr>
+          <w:b/>
+          <w:bCs/>
+          <w:noProof/>
+          <w:sz w:val="56"/>
+          <w:szCs w:val="56"/>
+          <w:vertAlign w:val="superscript"/>
+          <w:lang w:val="en-US"/>
+        </w:rPr>
+        <w:drawing>
+          <wp:inline distT="0" distB="0" distL="0" distR="0" wp14:anchorId="3A4A30A4" wp14:editId="45AEFF01">
+            <wp:extent cx="5731510" cy="673100"/>
+            <wp:effectExtent l="0" t="0" r="2540" b="0"/>
+            <wp:docPr id="2104713396" name="Picture 1"/>
+            <wp:cNvGraphicFramePr>
+              <a:graphicFrameLocks xmlns:a="http://schemas.openxmlformats.org/drawingml/2006/main" noChangeAspect="1"/>
+            </wp:cNvGraphicFramePr>
+            <a:graphic xmlns:a="http://schemas.openxmlformats.org/drawingml/2006/main">
+              <a:graphicData uri="http://schemas.openxmlformats.org/drawingml/2006/picture">
+                <pic:pic xmlns:pic="http://schemas.openxmlformats.org/drawingml/2006/picture">
+                  <pic:nvPicPr>
+                    <pic:cNvPr id="2104713396" name=""/>
+                    <pic:cNvPicPr/>
+                  </pic:nvPicPr>
+                  <pic:blipFill>
+                    <a:blip r:embed="rId32"/>
+                    <a:stretch>
+                      <a:fillRect/>
+                    </a:stretch>
+                  </pic:blipFill>
+                  <pic:spPr>
+                    <a:xfrm>
+                      <a:off x="0" y="0"/>
+                      <a:ext cx="5731510" cy="673100"/>
+                    </a:xfrm>
+                    <a:prstGeom prst="rect">
+                      <a:avLst/>
+                    </a:prstGeom>
+                  </pic:spPr>
+                </pic:pic>
+              </a:graphicData>
+            </a:graphic>
+          </wp:inline>
+        </w:drawing>
+      </w:r>
+    </w:p>
+    <w:p>
+      <w:pPr>
+        <w:rPr>
+          <w:b/>
+          <w:bCs/>
+          <w:sz w:val="56"/>
+          <w:szCs w:val="56"/>
+          <w:vertAlign w:val="superscript"/>
+          <w:lang w:val="en-US"/>
+        </w:rPr>
+      </w:pPr>
+      <w:r>
+        <w:rPr>
+          <w:b/>
+          <w:bCs/>
+          <w:noProof/>
+          <w:sz w:val="56"/>
+          <w:szCs w:val="56"/>
+          <w:vertAlign w:val="superscript"/>
+          <w:lang w:val="en-US"/>
+        </w:rPr>
+        <w:drawing>
+          <wp:inline distT="0" distB="0" distL="0" distR="0" wp14:anchorId="22591212" wp14:editId="3041197C">
+            <wp:extent cx="5731510" cy="1134745"/>
+            <wp:effectExtent l="0" t="0" r="2540" b="8255"/>
+            <wp:docPr id="1774921503" name="Picture 1"/>
+            <wp:cNvGraphicFramePr>
+              <a:graphicFrameLocks xmlns:a="http://schemas.openxmlformats.org/drawingml/2006/main" noChangeAspect="1"/>
+            </wp:cNvGraphicFramePr>
+            <a:graphic xmlns:a="http://schemas.openxmlformats.org/drawingml/2006/main">
+              <a:graphicData uri="http://schemas.openxmlformats.org/drawingml/2006/picture">
+                <pic:pic xmlns:pic="http://schemas.openxmlformats.org/drawingml/2006/picture">
+                  <pic:nvPicPr>
+                    <pic:cNvPr id="1774921503" name=""/>
+                    <pic:cNvPicPr/>
+                  </pic:nvPicPr>
+                  <pic:blipFill>
+                    <a:blip r:embed="rId33"/>
+                    <a:stretch>
+                      <a:fillRect/>
+                    </a:stretch>
+                  </pic:blipFill>
+                  <pic:spPr>
+                    <a:xfrm>
+                      <a:off x="0" y="0"/>
+                      <a:ext cx="5731510" cy="1134745"/>
+                    </a:xfrm>
+                    <a:prstGeom prst="rect">
+                      <a:avLst/>
+                    </a:prstGeom>
+                  </pic:spPr>
+                </pic:pic>
+              </a:graphicData>
+            </a:graphic>
+          </wp:inline>
+        </w:drawing>
+      </w:r>
+    </w:p>
+    <w:p>
+      <w:pPr>
+        <w:rPr>
+          <w:b/>
+          <w:bCs/>
+          <w:sz w:val="56"/>
+          <w:szCs w:val="56"/>
+          <w:vertAlign w:val="superscript"/>
+          <w:lang w:val="en-US"/>
+        </w:rPr>
+      </w:pPr>
+      <w:r>
+        <w:rPr>
+          <w:b/>
+          <w:bCs/>
+          <w:noProof/>
+          <w:sz w:val="56"/>
+          <w:szCs w:val="56"/>
+          <w:vertAlign w:val="superscript"/>
+          <w:lang w:val="en-US"/>
+        </w:rPr>
+        <w:lastRenderedPageBreak/>
+        <w:drawing>
+          <wp:inline distT="0" distB="0" distL="0" distR="0" wp14:anchorId="60B95DFE" wp14:editId="18BA5F2B">
+            <wp:extent cx="5731510" cy="2829560"/>
+            <wp:effectExtent l="0" t="0" r="2540" b="8890"/>
+            <wp:docPr id="1823933839" name="Picture 1" descr="A diagram of a cross-section&#10;&#10;Description automatically generated"/>
+            <wp:cNvGraphicFramePr>
+              <a:graphicFrameLocks xmlns:a="http://schemas.openxmlformats.org/drawingml/2006/main" noChangeAspect="1"/>
+            </wp:cNvGraphicFramePr>
+            <a:graphic xmlns:a="http://schemas.openxmlformats.org/drawingml/2006/main">
+              <a:graphicData uri="http://schemas.openxmlformats.org/drawingml/2006/picture">
+                <pic:pic xmlns:pic="http://schemas.openxmlformats.org/drawingml/2006/picture">
+                  <pic:nvPicPr>
+                    <pic:cNvPr id="1823933839" name="Picture 1" descr="A diagram of a cross-section&#10;&#10;Description automatically generated"/>
+                    <pic:cNvPicPr/>
+                  </pic:nvPicPr>
+                  <pic:blipFill>
+                    <a:blip r:embed="rId34"/>
+                    <a:stretch>
+                      <a:fillRect/>
+                    </a:stretch>
+                  </pic:blipFill>
+                  <pic:spPr>
+                    <a:xfrm>
+                      <a:off x="0" y="0"/>
+                      <a:ext cx="5731510" cy="2829560"/>
+                    </a:xfrm>
+                    <a:prstGeom prst="rect">
+                      <a:avLst/>
+                    </a:prstGeom>
+                  </pic:spPr>
+                </pic:pic>
+              </a:graphicData>
+            </a:graphic>
+          </wp:inline>
+        </w:drawing>
+      </w:r>
+    </w:p>
+    <w:p>
+      <w:pPr>
+        <w:rPr>
+          <w:b/>
+          <w:bCs/>
+          <w:sz w:val="56"/>
+          <w:szCs w:val="56"/>
+          <w:vertAlign w:val="superscript"/>
+          <w:lang w:val="en-US"/>
+        </w:rPr>
+      </w:pPr>
+      <w:r>
+        <w:rPr>
+          <w:b/>
+          <w:bCs/>
+          <w:noProof/>
+          <w:sz w:val="56"/>
+          <w:szCs w:val="56"/>
+          <w:vertAlign w:val="superscript"/>
+          <w:lang w:val="en-US"/>
+        </w:rPr>
+        <w:drawing>
+          <wp:inline distT="0" distB="0" distL="0" distR="0" wp14:anchorId="453CD96C" wp14:editId="4F69D0DB">
+            <wp:extent cx="5731510" cy="2342515"/>
+            <wp:effectExtent l="0" t="0" r="2540" b="635"/>
+            <wp:docPr id="446760867" name="Picture 1" descr="A screenshot of a computer&#10;&#10;Description automatically generated"/>
+            <wp:cNvGraphicFramePr>
+              <a:graphicFrameLocks xmlns:a="http://schemas.openxmlformats.org/drawingml/2006/main" noChangeAspect="1"/>
+            </wp:cNvGraphicFramePr>
+            <a:graphic xmlns:a="http://schemas.openxmlformats.org/drawingml/2006/main">
+              <a:graphicData uri="http://schemas.openxmlformats.org/drawingml/2006/picture">
+                <pic:pic xmlns:pic="http://schemas.openxmlformats.org/drawingml/2006/picture">
+                  <pic:nvPicPr>
+                    <pic:cNvPr id="446760867" name="Picture 1" descr="A screenshot of a computer&#10;&#10;Description automatically generated"/>
+                    <pic:cNvPicPr/>
+                  </pic:nvPicPr>
+                  <pic:blipFill>
+                    <a:blip r:embed="rId35"/>
+                    <a:stretch>
+                      <a:fillRect/>
+                    </a:stretch>
+                  </pic:blipFill>
+                  <pic:spPr>
+                    <a:xfrm>
+                      <a:off x="0" y="0"/>
+                      <a:ext cx="5731510" cy="2342515"/>
+                    </a:xfrm>
+                    <a:prstGeom prst="rect">
+                      <a:avLst/>
+                    </a:prstGeom>
+                  </pic:spPr>
+                </pic:pic>
+              </a:graphicData>
+            </a:graphic>
+          </wp:inline>
+        </w:drawing>
+      </w:r>
+    </w:p>
+    <w:p>
+      <w:pPr>
+        <w:rPr>
+          <w:b/>
+          <w:bCs/>
+          <w:sz w:val="56"/>
+          <w:szCs w:val="56"/>
+          <w:vertAlign w:val="superscript"/>
+          <w:lang w:val="en-US"/>
+        </w:rPr>
+      </w:pPr>
+      <w:r>
+        <w:rPr>
+          <w:b/>
+          <w:bCs/>
+          <w:noProof/>
+          <w:sz w:val="56"/>
+          <w:szCs w:val="56"/>
+          <w:vertAlign w:val="superscript"/>
+          <w:lang w:val="en-US"/>
+        </w:rPr>
+        <w:drawing>
+          <wp:inline distT="0" distB="0" distL="0" distR="0" wp14:anchorId="14E46387" wp14:editId="251BC60F">
+            <wp:extent cx="5731510" cy="3350895"/>
+            <wp:effectExtent l="0" t="0" r="2540" b="1905"/>
+            <wp:docPr id="1428642983" name="Picture 1"/>
+            <wp:cNvGraphicFramePr>
+              <a:graphicFrameLocks xmlns:a="http://schemas.openxmlformats.org/drawingml/2006/main" noChangeAspect="1"/>
+            </wp:cNvGraphicFramePr>
+            <a:graphic xmlns:a="http://schemas.openxmlformats.org/drawingml/2006/main">
+              <a:graphicData uri="http://schemas.openxmlformats.org/drawingml/2006/picture">
+                <pic:pic xmlns:pic="http://schemas.openxmlformats.org/drawingml/2006/picture">
+                  <pic:nvPicPr>
+                    <pic:cNvPr id="1428642983" name=""/>
+                    <pic:cNvPicPr/>
+                  </pic:nvPicPr>
+                  <pic:blipFill>
+                    <a:blip r:embed="rId36"/>
+                    <a:stretch>
+                      <a:fillRect/>
+                    </a:stretch>
+                  </pic:blipFill>
+                  <pic:spPr>
+                    <a:xfrm>
+                      <a:off x="0" y="0"/>
+                      <a:ext cx="5731510" cy="3350895"/>
+                    </a:xfrm>
+                    <a:prstGeom prst="rect">
+                      <a:avLst/>
+                    </a:prstGeom>
+                  </pic:spPr>
+                </pic:pic>
+              </a:graphicData>
+            </a:graphic>
+          </wp:inline>
+        </w:drawing>
+      </w:r>
+    </w:p>
+    <w:p>
+      <w:pPr>
+        <w:rPr>
+          <w:b/>
+          <w:bCs/>
+          <w:sz w:val="56"/>
+          <w:szCs w:val="56"/>
+          <w:vertAlign w:val="superscript"/>
+          <w:lang w:val="en-US"/>
+        </w:rPr>
+      </w:pPr>
+      <w:r>
+        <w:rPr>
+          <w:b/>
+          <w:bCs/>
+          <w:noProof/>
+          <w:sz w:val="56"/>
+          <w:szCs w:val="56"/>
+          <w:vertAlign w:val="superscript"/>
+          <w:lang w:val="en-US"/>
+        </w:rPr>
+        <w:lastRenderedPageBreak/>
+        <w:drawing>
+          <wp:inline distT="0" distB="0" distL="0" distR="0" wp14:anchorId="2475571A" wp14:editId="07F39311">
+            <wp:extent cx="5731510" cy="2794000"/>
+            <wp:effectExtent l="0" t="0" r="2540" b="6350"/>
+            <wp:docPr id="871105884" name="Picture 1"/>
+            <wp:cNvGraphicFramePr>
+              <a:graphicFrameLocks xmlns:a="http://schemas.openxmlformats.org/drawingml/2006/main" noChangeAspect="1"/>
+            </wp:cNvGraphicFramePr>
+            <a:graphic xmlns:a="http://schemas.openxmlformats.org/drawingml/2006/main">
+              <a:graphicData uri="http://schemas.openxmlformats.org/drawingml/2006/picture">
+                <pic:pic xmlns:pic="http://schemas.openxmlformats.org/drawingml/2006/picture">
+                  <pic:nvPicPr>
+                    <pic:cNvPr id="871105884" name=""/>
+                    <pic:cNvPicPr/>
+                  </pic:nvPicPr>
+                  <pic:blipFill>
+                    <a:blip r:embed="rId37"/>
+                    <a:stretch>
+                      <a:fillRect/>
+                    </a:stretch>
+                  </pic:blipFill>
+                  <pic:spPr>
+                    <a:xfrm>
+                      <a:off x="0" y="0"/>
+                      <a:ext cx="5731510" cy="2794000"/>
+                    </a:xfrm>
+                    <a:prstGeom prst="rect">
+                      <a:avLst/>
+                    </a:prstGeom>
+                  </pic:spPr>
+                </pic:pic>
+              </a:graphicData>
+            </a:graphic>
+          </wp:inline>
+        </w:drawing>
+      </w:r>
+    </w:p>
+    <w:p>
+      <w:pPr>
+        <w:rPr>
+          <w:b/>
+          <w:bCs/>
+          <w:sz w:val="56"/>
+          <w:szCs w:val="56"/>
+          <w:vertAlign w:val="superscript"/>
+          <w:lang w:val="en-US"/>
+        </w:rPr>
+      </w:pPr>
+      <w:r>
+        <w:rPr>
+          <w:b/>
+          <w:bCs/>
+          <w:noProof/>
+          <w:sz w:val="56"/>
+          <w:szCs w:val="56"/>
+          <w:vertAlign w:val="superscript"/>
+          <w:lang w:val="en-US"/>
+        </w:rPr>
+        <w:drawing>
+          <wp:inline distT="0" distB="0" distL="0" distR="0" wp14:anchorId="20DBC54B" wp14:editId="2BCD7C72">
+            <wp:extent cx="5731510" cy="2571115"/>
+            <wp:effectExtent l="0" t="0" r="2540" b="635"/>
+            <wp:docPr id="414978511" name="Picture 1" descr="A screenshot of a computer&#10;&#10;Description automatically generated"/>
+            <wp:cNvGraphicFramePr>
+              <a:graphicFrameLocks xmlns:a="http://schemas.openxmlformats.org/drawingml/2006/main" noChangeAspect="1"/>
+            </wp:cNvGraphicFramePr>
+            <a:graphic xmlns:a="http://schemas.openxmlformats.org/drawingml/2006/main">
+              <a:graphicData uri="http://schemas.openxmlformats.org/drawingml/2006/picture">
+                <pic:pic xmlns:pic="http://schemas.openxmlformats.org/drawingml/2006/picture">
+                  <pic:nvPicPr>
+                    <pic:cNvPr id="414978511" name="Picture 1" descr="A screenshot of a computer&#10;&#10;Description automatically generated"/>
+                    <pic:cNvPicPr/>
+                  </pic:nvPicPr>
+                  <pic:blipFill>
+                    <a:blip r:embed="rId38"/>
+                    <a:stretch>
+                      <a:fillRect/>
+                    </a:stretch>
+                  </pic:blipFill>
+                  <pic:spPr>
+                    <a:xfrm>
+                      <a:off x="0" y="0"/>
+                      <a:ext cx="5731510" cy="2571115"/>
+                    </a:xfrm>
+                    <a:prstGeom prst="rect">
+                      <a:avLst/>
+                    </a:prstGeom>
+                  </pic:spPr>
+                </pic:pic>
+              </a:graphicData>
+            </a:graphic>
+          </wp:inline>
+        </w:drawing>
+      </w:r>
+    </w:p>
+    <w:p>
+      <w:pPr>
+        <w:rPr>
+          <w:b/>
+          <w:bCs/>
+          <w:sz w:val="56"/>
+          <w:szCs w:val="56"/>
+          <w:vertAlign w:val="superscript"/>
+          <w:lang w:val="en-US"/>
+        </w:rPr>
+      </w:pPr>
+      <w:r>
+        <w:rPr>
+          <w:b/>
+          <w:bCs/>
+          <w:noProof/>
+          <w:sz w:val="56"/>
+          <w:szCs w:val="56"/>
+          <w:vertAlign w:val="superscript"/>
+          <w:lang w:val="en-US"/>
+        </w:rPr>
+        <w:drawing>
+          <wp:inline distT="0" distB="0" distL="0" distR="0" wp14:anchorId="3E4DFFD6" wp14:editId="36296F9A">
+            <wp:extent cx="5731510" cy="2894330"/>
+            <wp:effectExtent l="0" t="0" r="2540" b="1270"/>
+            <wp:docPr id="125866530" name="Picture 1" descr="A screenshot of a computer&#10;&#10;Description automatically generated"/>
+            <wp:cNvGraphicFramePr>
+              <a:graphicFrameLocks xmlns:a="http://schemas.openxmlformats.org/drawingml/2006/main" noChangeAspect="1"/>
+            </wp:cNvGraphicFramePr>
+            <a:graphic xmlns:a="http://schemas.openxmlformats.org/drawingml/2006/main">
+              <a:graphicData uri="http://schemas.openxmlformats.org/drawingml/2006/picture">
+                <pic:pic xmlns:pic="http://schemas.openxmlformats.org/drawingml/2006/picture">
+                  <pic:nvPicPr>
+                    <pic:cNvPr id="125866530" name="Picture 1" descr="A screenshot of a computer&#10;&#10;Description automatically generated"/>
+                    <pic:cNvPicPr/>
+                  </pic:nvPicPr>
+                  <pic:blipFill>
+                    <a:blip r:embed="rId39"/>
+                    <a:stretch>
+                      <a:fillRect/>
+                    </a:stretch>
+                  </pic:blipFill>
+                  <pic:spPr>
+                    <a:xfrm>
+                      <a:off x="0" y="0"/>
+                      <a:ext cx="5731510" cy="2894330"/>
+                    </a:xfrm>
+                    <a:prstGeom prst="rect">
+                      <a:avLst/>
+                    </a:prstGeom>
+                  </pic:spPr>
+                </pic:pic>
+              </a:graphicData>
+            </a:graphic>
+          </wp:inline>
+        </w:drawing>
+      </w:r>
+    </w:p>
+    <w:p>
+      <w:pPr>
+        <w:rPr>
+          <w:b/>
+          <w:bCs/>
+          <w:sz w:val="56"/>
+          <w:szCs w:val="56"/>
+          <w:vertAlign w:val="superscript"/>
+          <w:lang w:val="en-US"/>
+        </w:rPr>
+      </w:pPr>
+      <w:r>
+        <w:rPr>
+          <w:b/>
+          <w:bCs/>
+          <w:noProof/>
+          <w:sz w:val="56"/>
+          <w:szCs w:val="56"/>
+          <w:vertAlign w:val="superscript"/>
+          <w:lang w:val="en-US"/>
+        </w:rPr>
+        <w:lastRenderedPageBreak/>
+        <w:drawing>
+          <wp:inline distT="0" distB="0" distL="0" distR="0" wp14:anchorId="402DF057" wp14:editId="2F9FB614">
+            <wp:extent cx="5731510" cy="1442720"/>
+            <wp:effectExtent l="0" t="0" r="2540" b="5080"/>
+            <wp:docPr id="2004294559" name="Picture 1" descr="A close-up of a text&#10;&#10;Description automatically generated"/>
+            <wp:cNvGraphicFramePr>
+              <a:graphicFrameLocks xmlns:a="http://schemas.openxmlformats.org/drawingml/2006/main" noChangeAspect="1"/>
+            </wp:cNvGraphicFramePr>
+            <a:graphic xmlns:a="http://schemas.openxmlformats.org/drawingml/2006/main">
+              <a:graphicData uri="http://schemas.openxmlformats.org/drawingml/2006/picture">
+                <pic:pic xmlns:pic="http://schemas.openxmlformats.org/drawingml/2006/picture">
+                  <pic:nvPicPr>
+                    <pic:cNvPr id="2004294559" name="Picture 1" descr="A close-up of a text&#10;&#10;Description automatically generated"/>
+                    <pic:cNvPicPr/>
+                  </pic:nvPicPr>
+                  <pic:blipFill>
+                    <a:blip r:embed="rId40"/>
+                    <a:stretch>
+                      <a:fillRect/>
+                    </a:stretch>
+                  </pic:blipFill>
+                  <pic:spPr>
+                    <a:xfrm>
+                      <a:off x="0" y="0"/>
+                      <a:ext cx="5731510" cy="1442720"/>
+                    </a:xfrm>
+                    <a:prstGeom prst="rect">
+                      <a:avLst/>
+                    </a:prstGeom>
+                  </pic:spPr>
+                </pic:pic>
+              </a:graphicData>
+            </a:graphic>
+          </wp:inline>
+        </w:drawing>
+      </w:r>
+    </w:p>
+    <w:p>
+      <w:pPr>
+        <w:rPr>
+          <w:b/>
+          <w:bCs/>
+          <w:sz w:val="56"/>
+          <w:szCs w:val="56"/>
+          <w:vertAlign w:val="superscript"/>
+          <w:lang w:val="en-US"/>
+        </w:rPr>
+      </w:pPr>
+      <w:r>
+        <w:rPr>
+          <w:b/>
+          <w:bCs/>
+          <w:noProof/>
+          <w:sz w:val="56"/>
+          <w:szCs w:val="56"/>
+          <w:vertAlign w:val="superscript"/>
+          <w:lang w:val="en-US"/>
+        </w:rPr>
+        <w:drawing>
+          <wp:inline distT="0" distB="0" distL="0" distR="0" wp14:anchorId="16F41724" wp14:editId="36660107">
+            <wp:extent cx="5430008" cy="2581635"/>
+            <wp:effectExtent l="0" t="0" r="0" b="9525"/>
+            <wp:docPr id="802446653" name="Picture 1" descr="A white background with black text&#10;&#10;Description automatically generated"/>
+            <wp:cNvGraphicFramePr>
+              <a:graphicFrameLocks xmlns:a="http://schemas.openxmlformats.org/drawingml/2006/main" noChangeAspect="1"/>
+            </wp:cNvGraphicFramePr>
+            <a:graphic xmlns:a="http://schemas.openxmlformats.org/drawingml/2006/main">
+              <a:graphicData uri="http://schemas.openxmlformats.org/drawingml/2006/picture">
+                <pic:pic xmlns:pic="http://schemas.openxmlformats.org/drawingml/2006/picture">
+                  <pic:nvPicPr>
+                    <pic:cNvPr id="802446653" name="Picture 1" descr="A white background with black text&#10;&#10;Description automatically generated"/>
+                    <pic:cNvPicPr/>
+                  </pic:nvPicPr>
+                  <pic:blipFill>
+                    <a:blip r:embed="rId41"/>
+                    <a:stretch>
+                      <a:fillRect/>
+                    </a:stretch>
+                  </pic:blipFill>
+                  <pic:spPr>
+                    <a:xfrm>
+                      <a:off x="0" y="0"/>
+                      <a:ext cx="5430008" cy="2581635"/>
+                    </a:xfrm>
+                    <a:prstGeom prst="rect">
+                      <a:avLst/>
+                    </a:prstGeom>
+                  </pic:spPr>
+                </pic:pic>
+              </a:graphicData>
+            </a:graphic>
+          </wp:inline>
+        </w:drawing>
+      </w:r>
+    </w:p>
+    <w:p>
+      <w:pPr>
+        <w:rPr>
+          <w:b/>
+          <w:bCs/>
+          <w:sz w:val="56"/>
+          <w:szCs w:val="56"/>
+          <w:vertAlign w:val="superscript"/>
+          <w:lang w:val="en-US"/>
+        </w:rPr>
+      </w:pPr>
+      <w:r>
+        <w:rPr>
+          <w:b/>
+          <w:bCs/>
+          <w:noProof/>
+          <w:sz w:val="56"/>
+          <w:szCs w:val="56"/>
+          <w:vertAlign w:val="superscript"/>
+          <w:lang w:val="en-US"/>
+        </w:rPr>
+        <w:drawing>
+          <wp:inline distT="0" distB="0" distL="0" distR="0" wp14:anchorId="2F8B0C3F" wp14:editId="5492F059">
+            <wp:extent cx="5731510" cy="1701800"/>
+            <wp:effectExtent l="0" t="0" r="2540" b="0"/>
+            <wp:docPr id="1089093420" name="Picture 1" descr="A computer screen shot of a computer code&#10;&#10;Description automatically generated"/>
+            <wp:cNvGraphicFramePr>
+              <a:graphicFrameLocks xmlns:a="http://schemas.openxmlformats.org/drawingml/2006/main" noChangeAspect="1"/>
+            </wp:cNvGraphicFramePr>
+            <a:graphic xmlns:a="http://schemas.openxmlformats.org/drawingml/2006/main">
+              <a:graphicData uri="http://schemas.openxmlformats.org/drawingml/2006/picture">
+                <pic:pic xmlns:pic="http://schemas.openxmlformats.org/drawingml/2006/picture">
+                  <pic:nvPicPr>
+                    <pic:cNvPr id="1089093420" name="Picture 1" descr="A computer screen shot of a computer code&#10;&#10;Description automatically generated"/>
+                    <pic:cNvPicPr/>
+                  </pic:nvPicPr>
+                  <pic:blipFill>
+                    <a:blip r:embed="rId42"/>
+                    <a:stretch>
+                      <a:fillRect/>
+                    </a:stretch>
+                  </pic:blipFill>
+                  <pic:spPr>
+                    <a:xfrm>
+                      <a:off x="0" y="0"/>
+                      <a:ext cx="5731510" cy="1701800"/>
+                    </a:xfrm>
+                    <a:prstGeom prst="rect">
+                      <a:avLst/>
+                    </a:prstGeom>
+                  </pic:spPr>
+                </pic:pic>
+              </a:graphicData>
+            </a:graphic>
+          </wp:inline>
+        </w:drawing>
+      </w:r>
+    </w:p>
+    <w:p>
+      <w:pPr>
+        <w:rPr>
+          <w:b/>
+          <w:bCs/>
+          <w:sz w:val="56"/>
+          <w:szCs w:val="56"/>
+          <w:vertAlign w:val="superscript"/>
+          <w:lang w:val="en-US"/>
+        </w:rPr>
+      </w:pPr>
+      <w:r>
+        <w:rPr>
+          <w:b/>
+          <w:bCs/>
+          <w:noProof/>
+          <w:sz w:val="56"/>
+          <w:szCs w:val="56"/>
+          <w:vertAlign w:val="superscript"/>
+          <w:lang w:val="en-US"/>
+        </w:rPr>
+        <w:drawing>
+          <wp:inline distT="0" distB="0" distL="0" distR="0" wp14:anchorId="536D4C94" wp14:editId="7AEB8D0D">
+            <wp:extent cx="4763165" cy="1533739"/>
+            <wp:effectExtent l="0" t="0" r="0" b="9525"/>
+            <wp:docPr id="385014321" name="Picture 1" descr="A white background with red text&#10;&#10;Description automatically generated"/>
+            <wp:cNvGraphicFramePr>
+              <a:graphicFrameLocks xmlns:a="http://schemas.openxmlformats.org/drawingml/2006/main" noChangeAspect="1"/>
+            </wp:cNvGraphicFramePr>
+            <a:graphic xmlns:a="http://schemas.openxmlformats.org/drawingml/2006/main">
+              <a:graphicData uri="http://schemas.openxmlformats.org/drawingml/2006/picture">
+                <pic:pic xmlns:pic="http://schemas.openxmlformats.org/drawingml/2006/picture">
+                  <pic:nvPicPr>
+                    <pic:cNvPr id="385014321" name="Picture 1" descr="A white background with red text&#10;&#10;Description automatically generated"/>
+                    <pic:cNvPicPr/>
+                  </pic:nvPicPr>
+                  <pic:blipFill>
+                    <a:blip r:embed="rId43"/>
+                    <a:stretch>
+                      <a:fillRect/>
+                    </a:stretch>
+                  </pic:blipFill>
+                  <pic:spPr>
+                    <a:xfrm>
+                      <a:off x="0" y="0"/>
+                      <a:ext cx="4763165" cy="1533739"/>
+                    </a:xfrm>
+                    <a:prstGeom prst="rect">
+                      <a:avLst/>
+                    </a:prstGeom>
+                  </pic:spPr>
+                </pic:pic>
+              </a:graphicData>
+            </a:graphic>
+          </wp:inline>
+        </w:drawing>
+      </w:r>
+    </w:p>
+    <w:p>
+      <w:pPr>
+        <w:rPr>
+          <w:b/>
+          <w:bCs/>
+          <w:sz w:val="56"/>
+          <w:szCs w:val="56"/>
+          <w:vertAlign w:val="superscript"/>
+          <w:lang w:val="en-US"/>
+        </w:rPr>
+      </w:pPr>
+      <w:r>
+        <w:rPr>
+          <w:b/>
+          <w:bCs/>
+          <w:noProof/>
+          <w:sz w:val="56"/>
+          <w:szCs w:val="56"/>
+          <w:vertAlign w:val="superscript"/>
+          <w:lang w:val="en-US"/>
+        </w:rPr>
+        <w:lastRenderedPageBreak/>
+        <w:drawing>
+          <wp:inline distT="0" distB="0" distL="0" distR="0" wp14:anchorId="30AE7532" wp14:editId="7FF48B16">
+            <wp:extent cx="5731510" cy="2417445"/>
+            <wp:effectExtent l="0" t="0" r="2540" b="1905"/>
+            <wp:docPr id="968382821" name="Picture 1"/>
+            <wp:cNvGraphicFramePr>
+              <a:graphicFrameLocks xmlns:a="http://schemas.openxmlformats.org/drawingml/2006/main" noChangeAspect="1"/>
+            </wp:cNvGraphicFramePr>
+            <a:graphic xmlns:a="http://schemas.openxmlformats.org/drawingml/2006/main">
+              <a:graphicData uri="http://schemas.openxmlformats.org/drawingml/2006/picture">
+                <pic:pic xmlns:pic="http://schemas.openxmlformats.org/drawingml/2006/picture">
+                  <pic:nvPicPr>
+                    <pic:cNvPr id="968382821" name=""/>
+                    <pic:cNvPicPr/>
+                  </pic:nvPicPr>
+                  <pic:blipFill>
+                    <a:blip r:embed="rId44"/>
+                    <a:stretch>
+                      <a:fillRect/>
+                    </a:stretch>
+                  </pic:blipFill>
+                  <pic:spPr>
+                    <a:xfrm>
+                      <a:off x="0" y="0"/>
+                      <a:ext cx="5731510" cy="2417445"/>
+                    </a:xfrm>
+                    <a:prstGeom prst="rect">
+                      <a:avLst/>
+                    </a:prstGeom>
+                  </pic:spPr>
+                </pic:pic>
+              </a:graphicData>
+            </a:graphic>
+          </wp:inline>
+        </w:drawing>
+      </w:r>
+    </w:p>
+    <w:p>
+      <w:pPr>
+        <w:rPr>
+          <w:b/>
+          <w:bCs/>
+          <w:sz w:val="56"/>
+          <w:szCs w:val="56"/>
+          <w:vertAlign w:val="superscript"/>
+          <w:lang w:val="en-US"/>
+        </w:rPr>
+      </w:pPr>
+      <w:r>
+        <w:rPr>
+          <w:b/>
+          <w:bCs/>
+          <w:noProof/>
+          <w:sz w:val="56"/>
+          <w:szCs w:val="56"/>
+          <w:vertAlign w:val="superscript"/>
+          <w:lang w:val="en-US"/>
+        </w:rPr>
+        <w:drawing>
+          <wp:inline distT="0" distB="0" distL="0" distR="0" wp14:anchorId="5A0CED95" wp14:editId="5336D58D">
+            <wp:extent cx="3381847" cy="1343212"/>
+            <wp:effectExtent l="0" t="0" r="9525" b="9525"/>
+            <wp:docPr id="1344922051" name="Picture 1" descr="A white background with red text&#10;&#10;Description automatically generated"/>
+            <wp:cNvGraphicFramePr>
+              <a:graphicFrameLocks xmlns:a="http://schemas.openxmlformats.org/drawingml/2006/main" noChangeAspect="1"/>
+            </wp:cNvGraphicFramePr>
+            <a:graphic xmlns:a="http://schemas.openxmlformats.org/drawingml/2006/main">
+              <a:graphicData uri="http://schemas.openxmlformats.org/drawingml/2006/picture">
+                <pic:pic xmlns:pic="http://schemas.openxmlformats.org/drawingml/2006/picture">
+                  <pic:nvPicPr>
+                    <pic:cNvPr id="1344922051" name="Picture 1" descr="A white background with red text&#10;&#10;Description automatically generated"/>
+                    <pic:cNvPicPr/>
+                  </pic:nvPicPr>
+                  <pic:blipFill>
+                    <a:blip r:embed="rId45"/>
+                    <a:stretch>
+                      <a:fillRect/>
+                    </a:stretch>
+                  </pic:blipFill>
+                  <pic:spPr>
+                    <a:xfrm>
+                      <a:off x="0" y="0"/>
+                      <a:ext cx="3381847" cy="1343212"/>
+                    </a:xfrm>
+                    <a:prstGeom prst="rect">
+                      <a:avLst/>
+                    </a:prstGeom>
+                  </pic:spPr>
+                </pic:pic>
+              </a:graphicData>
+            </a:graphic>
+          </wp:inline>
+        </w:drawing>
+      </w:r>
+    </w:p>
+    <w:p>
+      <w:pPr>
+        <w:rPr>
+          <w:b/>
+          <w:bCs/>
+          <w:sz w:val="56"/>
+          <w:szCs w:val="56"/>
+          <w:vertAlign w:val="superscript"/>
+          <w:lang w:val="en-US"/>
+        </w:rPr>
+      </w:pPr>
+      <w:r>
+        <w:rPr>
+          <w:b/>
+          <w:bCs/>
+          <w:noProof/>
+          <w:sz w:val="56"/>
+          <w:szCs w:val="56"/>
+          <w:vertAlign w:val="superscript"/>
+          <w:lang w:val="en-US"/>
+        </w:rPr>
+        <w:drawing>
+          <wp:inline distT="0" distB="0" distL="0" distR="0" wp14:anchorId="13864337" wp14:editId="4B37E998">
+            <wp:extent cx="5731510" cy="3949065"/>
+            <wp:effectExtent l="0" t="0" r="2540" b="0"/>
+            <wp:docPr id="2071201523" name="Picture 1"/>
+            <wp:cNvGraphicFramePr>
+              <a:graphicFrameLocks xmlns:a="http://schemas.openxmlformats.org/drawingml/2006/main" noChangeAspect="1"/>
+            </wp:cNvGraphicFramePr>
+            <a:graphic xmlns:a="http://schemas.openxmlformats.org/drawingml/2006/main">
+              <a:graphicData uri="http://schemas.openxmlformats.org/drawingml/2006/picture">
+                <pic:pic xmlns:pic="http://schemas.openxmlformats.org/drawingml/2006/picture">
+                  <pic:nvPicPr>
+                    <pic:cNvPr id="2071201523" name=""/>
+                    <pic:cNvPicPr/>
+                  </pic:nvPicPr>
+                  <pic:blipFill>
+                    <a:blip r:embed="rId46"/>
+                    <a:stretch>
+                      <a:fillRect/>
+                    </a:stretch>
+                  </pic:blipFill>
+                  <pic:spPr>
+                    <a:xfrm>
+                      <a:off x="0" y="0"/>
+                      <a:ext cx="5731510" cy="3949065"/>
+                    </a:xfrm>
+                    <a:prstGeom prst="rect">
+                      <a:avLst/>
+                    </a:prstGeom>
+                  </pic:spPr>
+                </pic:pic>
+              </a:graphicData>
+            </a:graphic>
+          </wp:inline>
+        </w:drawing>
+      </w:r>
+    </w:p>
+    <w:p>
+      <w:pPr>
+        <w:rPr>
+          <w:b/>
+          <w:bCs/>
+          <w:sz w:val="56"/>
+          <w:szCs w:val="56"/>
+          <w:vertAlign w:val="superscript"/>
+          <w:lang w:val="en-US"/>
+        </w:rPr>
+      </w:pPr>
+      <w:r>
+        <w:rPr>
+          <w:b/>
+          <w:bCs/>
+          <w:noProof/>
+          <w:sz w:val="56"/>
+          <w:szCs w:val="56"/>
+          <w:vertAlign w:val="superscript"/>
+          <w:lang w:val="en-US"/>
+        </w:rPr>
+        <w:lastRenderedPageBreak/>
+        <w:drawing>
+          <wp:inline distT="0" distB="0" distL="0" distR="0" wp14:anchorId="6D44A0D4" wp14:editId="00D7867F">
+            <wp:extent cx="5731510" cy="3031490"/>
+            <wp:effectExtent l="0" t="0" r="2540" b="0"/>
+            <wp:docPr id="1834462189" name="Picture 1" descr="A screenshot of a computer&#10;&#10;Description automatically generated"/>
+            <wp:cNvGraphicFramePr>
+              <a:graphicFrameLocks xmlns:a="http://schemas.openxmlformats.org/drawingml/2006/main" noChangeAspect="1"/>
+            </wp:cNvGraphicFramePr>
+            <a:graphic xmlns:a="http://schemas.openxmlformats.org/drawingml/2006/main">
+              <a:graphicData uri="http://schemas.openxmlformats.org/drawingml/2006/picture">
+                <pic:pic xmlns:pic="http://schemas.openxmlformats.org/drawingml/2006/picture">
+                  <pic:nvPicPr>
+                    <pic:cNvPr id="1834462189" name="Picture 1" descr="A screenshot of a computer&#10;&#10;Description automatically generated"/>
+                    <pic:cNvPicPr/>
+                  </pic:nvPicPr>
+                  <pic:blipFill>
+                    <a:blip r:embed="rId47"/>
+                    <a:stretch>
+                      <a:fillRect/>
+                    </a:stretch>
+                  </pic:blipFill>
+                  <pic:spPr>
+                    <a:xfrm>
+                      <a:off x="0" y="0"/>
+                      <a:ext cx="5731510" cy="3031490"/>
+                    </a:xfrm>
+                    <a:prstGeom prst="rect">
+                      <a:avLst/>
+                    </a:prstGeom>
+                  </pic:spPr>
+                </pic:pic>
+              </a:graphicData>
+            </a:graphic>
+          </wp:inline>
+        </w:drawing>
+      </w:r>
+    </w:p>
+    <w:p>
+      <w:pPr>
+        <w:rPr>
+          <w:b/>
+          <w:bCs/>
+          <w:sz w:val="56"/>
+          <w:szCs w:val="56"/>
+          <w:vertAlign w:val="superscript"/>
+          <w:lang w:val="en-US"/>
+        </w:rPr>
+      </w:pPr>
+      <w:r>
+        <w:rPr>
+          <w:b/>
+          <w:bCs/>
+          <w:noProof/>
+          <w:sz w:val="56"/>
+          <w:szCs w:val="56"/>
+          <w:vertAlign w:val="superscript"/>
+          <w:lang w:val="en-US"/>
+        </w:rPr>
+        <w:drawing>
+          <wp:inline distT="0" distB="0" distL="0" distR="0" wp14:anchorId="7F9D7AA9" wp14:editId="6F540BBC">
+            <wp:extent cx="5731510" cy="1388745"/>
+            <wp:effectExtent l="0" t="0" r="2540" b="1905"/>
+            <wp:docPr id="2069433148" name="Picture 1"/>
+            <wp:cNvGraphicFramePr>
+              <a:graphicFrameLocks xmlns:a="http://schemas.openxmlformats.org/drawingml/2006/main" noChangeAspect="1"/>
+            </wp:cNvGraphicFramePr>
+            <a:graphic xmlns:a="http://schemas.openxmlformats.org/drawingml/2006/main">
+              <a:graphicData uri="http://schemas.openxmlformats.org/drawingml/2006/picture">
+                <pic:pic xmlns:pic="http://schemas.openxmlformats.org/drawingml/2006/picture">
+                  <pic:nvPicPr>
+                    <pic:cNvPr id="2069433148" name=""/>
+                    <pic:cNvPicPr/>
+                  </pic:nvPicPr>
+                  <pic:blipFill>
+                    <a:blip r:embed="rId48"/>
+                    <a:stretch>
+                      <a:fillRect/>
+                    </a:stretch>
+                  </pic:blipFill>
+                  <pic:spPr>
+                    <a:xfrm>
+                      <a:off x="0" y="0"/>
+                      <a:ext cx="5731510" cy="1388745"/>
+                    </a:xfrm>
+                    <a:prstGeom prst="rect">
+                      <a:avLst/>
+                    </a:prstGeom>
+                  </pic:spPr>
+                </pic:pic>
+              </a:graphicData>
+            </a:graphic>
+          </wp:inline>
+        </w:drawing>
+      </w:r>
+    </w:p>
+    <w:p>
+      <w:pPr>
+        <w:rPr>
+          <w:b/>
+          <w:bCs/>
+          <w:sz w:val="56"/>
+          <w:szCs w:val="56"/>
+          <w:vertAlign w:val="superscript"/>
+          <w:lang w:val="en-US"/>
+        </w:rPr>
+      </w:pPr>
+      <w:r>
+        <w:rPr>
+          <w:b/>
+          <w:bCs/>
+          <w:noProof/>
+          <w:sz w:val="56"/>
+          <w:szCs w:val="56"/>
+          <w:vertAlign w:val="superscript"/>
+          <w:lang w:val="en-US"/>
+        </w:rPr>
+        <w:drawing>
+          <wp:inline distT="0" distB="0" distL="0" distR="0" wp14:anchorId="14BD1C23" wp14:editId="365322EA">
+            <wp:extent cx="5731510" cy="1395730"/>
+            <wp:effectExtent l="0" t="0" r="2540" b="0"/>
+            <wp:docPr id="1115232478" name="Picture 1" descr="A green screen with white text&#10;&#10;Description automatically generated"/>
+            <wp:cNvGraphicFramePr>
+              <a:graphicFrameLocks xmlns:a="http://schemas.openxmlformats.org/drawingml/2006/main" noChangeAspect="1"/>
+            </wp:cNvGraphicFramePr>
+            <a:graphic xmlns:a="http://schemas.openxmlformats.org/drawingml/2006/main">
+              <a:graphicData uri="http://schemas.openxmlformats.org/drawingml/2006/picture">
+                <pic:pic xmlns:pic="http://schemas.openxmlformats.org/drawingml/2006/picture">
+                  <pic:nvPicPr>
+                    <pic:cNvPr id="1115232478" name="Picture 1" descr="A green screen with white text&#10;&#10;Description automatically generated"/>
+                    <pic:cNvPicPr/>
+                  </pic:nvPicPr>
+                  <pic:blipFill>
+                    <a:blip r:embed="rId49"/>
+                    <a:stretch>
+                      <a:fillRect/>
+                    </a:stretch>
+                  </pic:blipFill>
+                  <pic:spPr>
+                    <a:xfrm>
+                      <a:off x="0" y="0"/>
+                      <a:ext cx="5731510" cy="1395730"/>
+                    </a:xfrm>
+                    <a:prstGeom prst="rect">
+                      <a:avLst/>
+                    </a:prstGeom>
+                  </pic:spPr>
+                </pic:pic>
+              </a:graphicData>
+            </a:graphic>
+          </wp:inline>
+        </w:drawing>
+      </w:r>
+    </w:p>
+    <w:p>
+      <w:pPr>
+        <w:rPr>
+          <w:b/>
+          <w:bCs/>
+          <w:sz w:val="56"/>
+          <w:szCs w:val="56"/>
+          <w:vertAlign w:val="superscript"/>
+          <w:lang w:val="en-US"/>
+        </w:rPr>
+      </w:pPr>
+      <w:r>
+        <w:rPr>
+          <w:b/>
+          <w:bCs/>
+          <w:noProof/>
+          <w:sz w:val="56"/>
+          <w:szCs w:val="56"/>
+          <w:vertAlign w:val="superscript"/>
+          <w:lang w:val="en-US"/>
+        </w:rPr>
+        <w:drawing>
+          <wp:inline distT="0" distB="0" distL="0" distR="0" wp14:anchorId="63C212DE" wp14:editId="2A87B799">
+            <wp:extent cx="5210902" cy="2400635"/>
+            <wp:effectExtent l="0" t="0" r="8890" b="0"/>
+            <wp:docPr id="602308810" name="Picture 1" descr="A screen shot of a computer&#10;&#10;Description automatically generated"/>
+            <wp:cNvGraphicFramePr>
+              <a:graphicFrameLocks xmlns:a="http://schemas.openxmlformats.org/drawingml/2006/main" noChangeAspect="1"/>
+            </wp:cNvGraphicFramePr>
+            <a:graphic xmlns:a="http://schemas.openxmlformats.org/drawingml/2006/main">
+              <a:graphicData uri="http://schemas.openxmlformats.org/drawingml/2006/picture">
+                <pic:pic xmlns:pic="http://schemas.openxmlformats.org/drawingml/2006/picture">
+                  <pic:nvPicPr>
+                    <pic:cNvPr id="602308810" name="Picture 1" descr="A screen shot of a computer&#10;&#10;Description automatically generated"/>
+                    <pic:cNvPicPr/>
+                  </pic:nvPicPr>
+                  <pic:blipFill>
+                    <a:blip r:embed="rId50"/>
+                    <a:stretch>
+                      <a:fillRect/>
+                    </a:stretch>
+                  </pic:blipFill>
+                  <pic:spPr>
+                    <a:xfrm>
+                      <a:off x="0" y="0"/>
+                      <a:ext cx="5210902" cy="2400635"/>
+                    </a:xfrm>
+                    <a:prstGeom prst="rect">
+                      <a:avLst/>
+                    </a:prstGeom>
+                  </pic:spPr>
+                </pic:pic>
+              </a:graphicData>
+            </a:graphic>
+          </wp:inline>
+        </w:drawing>
+      </w:r>
+    </w:p>
+    <w:p>
+      <w:pPr>
+        <w:rPr>
+          <w:b/>
+          <w:bCs/>
+          <w:sz w:val="56"/>
+          <w:szCs w:val="56"/>
+          <w:vertAlign w:val="superscript"/>
+          <w:lang w:val="en-US"/>
+        </w:rPr>
+      </w:pPr>
+      <w:r>
+        <w:rPr>
+          <w:b/>
+          <w:bCs/>
+          <w:noProof/>
+          <w:sz w:val="56"/>
+          <w:szCs w:val="56"/>
+          <w:vertAlign w:val="superscript"/>
+          <w:lang w:val="en-US"/>
+        </w:rPr>
+        <w:lastRenderedPageBreak/>
+        <w:drawing>
+          <wp:inline distT="0" distB="0" distL="0" distR="0" wp14:anchorId="4BD83CAB" wp14:editId="14A5F395">
+            <wp:extent cx="5731510" cy="3501390"/>
+            <wp:effectExtent l="0" t="0" r="2540" b="3810"/>
+            <wp:docPr id="707486766" name="Picture 1"/>
+            <wp:cNvGraphicFramePr>
+              <a:graphicFrameLocks xmlns:a="http://schemas.openxmlformats.org/drawingml/2006/main" noChangeAspect="1"/>
+            </wp:cNvGraphicFramePr>
+            <a:graphic xmlns:a="http://schemas.openxmlformats.org/drawingml/2006/main">
+              <a:graphicData uri="http://schemas.openxmlformats.org/drawingml/2006/picture">
+                <pic:pic xmlns:pic="http://schemas.openxmlformats.org/drawingml/2006/picture">
+                  <pic:nvPicPr>
+                    <pic:cNvPr id="707486766" name=""/>
+                    <pic:cNvPicPr/>
+                  </pic:nvPicPr>
+                  <pic:blipFill>
+                    <a:blip r:embed="rId51"/>
+                    <a:stretch>
+                      <a:fillRect/>
+                    </a:stretch>
+                  </pic:blipFill>
+                  <pic:spPr>
+                    <a:xfrm>
+                      <a:off x="0" y="0"/>
+                      <a:ext cx="5731510" cy="3501390"/>
+                    </a:xfrm>
+                    <a:prstGeom prst="rect">
+                      <a:avLst/>
+                    </a:prstGeom>
+                  </pic:spPr>
+                </pic:pic>
+              </a:graphicData>
+            </a:graphic>
+          </wp:inline>
+        </w:drawing>
+      </w:r>
+    </w:p>
+    <w:p>
+      <w:pPr>
+        <w:rPr>
+          <w:b/>
+          <w:bCs/>
+          <w:sz w:val="56"/>
+          <w:szCs w:val="56"/>
+          <w:vertAlign w:val="superscript"/>
+          <w:lang w:val="en-US"/>
+        </w:rPr>
+      </w:pPr>
+      <w:r>
+        <w:rPr>
+          <w:b/>
+          <w:bCs/>
+          <w:noProof/>
+          <w:sz w:val="56"/>
+          <w:szCs w:val="56"/>
+          <w:vertAlign w:val="superscript"/>
+          <w:lang w:val="en-US"/>
+        </w:rPr>
+        <w:drawing>
+          <wp:inline distT="0" distB="0" distL="0" distR="0" wp14:anchorId="62819331" wp14:editId="4981E952">
+            <wp:extent cx="5731510" cy="3190875"/>
+            <wp:effectExtent l="0" t="0" r="2540" b="9525"/>
+            <wp:docPr id="698368198" name="Picture 1" descr="A screenshot of a computer&#10;&#10;Description automatically generated"/>
+            <wp:cNvGraphicFramePr>
+              <a:graphicFrameLocks xmlns:a="http://schemas.openxmlformats.org/drawingml/2006/main" noChangeAspect="1"/>
+            </wp:cNvGraphicFramePr>
+            <a:graphic xmlns:a="http://schemas.openxmlformats.org/drawingml/2006/main">
+              <a:graphicData uri="http://schemas.openxmlformats.org/drawingml/2006/picture">
+                <pic:pic xmlns:pic="http://schemas.openxmlformats.org/drawingml/2006/picture">
+                  <pic:nvPicPr>
+                    <pic:cNvPr id="698368198" name="Picture 1" descr="A screenshot of a computer&#10;&#10;Description automatically generated"/>
+                    <pic:cNvPicPr/>
+                  </pic:nvPicPr>
+                  <pic:blipFill>
+                    <a:blip r:embed="rId52"/>
+                    <a:stretch>
+                      <a:fillRect/>
+                    </a:stretch>
+                  </pic:blipFill>
+                  <pic:spPr>
+                    <a:xfrm>
+                      <a:off x="0" y="0"/>
+                      <a:ext cx="5731510" cy="3190875"/>
+                    </a:xfrm>
+                    <a:prstGeom prst="rect">
+                      <a:avLst/>
+                    </a:prstGeom>
+                  </pic:spPr>
+                </pic:pic>
+              </a:graphicData>
+            </a:graphic>
+          </wp:inline>
+        </w:drawing>
+      </w:r>
+    </w:p>
+    <w:p>
+      <w:pPr>
+        <w:rPr>
+          <w:b/>
+          <w:bCs/>
+          <w:sz w:val="56"/>
+          <w:szCs w:val="56"/>
+          <w:vertAlign w:val="superscript"/>
+          <w:lang w:val="en-US"/>
+        </w:rPr>
+      </w:pPr>
+      <w:r>
+        <w:rPr>
+          <w:b/>
+          <w:bCs/>
+          <w:noProof/>
+          <w:sz w:val="56"/>
+          <w:szCs w:val="56"/>
+          <w:vertAlign w:val="superscript"/>
+          <w:lang w:val="en-US"/>
+        </w:rPr>
+        <w:drawing>
+          <wp:inline distT="0" distB="0" distL="0" distR="0" wp14:anchorId="79EF1B64" wp14:editId="65EBEE5E">
+            <wp:extent cx="5731510" cy="887730"/>
+            <wp:effectExtent l="0" t="0" r="2540" b="7620"/>
+            <wp:docPr id="1714907751" name="Picture 1" descr="A green screen with white text&#10;&#10;Description automatically generated"/>
+            <wp:cNvGraphicFramePr>
+              <a:graphicFrameLocks xmlns:a="http://schemas.openxmlformats.org/drawingml/2006/main" noChangeAspect="1"/>
+            </wp:cNvGraphicFramePr>
+            <a:graphic xmlns:a="http://schemas.openxmlformats.org/drawingml/2006/main">
+              <a:graphicData uri="http://schemas.openxmlformats.org/drawingml/2006/picture">
+                <pic:pic xmlns:pic="http://schemas.openxmlformats.org/drawingml/2006/picture">
+                  <pic:nvPicPr>
+                    <pic:cNvPr id="1714907751" name="Picture 1" descr="A green screen with white text&#10;&#10;Description automatically generated"/>
+                    <pic:cNvPicPr/>
+                  </pic:nvPicPr>
+                  <pic:blipFill>
+                    <a:blip r:embed="rId53"/>
+                    <a:stretch>
+                      <a:fillRect/>
+                    </a:stretch>
+                  </pic:blipFill>
+                  <pic:spPr>
+                    <a:xfrm>
+                      <a:off x="0" y="0"/>
+                      <a:ext cx="5731510" cy="887730"/>
+                    </a:xfrm>
+                    <a:prstGeom prst="rect">
+                      <a:avLst/>
+                    </a:prstGeom>
+                  </pic:spPr>
+                </pic:pic>
+              </a:graphicData>
+            </a:graphic>
+          </wp:inline>
+        </w:drawing>
       </w:r>
     </w:p>
     <w:p>
@@ -2369,7 +4867,7 @@
                     <pic:cNvPicPr/>
                   </pic:nvPicPr>
                   <pic:blipFill>
-                    <a:blip r:embed="rId12"/>
+                    <a:blip r:embed="rId54"/>
                     <a:stretch>
                       <a:fillRect/>
                     </a:stretch>
@@ -2424,7 +4922,23 @@
           <w:rFonts w:ascii="Segoe UI" w:hAnsi="Segoe UI" w:cs="Segoe UI"/>
           <w:color w:val="0D0D0D"/>
         </w:rPr>
-        <w:t>: Use CSS preprocessors like Sass or Less to write more maintainable and organized CSS code. Preprocessors offer features like variables, nesting, mixins, and functions, which enhance the efficiency of styling.</w:t>
+        <w:t xml:space="preserve">: Use CSS preprocessors like Sass or Less to write more maintainable and organized CSS code. Preprocessors offer features like variables, nesting, </w:t>
+      </w:r>
+      <w:proofErr w:type="spellStart"/>
+      <w:r>
+        <w:rPr>
+          <w:rFonts w:ascii="Segoe UI" w:hAnsi="Segoe UI" w:cs="Segoe UI"/>
+          <w:color w:val="0D0D0D"/>
+        </w:rPr>
+        <w:t>mixins</w:t>
+      </w:r>
+      <w:proofErr w:type="spellEnd"/>
+      <w:r>
+        <w:rPr>
+          <w:rFonts w:ascii="Segoe UI" w:hAnsi="Segoe UI" w:cs="Segoe UI"/>
+          <w:color w:val="0D0D0D"/>
+        </w:rPr>
+        <w:t>, and functions, which enhance the efficiency of styling.</w:t>
       </w:r>
     </w:p>
     <w:p>
@@ -3735,7 +6249,7 @@
                     <pic:cNvPicPr/>
                   </pic:nvPicPr>
                   <pic:blipFill>
-                    <a:blip r:embed="rId13"/>
+                    <a:blip r:embed="rId55"/>
                     <a:stretch>
                       <a:fillRect/>
                     </a:stretch>
@@ -3760,6 +6274,7 @@
       <w:pPr>
         <w:rPr>
           <w:rFonts w:ascii="Segoe UI" w:hAnsi="Segoe UI" w:cs="Segoe UI"/>
+          <w:noProof/>
           <w:color w:val="0D0D0D"/>
           <w:shd w:val="clear" w:color="auto" w:fill="FFFFFF"/>
         </w:rPr>
@@ -3788,7 +6303,7 @@
                     <pic:cNvPicPr/>
                   </pic:nvPicPr>
                   <pic:blipFill>
-                    <a:blip r:embed="rId14"/>
+                    <a:blip r:embed="rId56"/>
                     <a:stretch>
                       <a:fillRect/>
                     </a:stretch>
@@ -3813,6 +6328,54 @@
       <w:pPr>
         <w:rPr>
           <w:rFonts w:ascii="Segoe UI" w:hAnsi="Segoe UI" w:cs="Segoe UI"/>
+        </w:rPr>
+      </w:pPr>
+      <w:r>
+        <w:rPr>
+          <w:rFonts w:ascii="Segoe UI" w:hAnsi="Segoe UI" w:cs="Segoe UI"/>
+          <w:noProof/>
+        </w:rPr>
+        <w:drawing>
+          <wp:inline distT="0" distB="0" distL="0" distR="0" wp14:anchorId="3B7784F6" wp14:editId="4F9DAA65">
+            <wp:extent cx="5731510" cy="1133475"/>
+            <wp:effectExtent l="0" t="0" r="0" b="0"/>
+            <wp:docPr id="1981706659" name="Picture 1" descr="A screenshot of a computer&#10;&#10;Description automatically generated"/>
+            <wp:cNvGraphicFramePr>
+              <a:graphicFrameLocks xmlns:a="http://schemas.openxmlformats.org/drawingml/2006/main" noChangeAspect="1"/>
+            </wp:cNvGraphicFramePr>
+            <a:graphic xmlns:a="http://schemas.openxmlformats.org/drawingml/2006/main">
+              <a:graphicData uri="http://schemas.openxmlformats.org/drawingml/2006/picture">
+                <pic:pic xmlns:pic="http://schemas.openxmlformats.org/drawingml/2006/picture">
+                  <pic:nvPicPr>
+                    <pic:cNvPr id="1981706659" name="Picture 1" descr="A screenshot of a computer&#10;&#10;Description automatically generated"/>
+                    <pic:cNvPicPr/>
+                  </pic:nvPicPr>
+                  <pic:blipFill>
+                    <a:blip r:embed="rId57"/>
+                    <a:stretch>
+                      <a:fillRect/>
+                    </a:stretch>
+                  </pic:blipFill>
+                  <pic:spPr>
+                    <a:xfrm>
+                      <a:off x="0" y="0"/>
+                      <a:ext cx="5731510" cy="1133475"/>
+                    </a:xfrm>
+                    <a:prstGeom prst="rect">
+                      <a:avLst/>
+                    </a:prstGeom>
+                  </pic:spPr>
+                </pic:pic>
+              </a:graphicData>
+            </a:graphic>
+          </wp:inline>
+        </w:drawing>
+      </w:r>
+    </w:p>
+    <w:p>
+      <w:pPr>
+        <w:rPr>
+          <w:rFonts w:ascii="Segoe UI" w:hAnsi="Segoe UI" w:cs="Segoe UI"/>
           <w:color w:val="0D0D0D"/>
           <w:shd w:val="clear" w:color="auto" w:fill="FFFFFF"/>
         </w:rPr>
@@ -3841,7 +6404,7 @@
                     <pic:cNvPicPr/>
                   </pic:nvPicPr>
                   <pic:blipFill>
-                    <a:blip r:embed="rId15"/>
+                    <a:blip r:embed="rId58"/>
                     <a:stretch>
                       <a:fillRect/>
                     </a:stretch>
@@ -3894,7 +6457,7 @@
                     <pic:cNvPicPr/>
                   </pic:nvPicPr>
                   <pic:blipFill>
-                    <a:blip r:embed="rId16"/>
+                    <a:blip r:embed="rId59"/>
                     <a:stretch>
                       <a:fillRect/>
                     </a:stretch>
@@ -3947,7 +6510,7 @@
                     <pic:cNvPicPr/>
                   </pic:nvPicPr>
                   <pic:blipFill>
-                    <a:blip r:embed="rId17"/>
+                    <a:blip r:embed="rId60"/>
                     <a:stretch>
                       <a:fillRect/>
                     </a:stretch>
@@ -4019,8 +6582,24 @@
           <w:lang w:eastAsia="en-IN"/>
           <w14:ligatures w14:val="none"/>
         </w:rPr>
-        <w:t>-webkit</w:t>
-      </w:r>
+        <w:t>-</w:t>
+      </w:r>
+      <w:proofErr w:type="spellStart"/>
+      <w:r>
+        <w:rPr>
+          <w:rFonts w:ascii="Ubuntu Mono" w:eastAsia="Times New Roman" w:hAnsi="Ubuntu Mono" w:cs="Courier New"/>
+          <w:b/>
+          <w:bCs/>
+          <w:kern w:val="0"/>
+          <w:sz w:val="21"/>
+          <w:szCs w:val="21"/>
+          <w:bdr w:val="single" w:sz="2" w:space="0" w:color="E3E3E3" w:frame="1"/>
+          <w:lang w:eastAsia="en-IN"/>
+          <w14:ligatures w14:val="none"/>
+        </w:rPr>
+        <w:t>webkit</w:t>
+      </w:r>
+      <w:proofErr w:type="spellEnd"/>
       <w:r>
         <w:rPr>
           <w:rFonts w:ascii="Times New Roman" w:eastAsia="Times New Roman" w:hAnsi="Times New Roman" w:cs="Times New Roman"/>
@@ -4030,7 +6609,55 @@
           <w:lang w:eastAsia="en-IN"/>
           <w14:ligatures w14:val="none"/>
         </w:rPr>
-        <w:t xml:space="preserve"> is a vendor prefix used primarily for properties and values that are specific to the WebKit rendering engine, which is used by browsers such as Safari and older versions of Chrome. It allows developers to apply experimental or non-standard CSS features that are only supported by WebKit-based browsers.</w:t>
+        <w:t xml:space="preserve"> is a vendor prefix used primarily for properties and values that are specific to the </w:t>
+      </w:r>
+      <w:proofErr w:type="spellStart"/>
+      <w:r>
+        <w:rPr>
+          <w:rFonts w:ascii="Times New Roman" w:eastAsia="Times New Roman" w:hAnsi="Times New Roman" w:cs="Times New Roman"/>
+          <w:kern w:val="0"/>
+          <w:sz w:val="24"/>
+          <w:szCs w:val="24"/>
+          <w:lang w:eastAsia="en-IN"/>
+          <w14:ligatures w14:val="none"/>
+        </w:rPr>
+        <w:t>WebKit</w:t>
+      </w:r>
+      <w:proofErr w:type="spellEnd"/>
+      <w:r>
+        <w:rPr>
+          <w:rFonts w:ascii="Times New Roman" w:eastAsia="Times New Roman" w:hAnsi="Times New Roman" w:cs="Times New Roman"/>
+          <w:kern w:val="0"/>
+          <w:sz w:val="24"/>
+          <w:szCs w:val="24"/>
+          <w:lang w:eastAsia="en-IN"/>
+          <w14:ligatures w14:val="none"/>
+        </w:rPr>
+        <w:t xml:space="preserve"> rendering engine, which is used by browsers such as Safari and older versions of Chrome. It allows developers to apply experimental or non-standard CSS features that are only supported by </w:t>
+      </w:r>
+      <w:proofErr w:type="spellStart"/>
+      <w:r>
+        <w:rPr>
+          <w:rFonts w:ascii="Times New Roman" w:eastAsia="Times New Roman" w:hAnsi="Times New Roman" w:cs="Times New Roman"/>
+          <w:kern w:val="0"/>
+          <w:sz w:val="24"/>
+          <w:szCs w:val="24"/>
+          <w:lang w:eastAsia="en-IN"/>
+          <w14:ligatures w14:val="none"/>
+        </w:rPr>
+        <w:t>WebKit</w:t>
+      </w:r>
+      <w:proofErr w:type="spellEnd"/>
+      <w:r>
+        <w:rPr>
+          <w:rFonts w:ascii="Times New Roman" w:eastAsia="Times New Roman" w:hAnsi="Times New Roman" w:cs="Times New Roman"/>
+          <w:kern w:val="0"/>
+          <w:sz w:val="24"/>
+          <w:szCs w:val="24"/>
+          <w:lang w:eastAsia="en-IN"/>
+          <w14:ligatures w14:val="none"/>
+        </w:rPr>
+        <w:t>-based browsers.</w:t>
       </w:r>
     </w:p>
     <w:p>
@@ -4074,7 +6701,37 @@
           <w:lang w:eastAsia="en-IN"/>
           <w14:ligatures w14:val="none"/>
         </w:rPr>
-        <w:t>-webkit-border-radius</w:t>
+        <w:t>-</w:t>
+      </w:r>
+      <w:proofErr w:type="spellStart"/>
+      <w:r>
+        <w:rPr>
+          <w:rFonts w:ascii="Ubuntu Mono" w:eastAsia="Times New Roman" w:hAnsi="Ubuntu Mono" w:cs="Courier New"/>
+          <w:b/>
+          <w:bCs/>
+          <w:kern w:val="0"/>
+          <w:sz w:val="21"/>
+          <w:szCs w:val="21"/>
+          <w:bdr w:val="single" w:sz="2" w:space="0" w:color="E3E3E3" w:frame="1"/>
+          <w:lang w:eastAsia="en-IN"/>
+          <w14:ligatures w14:val="none"/>
+        </w:rPr>
+        <w:t>webkit</w:t>
+      </w:r>
+      <w:proofErr w:type="spellEnd"/>
+      <w:r>
+        <w:rPr>
+          <w:rFonts w:ascii="Ubuntu Mono" w:eastAsia="Times New Roman" w:hAnsi="Ubuntu Mono" w:cs="Courier New"/>
+          <w:b/>
+          <w:bCs/>
+          <w:kern w:val="0"/>
+          <w:sz w:val="21"/>
+          <w:szCs w:val="21"/>
+          <w:bdr w:val="single" w:sz="2" w:space="0" w:color="E3E3E3" w:frame="1"/>
+          <w:lang w:eastAsia="en-IN"/>
+          <w14:ligatures w14:val="none"/>
+        </w:rPr>
+        <w:t>-border-radius</w:t>
       </w:r>
       <w:r>
         <w:rPr>
@@ -4154,19 +6811,9 @@
           <w:lang w:eastAsia="en-IN"/>
           <w14:ligatures w14:val="none"/>
         </w:rPr>
-        <w:t>-webkit</w:t>
-      </w:r>
-      <w:r>
-        <w:rPr>
-          <w:rFonts w:ascii="Times New Roman" w:eastAsia="Times New Roman" w:hAnsi="Times New Roman" w:cs="Times New Roman"/>
-          <w:kern w:val="0"/>
-          <w:sz w:val="24"/>
-          <w:szCs w:val="24"/>
-          <w:lang w:eastAsia="en-IN"/>
-          <w14:ligatures w14:val="none"/>
-        </w:rPr>
-        <w:t xml:space="preserve">, </w:t>
-      </w:r>
+        <w:t>-</w:t>
+      </w:r>
+      <w:proofErr w:type="spellStart"/>
       <w:r>
         <w:rPr>
           <w:rFonts w:ascii="Ubuntu Mono" w:eastAsia="Times New Roman" w:hAnsi="Ubuntu Mono" w:cs="Courier New"/>
@@ -4179,8 +6826,9 @@
           <w:lang w:eastAsia="en-IN"/>
           <w14:ligatures w14:val="none"/>
         </w:rPr>
-        <w:t>-moz</w:t>
-      </w:r>
+        <w:t>webkit</w:t>
+      </w:r>
+      <w:proofErr w:type="spellEnd"/>
       <w:r>
         <w:rPr>
           <w:rFonts w:ascii="Times New Roman" w:eastAsia="Times New Roman" w:hAnsi="Times New Roman" w:cs="Times New Roman"/>
@@ -4190,7 +6838,7 @@
           <w:lang w:eastAsia="en-IN"/>
           <w14:ligatures w14:val="none"/>
         </w:rPr>
-        <w:t xml:space="preserve"> (for Mozilla), and </w:t>
+        <w:t xml:space="preserve">, </w:t>
       </w:r>
       <w:r>
         <w:rPr>
@@ -4204,8 +6852,65 @@
           <w:lang w:eastAsia="en-IN"/>
           <w14:ligatures w14:val="none"/>
         </w:rPr>
-        <w:t>-ms</w:t>
-      </w:r>
+        <w:t>-</w:t>
+      </w:r>
+      <w:proofErr w:type="spellStart"/>
+      <w:r>
+        <w:rPr>
+          <w:rFonts w:ascii="Ubuntu Mono" w:eastAsia="Times New Roman" w:hAnsi="Ubuntu Mono" w:cs="Courier New"/>
+          <w:b/>
+          <w:bCs/>
+          <w:kern w:val="0"/>
+          <w:sz w:val="21"/>
+          <w:szCs w:val="21"/>
+          <w:bdr w:val="single" w:sz="2" w:space="0" w:color="E3E3E3" w:frame="1"/>
+          <w:lang w:eastAsia="en-IN"/>
+          <w14:ligatures w14:val="none"/>
+        </w:rPr>
+        <w:t>moz</w:t>
+      </w:r>
+      <w:proofErr w:type="spellEnd"/>
+      <w:r>
+        <w:rPr>
+          <w:rFonts w:ascii="Times New Roman" w:eastAsia="Times New Roman" w:hAnsi="Times New Roman" w:cs="Times New Roman"/>
+          <w:kern w:val="0"/>
+          <w:sz w:val="24"/>
+          <w:szCs w:val="24"/>
+          <w:lang w:eastAsia="en-IN"/>
+          <w14:ligatures w14:val="none"/>
+        </w:rPr>
+        <w:t xml:space="preserve"> (for Mozilla), and </w:t>
+      </w:r>
+      <w:r>
+        <w:rPr>
+          <w:rFonts w:ascii="Ubuntu Mono" w:eastAsia="Times New Roman" w:hAnsi="Ubuntu Mono" w:cs="Courier New"/>
+          <w:b/>
+          <w:bCs/>
+          <w:kern w:val="0"/>
+          <w:sz w:val="21"/>
+          <w:szCs w:val="21"/>
+          <w:bdr w:val="single" w:sz="2" w:space="0" w:color="E3E3E3" w:frame="1"/>
+          <w:lang w:eastAsia="en-IN"/>
+          <w14:ligatures w14:val="none"/>
+        </w:rPr>
+        <w:t>-</w:t>
+      </w:r>
+      <w:proofErr w:type="spellStart"/>
+      <w:r>
+        <w:rPr>
+          <w:rFonts w:ascii="Ubuntu Mono" w:eastAsia="Times New Roman" w:hAnsi="Ubuntu Mono" w:cs="Courier New"/>
+          <w:b/>
+          <w:bCs/>
+          <w:kern w:val="0"/>
+          <w:sz w:val="21"/>
+          <w:szCs w:val="21"/>
+          <w:bdr w:val="single" w:sz="2" w:space="0" w:color="E3E3E3" w:frame="1"/>
+          <w:lang w:eastAsia="en-IN"/>
+          <w14:ligatures w14:val="none"/>
+        </w:rPr>
+        <w:t>ms</w:t>
+      </w:r>
+      <w:proofErr w:type="spellEnd"/>
       <w:r>
         <w:rPr>
           <w:rFonts w:ascii="Times New Roman" w:eastAsia="Times New Roman" w:hAnsi="Times New Roman" w:cs="Times New Roman"/>
@@ -4238,6 +6943,7 @@
       <w:r>
         <w:rPr>
           <w:rFonts w:ascii="Arial" w:eastAsia="Times New Roman" w:hAnsi="Arial" w:cs="Arial"/>
+          <w:noProof/>
           <w:kern w:val="0"/>
           <w:sz w:val="16"/>
           <w:szCs w:val="16"/>
@@ -4261,7 +6967,7 @@
                     <pic:cNvPicPr/>
                   </pic:nvPicPr>
                   <pic:blipFill>
-                    <a:blip r:embed="rId18"/>
+                    <a:blip r:embed="rId61"/>
                     <a:stretch>
                       <a:fillRect/>
                     </a:stretch>
@@ -4330,6 +7036,7 @@
         <w:rPr>
           <w:b/>
           <w:bCs/>
+          <w:noProof/>
           <w:sz w:val="56"/>
           <w:szCs w:val="56"/>
           <w:vertAlign w:val="superscript"/>
@@ -4351,7 +7058,7 @@
                     <pic:cNvPicPr/>
                   </pic:nvPicPr>
                   <pic:blipFill>
-                    <a:blip r:embed="rId19"/>
+                    <a:blip r:embed="rId62"/>
                     <a:stretch>
                       <a:fillRect/>
                     </a:stretch>
@@ -4387,6 +7094,7 @@
         <w:rPr>
           <w:b/>
           <w:bCs/>
+          <w:noProof/>
           <w:sz w:val="56"/>
           <w:szCs w:val="56"/>
           <w:vertAlign w:val="superscript"/>
@@ -4409,7 +7117,7 @@
                     <pic:cNvPicPr/>
                   </pic:nvPicPr>
                   <pic:blipFill>
-                    <a:blip r:embed="rId20"/>
+                    <a:blip r:embed="rId63"/>
                     <a:stretch>
                       <a:fillRect/>
                     </a:stretch>
@@ -4445,6 +7153,7 @@
         <w:rPr>
           <w:b/>
           <w:bCs/>
+          <w:noProof/>
           <w:sz w:val="56"/>
           <w:szCs w:val="56"/>
           <w:vertAlign w:val="superscript"/>
@@ -4466,7 +7175,7 @@
                     <pic:cNvPicPr/>
                   </pic:nvPicPr>
                   <pic:blipFill>
-                    <a:blip r:embed="rId21"/>
+                    <a:blip r:embed="rId64"/>
                     <a:stretch>
                       <a:fillRect/>
                     </a:stretch>
@@ -4502,6 +7211,7 @@
         <w:rPr>
           <w:b/>
           <w:bCs/>
+          <w:noProof/>
           <w:sz w:val="56"/>
           <w:szCs w:val="56"/>
           <w:vertAlign w:val="superscript"/>
@@ -4523,7 +7233,7 @@
                     <pic:cNvPicPr/>
                   </pic:nvPicPr>
                   <pic:blipFill>
-                    <a:blip r:embed="rId22"/>
+                    <a:blip r:embed="rId65"/>
                     <a:stretch>
                       <a:fillRect/>
                     </a:stretch>
@@ -4625,7 +7335,25 @@
           <w:color w:val="0D0D0D"/>
           <w:shd w:val="clear" w:color="auto" w:fill="FFFFFF"/>
         </w:rPr>
-        <w:t>In JavaScript, a polyfill refers to a piece of code that provides functionality that is not natively supported by the web browser's JavaScript engine. It essentially "fills in" the gaps in functionality, allowing developers to use newer features of the language or APIs in environments that do not inherently support them.</w:t>
+        <w:t xml:space="preserve">In JavaScript, a </w:t>
+      </w:r>
+      <w:proofErr w:type="spellStart"/>
+      <w:r>
+        <w:rPr>
+          <w:rFonts w:ascii="Segoe UI" w:hAnsi="Segoe UI" w:cs="Segoe UI"/>
+          <w:color w:val="0D0D0D"/>
+          <w:shd w:val="clear" w:color="auto" w:fill="FFFFFF"/>
+        </w:rPr>
+        <w:t>polyfill</w:t>
+      </w:r>
+      <w:proofErr w:type="spellEnd"/>
+      <w:r>
+        <w:rPr>
+          <w:rFonts w:ascii="Segoe UI" w:hAnsi="Segoe UI" w:cs="Segoe UI"/>
+          <w:color w:val="0D0D0D"/>
+          <w:shd w:val="clear" w:color="auto" w:fill="FFFFFF"/>
+        </w:rPr>
+        <w:t xml:space="preserve"> refers to a piece of code that provides functionality that is not natively supported by the web browser's JavaScript engine. It essentially "fills in" the gaps in functionality, allowing developers to use newer features of the language or APIs in environments that do not inherently support them.</w:t>
       </w:r>
     </w:p>
     <w:p>
@@ -4705,7 +7433,7 @@
                     <pic:cNvPicPr/>
                   </pic:nvPicPr>
                   <pic:blipFill>
-                    <a:blip r:embed="rId23"/>
+                    <a:blip r:embed="rId66"/>
                     <a:stretch>
                       <a:fillRect/>
                     </a:stretch>
@@ -5264,7 +7992,33 @@
           <w:lang w:eastAsia="en-IN"/>
           <w14:ligatures w14:val="none"/>
         </w:rPr>
-        <w:t xml:space="preserve"> tag, it tells the browser to continue parsing the HTML document while the script is being fetched, similar to </w:t>
+        <w:t xml:space="preserve"> tag, it tells the browser to continue parsing the HTML document while the script is being fetched, </w:t>
+      </w:r>
+      <w:proofErr w:type="gramStart"/>
+      <w:r>
+        <w:rPr>
+          <w:rFonts w:ascii="Segoe UI" w:eastAsia="Times New Roman" w:hAnsi="Segoe UI" w:cs="Segoe UI"/>
+          <w:color w:val="0D0D0D"/>
+          <w:kern w:val="0"/>
+          <w:sz w:val="24"/>
+          <w:szCs w:val="24"/>
+          <w:lang w:eastAsia="en-IN"/>
+          <w14:ligatures w14:val="none"/>
+        </w:rPr>
+        <w:t>similar to</w:t>
+      </w:r>
+      <w:proofErr w:type="gramEnd"/>
+      <w:r>
+        <w:rPr>
+          <w:rFonts w:ascii="Segoe UI" w:eastAsia="Times New Roman" w:hAnsi="Segoe UI" w:cs="Segoe UI"/>
+          <w:color w:val="0D0D0D"/>
+          <w:kern w:val="0"/>
+          <w:sz w:val="24"/>
+          <w:szCs w:val="24"/>
+          <w:lang w:eastAsia="en-IN"/>
+          <w14:ligatures w14:val="none"/>
+        </w:rPr>
+        <w:t xml:space="preserve"> </w:t>
       </w:r>
       <w:r>
         <w:rPr>
@@ -5586,6 +8340,7 @@
         </w:rPr>
         <w:t xml:space="preserve">Use </w:t>
       </w:r>
+      <w:proofErr w:type="gramStart"/>
       <w:r>
         <w:rPr>
           <w:rFonts w:ascii="Ubuntu Mono" w:eastAsia="Times New Roman" w:hAnsi="Ubuntu Mono" w:cs="Courier New"/>
@@ -5601,6 +8356,7 @@
         </w:rPr>
         <w:t>defer</w:t>
       </w:r>
+      <w:proofErr w:type="gramEnd"/>
       <w:r>
         <w:rPr>
           <w:rFonts w:ascii="Segoe UI" w:eastAsia="Times New Roman" w:hAnsi="Segoe UI" w:cs="Segoe UI"/>
@@ -6061,7 +8817,59 @@
           <w:lang w:eastAsia="en-IN"/>
           <w14:ligatures w14:val="none"/>
         </w:rPr>
-        <w:t>Asynchronous operations, such as setTimeout, XMLHttpRequest, or DOM events, are offloaded to the browser's APIs or the environment's task queue.</w:t>
+        <w:t xml:space="preserve">Asynchronous operations, such as </w:t>
+      </w:r>
+      <w:proofErr w:type="spellStart"/>
+      <w:r>
+        <w:rPr>
+          <w:rFonts w:ascii="Segoe UI" w:eastAsia="Times New Roman" w:hAnsi="Segoe UI" w:cs="Segoe UI"/>
+          <w:color w:val="0D0D0D"/>
+          <w:kern w:val="0"/>
+          <w:sz w:val="24"/>
+          <w:szCs w:val="24"/>
+          <w:lang w:eastAsia="en-IN"/>
+          <w14:ligatures w14:val="none"/>
+        </w:rPr>
+        <w:t>setTimeout</w:t>
+      </w:r>
+      <w:proofErr w:type="spellEnd"/>
+      <w:r>
+        <w:rPr>
+          <w:rFonts w:ascii="Segoe UI" w:eastAsia="Times New Roman" w:hAnsi="Segoe UI" w:cs="Segoe UI"/>
+          <w:color w:val="0D0D0D"/>
+          <w:kern w:val="0"/>
+          <w:sz w:val="24"/>
+          <w:szCs w:val="24"/>
+          <w:lang w:eastAsia="en-IN"/>
+          <w14:ligatures w14:val="none"/>
+        </w:rPr>
+        <w:t xml:space="preserve">, </w:t>
+      </w:r>
+      <w:proofErr w:type="spellStart"/>
+      <w:r>
+        <w:rPr>
+          <w:rFonts w:ascii="Segoe UI" w:eastAsia="Times New Roman" w:hAnsi="Segoe UI" w:cs="Segoe UI"/>
+          <w:color w:val="0D0D0D"/>
+          <w:kern w:val="0"/>
+          <w:sz w:val="24"/>
+          <w:szCs w:val="24"/>
+          <w:lang w:eastAsia="en-IN"/>
+          <w14:ligatures w14:val="none"/>
+        </w:rPr>
+        <w:t>XMLHttpRequest</w:t>
+      </w:r>
+      <w:proofErr w:type="spellEnd"/>
+      <w:r>
+        <w:rPr>
+          <w:rFonts w:ascii="Segoe UI" w:eastAsia="Times New Roman" w:hAnsi="Segoe UI" w:cs="Segoe UI"/>
+          <w:color w:val="0D0D0D"/>
+          <w:kern w:val="0"/>
+          <w:sz w:val="24"/>
+          <w:szCs w:val="24"/>
+          <w:lang w:eastAsia="en-IN"/>
+          <w14:ligatures w14:val="none"/>
+        </w:rPr>
+        <w:t>, or DOM events, are offloaded to the browser's APIs or the environment's task queue.</w:t>
       </w:r>
     </w:p>
     <w:p>
@@ -7074,7 +9882,33 @@
           <w:lang w:eastAsia="en-IN"/>
           <w14:ligatures w14:val="none"/>
         </w:rPr>
-        <w:t>This propagation resembles bubbles rising up from the target to the top of the document tree.</w:t>
+        <w:t xml:space="preserve">This propagation resembles bubbles </w:t>
+      </w:r>
+      <w:proofErr w:type="gramStart"/>
+      <w:r>
+        <w:rPr>
+          <w:rFonts w:ascii="Segoe UI" w:eastAsia="Times New Roman" w:hAnsi="Segoe UI" w:cs="Segoe UI"/>
+          <w:color w:val="0D0D0D"/>
+          <w:kern w:val="0"/>
+          <w:sz w:val="24"/>
+          <w:szCs w:val="24"/>
+          <w:lang w:eastAsia="en-IN"/>
+          <w14:ligatures w14:val="none"/>
+        </w:rPr>
+        <w:t>rising up</w:t>
+      </w:r>
+      <w:proofErr w:type="gramEnd"/>
+      <w:r>
+        <w:rPr>
+          <w:rFonts w:ascii="Segoe UI" w:eastAsia="Times New Roman" w:hAnsi="Segoe UI" w:cs="Segoe UI"/>
+          <w:color w:val="0D0D0D"/>
+          <w:kern w:val="0"/>
+          <w:sz w:val="24"/>
+          <w:szCs w:val="24"/>
+          <w:lang w:eastAsia="en-IN"/>
+          <w14:ligatures w14:val="none"/>
+        </w:rPr>
+        <w:t xml:space="preserve"> from the target to the top of the document tree.</w:t>
       </w:r>
     </w:p>
     <w:p>
@@ -7148,7 +9982,33 @@
           <w:lang w:eastAsia="en-IN"/>
           <w14:ligatures w14:val="none"/>
         </w:rPr>
-        <w:t>Event bubbling is the default behavior in most cases and is widely used in event handling.</w:t>
+        <w:t xml:space="preserve">Event bubbling is the default </w:t>
+      </w:r>
+      <w:proofErr w:type="spellStart"/>
+      <w:r>
+        <w:rPr>
+          <w:rFonts w:ascii="Segoe UI" w:eastAsia="Times New Roman" w:hAnsi="Segoe UI" w:cs="Segoe UI"/>
+          <w:color w:val="0D0D0D"/>
+          <w:kern w:val="0"/>
+          <w:sz w:val="24"/>
+          <w:szCs w:val="24"/>
+          <w:lang w:eastAsia="en-IN"/>
+          <w14:ligatures w14:val="none"/>
+        </w:rPr>
+        <w:t>behavior</w:t>
+      </w:r>
+      <w:proofErr w:type="spellEnd"/>
+      <w:r>
+        <w:rPr>
+          <w:rFonts w:ascii="Segoe UI" w:eastAsia="Times New Roman" w:hAnsi="Segoe UI" w:cs="Segoe UI"/>
+          <w:color w:val="0D0D0D"/>
+          <w:kern w:val="0"/>
+          <w:sz w:val="24"/>
+          <w:szCs w:val="24"/>
+          <w:lang w:eastAsia="en-IN"/>
+          <w14:ligatures w14:val="none"/>
+        </w:rPr>
+        <w:t xml:space="preserve"> in most cases and is widely used in event handling.</w:t>
       </w:r>
     </w:p>
     <w:p>
@@ -7202,7 +10062,7 @@
                     <pic:cNvPicPr/>
                   </pic:nvPicPr>
                   <pic:blipFill>
-                    <a:blip r:embed="rId24"/>
+                    <a:blip r:embed="rId67"/>
                     <a:stretch>
                       <a:fillRect/>
                     </a:stretch>
@@ -7240,6 +10100,8 @@
         </w:rPr>
         <w:t xml:space="preserve">In JavaScript, you can specify whether to use event capturing or event bubbling when registering event handlers using the </w:t>
       </w:r>
+      <w:proofErr w:type="spellStart"/>
+      <w:proofErr w:type="gramStart"/>
       <w:r>
         <w:rPr>
           <w:rStyle w:val="HTMLCode"/>
@@ -7252,16 +10114,9 @@
           <w:bdr w:val="single" w:sz="2" w:space="0" w:color="E3E3E3" w:frame="1"/>
           <w:shd w:val="clear" w:color="auto" w:fill="FFFFFF"/>
         </w:rPr>
-        <w:t>addEventListener()</w:t>
-      </w:r>
-      <w:r>
-        <w:rPr>
-          <w:rFonts w:ascii="Segoe UI" w:hAnsi="Segoe UI" w:cs="Segoe UI"/>
-          <w:color w:val="0D0D0D"/>
-          <w:shd w:val="clear" w:color="auto" w:fill="FFFFFF"/>
-        </w:rPr>
-        <w:t xml:space="preserve"> method. The third parameter of </w:t>
-      </w:r>
+        <w:t>addEventListener</w:t>
+      </w:r>
+      <w:proofErr w:type="spellEnd"/>
       <w:r>
         <w:rPr>
           <w:rStyle w:val="HTMLCode"/>
@@ -7274,16 +10129,9 @@
           <w:bdr w:val="single" w:sz="2" w:space="0" w:color="E3E3E3" w:frame="1"/>
           <w:shd w:val="clear" w:color="auto" w:fill="FFFFFF"/>
         </w:rPr>
-        <w:t>addEventListener()</w:t>
-      </w:r>
-      <w:r>
-        <w:rPr>
-          <w:rFonts w:ascii="Segoe UI" w:hAnsi="Segoe UI" w:cs="Segoe UI"/>
-          <w:color w:val="0D0D0D"/>
-          <w:shd w:val="clear" w:color="auto" w:fill="FFFFFF"/>
-        </w:rPr>
-        <w:t xml:space="preserve"> allows you to specify whether the event should be captured (</w:t>
-      </w:r>
+        <w:t>(</w:t>
+      </w:r>
+      <w:proofErr w:type="gramEnd"/>
       <w:r>
         <w:rPr>
           <w:rStyle w:val="HTMLCode"/>
@@ -7296,7 +10144,7 @@
           <w:bdr w:val="single" w:sz="2" w:space="0" w:color="E3E3E3" w:frame="1"/>
           <w:shd w:val="clear" w:color="auto" w:fill="FFFFFF"/>
         </w:rPr>
-        <w:t>true</w:t>
+        <w:t>)</w:t>
       </w:r>
       <w:r>
         <w:rPr>
@@ -7304,8 +10152,10 @@
           <w:color w:val="0D0D0D"/>
           <w:shd w:val="clear" w:color="auto" w:fill="FFFFFF"/>
         </w:rPr>
-        <w:t>) or bubbled (</w:t>
-      </w:r>
+        <w:t xml:space="preserve"> method. The third parameter of </w:t>
+      </w:r>
+      <w:proofErr w:type="spellStart"/>
+      <w:proofErr w:type="gramStart"/>
       <w:r>
         <w:rPr>
           <w:rStyle w:val="HTMLCode"/>
@@ -7318,6 +10168,80 @@
           <w:bdr w:val="single" w:sz="2" w:space="0" w:color="E3E3E3" w:frame="1"/>
           <w:shd w:val="clear" w:color="auto" w:fill="FFFFFF"/>
         </w:rPr>
+        <w:t>addEventListener</w:t>
+      </w:r>
+      <w:proofErr w:type="spellEnd"/>
+      <w:r>
+        <w:rPr>
+          <w:rStyle w:val="HTMLCode"/>
+          <w:rFonts w:ascii="Ubuntu Mono" w:eastAsiaTheme="majorEastAsia" w:hAnsi="Ubuntu Mono"/>
+          <w:b/>
+          <w:bCs/>
+          <w:color w:val="0D0D0D"/>
+          <w:sz w:val="21"/>
+          <w:szCs w:val="21"/>
+          <w:bdr w:val="single" w:sz="2" w:space="0" w:color="E3E3E3" w:frame="1"/>
+          <w:shd w:val="clear" w:color="auto" w:fill="FFFFFF"/>
+        </w:rPr>
+        <w:t>(</w:t>
+      </w:r>
+      <w:proofErr w:type="gramEnd"/>
+      <w:r>
+        <w:rPr>
+          <w:rStyle w:val="HTMLCode"/>
+          <w:rFonts w:ascii="Ubuntu Mono" w:eastAsiaTheme="majorEastAsia" w:hAnsi="Ubuntu Mono"/>
+          <w:b/>
+          <w:bCs/>
+          <w:color w:val="0D0D0D"/>
+          <w:sz w:val="21"/>
+          <w:szCs w:val="21"/>
+          <w:bdr w:val="single" w:sz="2" w:space="0" w:color="E3E3E3" w:frame="1"/>
+          <w:shd w:val="clear" w:color="auto" w:fill="FFFFFF"/>
+        </w:rPr>
+        <w:t>)</w:t>
+      </w:r>
+      <w:r>
+        <w:rPr>
+          <w:rFonts w:ascii="Segoe UI" w:hAnsi="Segoe UI" w:cs="Segoe UI"/>
+          <w:color w:val="0D0D0D"/>
+          <w:shd w:val="clear" w:color="auto" w:fill="FFFFFF"/>
+        </w:rPr>
+        <w:t xml:space="preserve"> allows you to specify whether the event should be captured (</w:t>
+      </w:r>
+      <w:r>
+        <w:rPr>
+          <w:rStyle w:val="HTMLCode"/>
+          <w:rFonts w:ascii="Ubuntu Mono" w:eastAsiaTheme="majorEastAsia" w:hAnsi="Ubuntu Mono"/>
+          <w:b/>
+          <w:bCs/>
+          <w:color w:val="0D0D0D"/>
+          <w:sz w:val="21"/>
+          <w:szCs w:val="21"/>
+          <w:bdr w:val="single" w:sz="2" w:space="0" w:color="E3E3E3" w:frame="1"/>
+          <w:shd w:val="clear" w:color="auto" w:fill="FFFFFF"/>
+        </w:rPr>
+        <w:t>true</w:t>
+      </w:r>
+      <w:r>
+        <w:rPr>
+          <w:rFonts w:ascii="Segoe UI" w:hAnsi="Segoe UI" w:cs="Segoe UI"/>
+          <w:color w:val="0D0D0D"/>
+          <w:shd w:val="clear" w:color="auto" w:fill="FFFFFF"/>
+        </w:rPr>
+        <w:t>) or bubbled (</w:t>
+      </w:r>
+      <w:r>
+        <w:rPr>
+          <w:rStyle w:val="HTMLCode"/>
+          <w:rFonts w:ascii="Ubuntu Mono" w:eastAsiaTheme="majorEastAsia" w:hAnsi="Ubuntu Mono"/>
+          <w:b/>
+          <w:bCs/>
+          <w:color w:val="0D0D0D"/>
+          <w:sz w:val="21"/>
+          <w:szCs w:val="21"/>
+          <w:bdr w:val="single" w:sz="2" w:space="0" w:color="E3E3E3" w:frame="1"/>
+          <w:shd w:val="clear" w:color="auto" w:fill="FFFFFF"/>
+        </w:rPr>
         <w:t>false</w:t>
       </w:r>
       <w:r>
@@ -7326,7 +10250,25 @@
           <w:color w:val="0D0D0D"/>
           <w:shd w:val="clear" w:color="auto" w:fill="FFFFFF"/>
         </w:rPr>
-        <w:t>, default behavior).</w:t>
+        <w:t xml:space="preserve">, default </w:t>
+      </w:r>
+      <w:proofErr w:type="spellStart"/>
+      <w:r>
+        <w:rPr>
+          <w:rFonts w:ascii="Segoe UI" w:hAnsi="Segoe UI" w:cs="Segoe UI"/>
+          <w:color w:val="0D0D0D"/>
+          <w:shd w:val="clear" w:color="auto" w:fill="FFFFFF"/>
+        </w:rPr>
+        <w:t>behavior</w:t>
+      </w:r>
+      <w:proofErr w:type="spellEnd"/>
+      <w:r>
+        <w:rPr>
+          <w:rFonts w:ascii="Segoe UI" w:hAnsi="Segoe UI" w:cs="Segoe UI"/>
+          <w:color w:val="0D0D0D"/>
+          <w:shd w:val="clear" w:color="auto" w:fill="FFFFFF"/>
+        </w:rPr>
+        <w:t>).</w:t>
       </w:r>
     </w:p>
     <w:p>
@@ -7358,7 +10300,7 @@
                     <pic:cNvPicPr/>
                   </pic:nvPicPr>
                   <pic:blipFill>
-                    <a:blip r:embed="rId25"/>
+                    <a:blip r:embed="rId68"/>
                     <a:stretch>
                       <a:fillRect/>
                     </a:stretch>
@@ -7408,7 +10350,7 @@
                     <pic:cNvPicPr/>
                   </pic:nvPicPr>
                   <pic:blipFill>
-                    <a:blip r:embed="rId26"/>
+                    <a:blip r:embed="rId69"/>
                     <a:stretch>
                       <a:fillRect/>
                     </a:stretch>
@@ -7458,7 +10400,7 @@
                     <pic:cNvPicPr/>
                   </pic:nvPicPr>
                   <pic:blipFill>
-                    <a:blip r:embed="rId27"/>
+                    <a:blip r:embed="rId70"/>
                     <a:stretch>
                       <a:fillRect/>
                     </a:stretch>
@@ -7508,7 +10450,7 @@
                     <pic:cNvPicPr/>
                   </pic:nvPicPr>
                   <pic:blipFill>
-                    <a:blip r:embed="rId28"/>
+                    <a:blip r:embed="rId71"/>
                     <a:stretch>
                       <a:fillRect/>
                     </a:stretch>
@@ -7656,7 +10598,7 @@
                     <pic:cNvPicPr/>
                   </pic:nvPicPr>
                   <pic:blipFill>
-                    <a:blip r:embed="rId29"/>
+                    <a:blip r:embed="rId72"/>
                     <a:stretch>
                       <a:fillRect/>
                     </a:stretch>
@@ -7706,7 +10648,7 @@
                     <pic:cNvPicPr/>
                   </pic:nvPicPr>
                   <pic:blipFill>
-                    <a:blip r:embed="rId30"/>
+                    <a:blip r:embed="rId73"/>
                     <a:stretch>
                       <a:fillRect/>
                     </a:stretch>
@@ -7756,7 +10698,7 @@
                     <pic:cNvPicPr/>
                   </pic:nvPicPr>
                   <pic:blipFill>
-                    <a:blip r:embed="rId31"/>
+                    <a:blip r:embed="rId74"/>
                     <a:stretch>
                       <a:fillRect/>
                     </a:stretch>
@@ -7792,7 +10734,43 @@
         <w:rPr>
           <w:lang w:val="en-US"/>
         </w:rPr>
-        <w:t>In js, when we try to merge arrays using + operator, it will not work because it converts to string and merge it, so use concat()</w:t>
+        <w:t xml:space="preserve">In </w:t>
+      </w:r>
+      <w:proofErr w:type="spellStart"/>
+      <w:r>
+        <w:rPr>
+          <w:lang w:val="en-US"/>
+        </w:rPr>
+        <w:t>js</w:t>
+      </w:r>
+      <w:proofErr w:type="spellEnd"/>
+      <w:r>
+        <w:rPr>
+          <w:lang w:val="en-US"/>
+        </w:rPr>
+        <w:t xml:space="preserve">, when we try to merge arrays using + operator, it will not work because it converts to string and merge it, so use </w:t>
+      </w:r>
+      <w:proofErr w:type="spellStart"/>
+      <w:proofErr w:type="gramStart"/>
+      <w:r>
+        <w:rPr>
+          <w:lang w:val="en-US"/>
+        </w:rPr>
+        <w:t>concat</w:t>
+      </w:r>
+      <w:proofErr w:type="spellEnd"/>
+      <w:r>
+        <w:rPr>
+          <w:lang w:val="en-US"/>
+        </w:rPr>
+        <w:t>(</w:t>
+      </w:r>
+      <w:proofErr w:type="gramEnd"/>
+      <w:r>
+        <w:rPr>
+          <w:lang w:val="en-US"/>
+        </w:rPr>
+        <w:t>)</w:t>
       </w:r>
     </w:p>
     <w:p>
@@ -7824,7 +10802,7 @@
                     <pic:cNvPicPr/>
                   </pic:nvPicPr>
                   <pic:blipFill>
-                    <a:blip r:embed="rId32"/>
+                    <a:blip r:embed="rId75"/>
                     <a:stretch>
                       <a:fillRect/>
                     </a:stretch>
@@ -7921,7 +10899,29 @@
           <w:lang w:val="en-US"/>
         </w:rPr>
         <w:lastRenderedPageBreak/>
-        <w:t>Call, apply , bind</w:t>
+        <w:t xml:space="preserve">Call, </w:t>
+      </w:r>
+      <w:proofErr w:type="gramStart"/>
+      <w:r>
+        <w:rPr>
+          <w:b/>
+          <w:bCs/>
+          <w:sz w:val="44"/>
+          <w:szCs w:val="44"/>
+          <w:lang w:val="en-US"/>
+        </w:rPr>
+        <w:t>apply ,</w:t>
+      </w:r>
+      <w:proofErr w:type="gramEnd"/>
+      <w:r>
+        <w:rPr>
+          <w:b/>
+          <w:bCs/>
+          <w:sz w:val="44"/>
+          <w:szCs w:val="44"/>
+          <w:lang w:val="en-US"/>
+        </w:rPr>
+        <w:t xml:space="preserve"> bind</w:t>
       </w:r>
     </w:p>
     <w:p>
@@ -8068,7 +11068,7 @@
                     <pic:cNvPicPr/>
                   </pic:nvPicPr>
                   <pic:blipFill>
-                    <a:blip r:embed="rId33"/>
+                    <a:blip r:embed="rId76"/>
                     <a:stretch>
                       <a:fillRect/>
                     </a:stretch>
@@ -8139,7 +11139,7 @@
                     <pic:cNvPicPr/>
                   </pic:nvPicPr>
                   <pic:blipFill>
-                    <a:blip r:embed="rId34"/>
+                    <a:blip r:embed="rId77"/>
                     <a:stretch>
                       <a:fillRect/>
                     </a:stretch>
@@ -8210,7 +11210,7 @@
                     <pic:cNvPicPr/>
                   </pic:nvPicPr>
                   <pic:blipFill>
-                    <a:blip r:embed="rId35"/>
+                    <a:blip r:embed="rId78"/>
                     <a:stretch>
                       <a:fillRect/>
                     </a:stretch>
@@ -8262,7 +11262,29 @@
           <w:szCs w:val="24"/>
           <w:lang w:val="en-US"/>
         </w:rPr>
-        <w:t>To find max number in an array in js using apply</w:t>
+        <w:t xml:space="preserve">To find max number in an array in </w:t>
+      </w:r>
+      <w:proofErr w:type="spellStart"/>
+      <w:r>
+        <w:rPr>
+          <w:b/>
+          <w:bCs/>
+          <w:sz w:val="24"/>
+          <w:szCs w:val="24"/>
+          <w:lang w:val="en-US"/>
+        </w:rPr>
+        <w:t>js</w:t>
+      </w:r>
+      <w:proofErr w:type="spellEnd"/>
+      <w:r>
+        <w:rPr>
+          <w:b/>
+          <w:bCs/>
+          <w:sz w:val="24"/>
+          <w:szCs w:val="24"/>
+          <w:lang w:val="en-US"/>
+        </w:rPr>
+        <w:t xml:space="preserve"> using apply</w:t>
       </w:r>
     </w:p>
     <w:p>
@@ -8300,7 +11322,7 @@
                     <pic:cNvPicPr/>
                   </pic:nvPicPr>
                   <pic:blipFill>
-                    <a:blip r:embed="rId36"/>
+                    <a:blip r:embed="rId79"/>
                     <a:stretch>
                       <a:fillRect/>
                     </a:stretch>
@@ -8382,7 +11404,7 @@
                     <pic:cNvPicPr/>
                   </pic:nvPicPr>
                   <pic:blipFill>
-                    <a:blip r:embed="rId37"/>
+                    <a:blip r:embed="rId80"/>
                     <a:stretch>
                       <a:fillRect/>
                     </a:stretch>
@@ -8405,6 +11427,2256 @@
     </w:p>
     <w:p>
       <w:pPr>
+        <w:pStyle w:val="ListParagraph"/>
+        <w:numPr>
+          <w:ilvl w:val="0"/>
+          <w:numId w:val="20"/>
+        </w:numPr>
+        <w:rPr>
+          <w:b/>
+          <w:bCs/>
+          <w:sz w:val="24"/>
+          <w:szCs w:val="24"/>
+          <w:lang w:val="en-US"/>
+        </w:rPr>
+      </w:pPr>
+      <w:hyperlink r:id="rId81" w:history="1">
+        <w:r>
+          <w:rPr>
+            <w:rStyle w:val="Hyperlink"/>
+            <w:rFonts w:ascii="Segoe UI" w:hAnsi="Segoe UI" w:cs="Segoe UI"/>
+            <w:shd w:val="clear" w:color="auto" w:fill="FFFFFF"/>
+          </w:rPr>
+          <w:t>JavaScript</w:t>
+        </w:r>
+      </w:hyperlink>
+      <w:r>
+        <w:rPr>
+          <w:rFonts w:ascii="Segoe UI" w:hAnsi="Segoe UI" w:cs="Segoe UI"/>
+          <w:color w:val="1B1B1B"/>
+          <w:shd w:val="clear" w:color="auto" w:fill="FFFFFF"/>
+        </w:rPr>
+        <w:t> is a powerful programming language that can add interactivity to a website. It was invented by Brendan Eich.</w:t>
+      </w:r>
+    </w:p>
+    <w:p>
+      <w:pPr>
+        <w:ind w:left="360"/>
+        <w:rPr>
+          <w:b/>
+          <w:bCs/>
+          <w:sz w:val="24"/>
+          <w:szCs w:val="24"/>
+          <w:lang w:val="en-US"/>
+        </w:rPr>
+      </w:pPr>
+      <w:r>
+        <w:rPr>
+          <w:noProof/>
+          <w:lang w:val="en-US"/>
+        </w:rPr>
+        <w:drawing>
+          <wp:inline distT="0" distB="0" distL="0" distR="0" wp14:anchorId="39E46BF7" wp14:editId="5B1762F3">
+            <wp:extent cx="5731510" cy="2750820"/>
+            <wp:effectExtent l="0" t="0" r="2540" b="0"/>
+            <wp:docPr id="1898074812" name="Picture 1"/>
+            <wp:cNvGraphicFramePr>
+              <a:graphicFrameLocks xmlns:a="http://schemas.openxmlformats.org/drawingml/2006/main" noChangeAspect="1"/>
+            </wp:cNvGraphicFramePr>
+            <a:graphic xmlns:a="http://schemas.openxmlformats.org/drawingml/2006/main">
+              <a:graphicData uri="http://schemas.openxmlformats.org/drawingml/2006/picture">
+                <pic:pic xmlns:pic="http://schemas.openxmlformats.org/drawingml/2006/picture">
+                  <pic:nvPicPr>
+                    <pic:cNvPr id="1898074812" name=""/>
+                    <pic:cNvPicPr/>
+                  </pic:nvPicPr>
+                  <pic:blipFill>
+                    <a:blip r:embed="rId82"/>
+                    <a:stretch>
+                      <a:fillRect/>
+                    </a:stretch>
+                  </pic:blipFill>
+                  <pic:spPr>
+                    <a:xfrm>
+                      <a:off x="0" y="0"/>
+                      <a:ext cx="5731510" cy="2750820"/>
+                    </a:xfrm>
+                    <a:prstGeom prst="rect">
+                      <a:avLst/>
+                    </a:prstGeom>
+                  </pic:spPr>
+                </pic:pic>
+              </a:graphicData>
+            </a:graphic>
+          </wp:inline>
+        </w:drawing>
+      </w:r>
+    </w:p>
+    <w:p>
+      <w:pPr>
+        <w:rPr>
+          <w:b/>
+          <w:bCs/>
+          <w:sz w:val="24"/>
+          <w:szCs w:val="24"/>
+          <w:lang w:val="en-US"/>
+        </w:rPr>
+      </w:pPr>
+    </w:p>
+    <w:p>
+      <w:pPr>
+        <w:rPr>
+          <w:b/>
+          <w:bCs/>
+          <w:sz w:val="24"/>
+          <w:szCs w:val="24"/>
+          <w:lang w:val="en-US"/>
+        </w:rPr>
+      </w:pPr>
+      <w:r>
+        <w:rPr>
+          <w:b/>
+          <w:bCs/>
+          <w:noProof/>
+          <w:sz w:val="24"/>
+          <w:szCs w:val="24"/>
+          <w:lang w:val="en-US"/>
+        </w:rPr>
+        <w:lastRenderedPageBreak/>
+        <w:drawing>
+          <wp:inline distT="0" distB="0" distL="0" distR="0" wp14:anchorId="5C1B161F" wp14:editId="78449706">
+            <wp:extent cx="5731510" cy="2258695"/>
+            <wp:effectExtent l="0" t="0" r="2540" b="8255"/>
+            <wp:docPr id="1595451636" name="Picture 1"/>
+            <wp:cNvGraphicFramePr>
+              <a:graphicFrameLocks xmlns:a="http://schemas.openxmlformats.org/drawingml/2006/main" noChangeAspect="1"/>
+            </wp:cNvGraphicFramePr>
+            <a:graphic xmlns:a="http://schemas.openxmlformats.org/drawingml/2006/main">
+              <a:graphicData uri="http://schemas.openxmlformats.org/drawingml/2006/picture">
+                <pic:pic xmlns:pic="http://schemas.openxmlformats.org/drawingml/2006/picture">
+                  <pic:nvPicPr>
+                    <pic:cNvPr id="1595451636" name=""/>
+                    <pic:cNvPicPr/>
+                  </pic:nvPicPr>
+                  <pic:blipFill>
+                    <a:blip r:embed="rId83"/>
+                    <a:stretch>
+                      <a:fillRect/>
+                    </a:stretch>
+                  </pic:blipFill>
+                  <pic:spPr>
+                    <a:xfrm>
+                      <a:off x="0" y="0"/>
+                      <a:ext cx="5731510" cy="2258695"/>
+                    </a:xfrm>
+                    <a:prstGeom prst="rect">
+                      <a:avLst/>
+                    </a:prstGeom>
+                  </pic:spPr>
+                </pic:pic>
+              </a:graphicData>
+            </a:graphic>
+          </wp:inline>
+        </w:drawing>
+      </w:r>
+    </w:p>
+    <w:p>
+      <w:pPr>
+        <w:rPr>
+          <w:b/>
+          <w:bCs/>
+          <w:sz w:val="24"/>
+          <w:szCs w:val="24"/>
+          <w:lang w:val="en-US"/>
+        </w:rPr>
+      </w:pPr>
+      <w:r>
+        <w:rPr>
+          <w:b/>
+          <w:bCs/>
+          <w:noProof/>
+          <w:sz w:val="24"/>
+          <w:szCs w:val="24"/>
+          <w:lang w:val="en-US"/>
+        </w:rPr>
+        <w:drawing>
+          <wp:inline distT="0" distB="0" distL="0" distR="0" wp14:anchorId="7E44D8C2" wp14:editId="7E2BAE25">
+            <wp:extent cx="5731510" cy="2442210"/>
+            <wp:effectExtent l="0" t="0" r="2540" b="0"/>
+            <wp:docPr id="219832313" name="Picture 1" descr="A screenshot of a computer&#10;&#10;Description automatically generated"/>
+            <wp:cNvGraphicFramePr>
+              <a:graphicFrameLocks xmlns:a="http://schemas.openxmlformats.org/drawingml/2006/main" noChangeAspect="1"/>
+            </wp:cNvGraphicFramePr>
+            <a:graphic xmlns:a="http://schemas.openxmlformats.org/drawingml/2006/main">
+              <a:graphicData uri="http://schemas.openxmlformats.org/drawingml/2006/picture">
+                <pic:pic xmlns:pic="http://schemas.openxmlformats.org/drawingml/2006/picture">
+                  <pic:nvPicPr>
+                    <pic:cNvPr id="219832313" name="Picture 1" descr="A screenshot of a computer&#10;&#10;Description automatically generated"/>
+                    <pic:cNvPicPr/>
+                  </pic:nvPicPr>
+                  <pic:blipFill>
+                    <a:blip r:embed="rId84"/>
+                    <a:stretch>
+                      <a:fillRect/>
+                    </a:stretch>
+                  </pic:blipFill>
+                  <pic:spPr>
+                    <a:xfrm>
+                      <a:off x="0" y="0"/>
+                      <a:ext cx="5731510" cy="2442210"/>
+                    </a:xfrm>
+                    <a:prstGeom prst="rect">
+                      <a:avLst/>
+                    </a:prstGeom>
+                  </pic:spPr>
+                </pic:pic>
+              </a:graphicData>
+            </a:graphic>
+          </wp:inline>
+        </w:drawing>
+      </w:r>
+    </w:p>
+    <w:p>
+      <w:pPr>
+        <w:rPr>
+          <w:b/>
+          <w:bCs/>
+          <w:sz w:val="24"/>
+          <w:szCs w:val="24"/>
+          <w:lang w:val="en-US"/>
+        </w:rPr>
+      </w:pPr>
+    </w:p>
+    <w:p>
+      <w:pPr>
+        <w:rPr>
+          <w:b/>
+          <w:bCs/>
+          <w:sz w:val="24"/>
+          <w:szCs w:val="24"/>
+          <w:lang w:val="en-US"/>
+        </w:rPr>
+      </w:pPr>
+    </w:p>
+    <w:p>
+      <w:pPr>
+        <w:rPr>
+          <w:b/>
+          <w:bCs/>
+          <w:sz w:val="24"/>
+          <w:szCs w:val="24"/>
+          <w:lang w:val="en-US"/>
+        </w:rPr>
+      </w:pPr>
+    </w:p>
+    <w:p>
+      <w:pPr>
+        <w:rPr>
+          <w:b/>
+          <w:bCs/>
+          <w:sz w:val="24"/>
+          <w:szCs w:val="24"/>
+          <w:lang w:val="en-US"/>
+        </w:rPr>
+      </w:pPr>
+    </w:p>
+    <w:p>
+      <w:pPr>
+        <w:rPr>
+          <w:b/>
+          <w:bCs/>
+          <w:sz w:val="24"/>
+          <w:szCs w:val="24"/>
+          <w:lang w:val="en-US"/>
+        </w:rPr>
+      </w:pPr>
+    </w:p>
+    <w:p>
+      <w:pPr>
+        <w:rPr>
+          <w:b/>
+          <w:bCs/>
+          <w:sz w:val="24"/>
+          <w:szCs w:val="24"/>
+          <w:lang w:val="en-US"/>
+        </w:rPr>
+      </w:pPr>
+    </w:p>
+    <w:p>
+      <w:pPr>
+        <w:rPr>
+          <w:b/>
+          <w:bCs/>
+          <w:sz w:val="24"/>
+          <w:szCs w:val="24"/>
+          <w:lang w:val="en-US"/>
+        </w:rPr>
+      </w:pPr>
+    </w:p>
+    <w:p>
+      <w:pPr>
+        <w:rPr>
+          <w:b/>
+          <w:bCs/>
+          <w:sz w:val="24"/>
+          <w:szCs w:val="24"/>
+          <w:lang w:val="en-US"/>
+        </w:rPr>
+      </w:pPr>
+    </w:p>
+    <w:p>
+      <w:pPr>
+        <w:rPr>
+          <w:b/>
+          <w:bCs/>
+          <w:sz w:val="24"/>
+          <w:szCs w:val="24"/>
+          <w:lang w:val="en-US"/>
+        </w:rPr>
+      </w:pPr>
+      <w:r>
+        <w:rPr>
+          <w:b/>
+          <w:bCs/>
+          <w:noProof/>
+          <w:sz w:val="24"/>
+          <w:szCs w:val="24"/>
+          <w:lang w:val="en-US"/>
+        </w:rPr>
+        <w:lastRenderedPageBreak/>
+        <w:drawing>
+          <wp:inline distT="0" distB="0" distL="0" distR="0" wp14:anchorId="3638D58E" wp14:editId="76CB697D">
+            <wp:extent cx="4163006" cy="2200582"/>
+            <wp:effectExtent l="0" t="0" r="9525" b="9525"/>
+            <wp:docPr id="61465538" name="Picture 1" descr="A screenshot of a computer&#10;&#10;Description automatically generated"/>
+            <wp:cNvGraphicFramePr>
+              <a:graphicFrameLocks xmlns:a="http://schemas.openxmlformats.org/drawingml/2006/main" noChangeAspect="1"/>
+            </wp:cNvGraphicFramePr>
+            <a:graphic xmlns:a="http://schemas.openxmlformats.org/drawingml/2006/main">
+              <a:graphicData uri="http://schemas.openxmlformats.org/drawingml/2006/picture">
+                <pic:pic xmlns:pic="http://schemas.openxmlformats.org/drawingml/2006/picture">
+                  <pic:nvPicPr>
+                    <pic:cNvPr id="61465538" name="Picture 1" descr="A screenshot of a computer&#10;&#10;Description automatically generated"/>
+                    <pic:cNvPicPr/>
+                  </pic:nvPicPr>
+                  <pic:blipFill>
+                    <a:blip r:embed="rId85"/>
+                    <a:stretch>
+                      <a:fillRect/>
+                    </a:stretch>
+                  </pic:blipFill>
+                  <pic:spPr>
+                    <a:xfrm>
+                      <a:off x="0" y="0"/>
+                      <a:ext cx="4163006" cy="2200582"/>
+                    </a:xfrm>
+                    <a:prstGeom prst="rect">
+                      <a:avLst/>
+                    </a:prstGeom>
+                  </pic:spPr>
+                </pic:pic>
+              </a:graphicData>
+            </a:graphic>
+          </wp:inline>
+        </w:drawing>
+      </w:r>
+    </w:p>
+    <w:p>
+      <w:pPr>
+        <w:rPr>
+          <w:b/>
+          <w:bCs/>
+          <w:sz w:val="24"/>
+          <w:szCs w:val="24"/>
+          <w:lang w:val="en-US"/>
+        </w:rPr>
+      </w:pPr>
+    </w:p>
+    <w:p>
+      <w:pPr>
+        <w:rPr>
+          <w:b/>
+          <w:bCs/>
+          <w:sz w:val="24"/>
+          <w:szCs w:val="24"/>
+          <w:lang w:val="en-US"/>
+        </w:rPr>
+      </w:pPr>
+    </w:p>
+    <w:p>
+      <w:pPr>
+        <w:rPr>
+          <w:b/>
+          <w:bCs/>
+          <w:sz w:val="24"/>
+          <w:szCs w:val="24"/>
+          <w:lang w:val="en-US"/>
+        </w:rPr>
+      </w:pPr>
+    </w:p>
+    <w:p>
+      <w:pPr>
+        <w:rPr>
+          <w:b/>
+          <w:bCs/>
+          <w:sz w:val="24"/>
+          <w:szCs w:val="24"/>
+          <w:lang w:val="en-US"/>
+        </w:rPr>
+      </w:pPr>
+      <w:r>
+        <w:rPr>
+          <w:b/>
+          <w:bCs/>
+          <w:noProof/>
+          <w:sz w:val="24"/>
+          <w:szCs w:val="24"/>
+          <w:lang w:val="en-US"/>
+        </w:rPr>
+        <w:drawing>
+          <wp:inline distT="0" distB="0" distL="0" distR="0" wp14:anchorId="0B385EF1" wp14:editId="36608272">
+            <wp:extent cx="4886896" cy="2794635"/>
+            <wp:effectExtent l="0" t="0" r="9525" b="5715"/>
+            <wp:docPr id="568671877" name="Picture 1" descr="A screenshot of a computer program&#10;&#10;Description automatically generated"/>
+            <wp:cNvGraphicFramePr>
+              <a:graphicFrameLocks xmlns:a="http://schemas.openxmlformats.org/drawingml/2006/main" noChangeAspect="1"/>
+            </wp:cNvGraphicFramePr>
+            <a:graphic xmlns:a="http://schemas.openxmlformats.org/drawingml/2006/main">
+              <a:graphicData uri="http://schemas.openxmlformats.org/drawingml/2006/picture">
+                <pic:pic xmlns:pic="http://schemas.openxmlformats.org/drawingml/2006/picture">
+                  <pic:nvPicPr>
+                    <pic:cNvPr id="568671877" name="Picture 1" descr="A screenshot of a computer program&#10;&#10;Description automatically generated"/>
+                    <pic:cNvPicPr/>
+                  </pic:nvPicPr>
+                  <pic:blipFill>
+                    <a:blip r:embed="rId86"/>
+                    <a:stretch>
+                      <a:fillRect/>
+                    </a:stretch>
+                  </pic:blipFill>
+                  <pic:spPr>
+                    <a:xfrm>
+                      <a:off x="0" y="0"/>
+                      <a:ext cx="4891576" cy="2797311"/>
+                    </a:xfrm>
+                    <a:prstGeom prst="rect">
+                      <a:avLst/>
+                    </a:prstGeom>
+                  </pic:spPr>
+                </pic:pic>
+              </a:graphicData>
+            </a:graphic>
+          </wp:inline>
+        </w:drawing>
+      </w:r>
+    </w:p>
+    <w:p>
+      <w:pPr>
+        <w:rPr>
+          <w:b/>
+          <w:bCs/>
+          <w:sz w:val="24"/>
+          <w:szCs w:val="24"/>
+          <w:lang w:val="en-US"/>
+        </w:rPr>
+      </w:pPr>
+      <w:r>
+        <w:rPr>
+          <w:b/>
+          <w:bCs/>
+          <w:noProof/>
+          <w:sz w:val="24"/>
+          <w:szCs w:val="24"/>
+          <w:lang w:val="en-US"/>
+        </w:rPr>
+        <w:drawing>
+          <wp:inline distT="0" distB="0" distL="0" distR="0" wp14:anchorId="7D740751" wp14:editId="0A206572">
+            <wp:extent cx="5315692" cy="2448267"/>
+            <wp:effectExtent l="0" t="0" r="0" b="9525"/>
+            <wp:docPr id="1323754184" name="Picture 1" descr="A screen shot of a computer code&#10;&#10;Description automatically generated"/>
+            <wp:cNvGraphicFramePr>
+              <a:graphicFrameLocks xmlns:a="http://schemas.openxmlformats.org/drawingml/2006/main" noChangeAspect="1"/>
+            </wp:cNvGraphicFramePr>
+            <a:graphic xmlns:a="http://schemas.openxmlformats.org/drawingml/2006/main">
+              <a:graphicData uri="http://schemas.openxmlformats.org/drawingml/2006/picture">
+                <pic:pic xmlns:pic="http://schemas.openxmlformats.org/drawingml/2006/picture">
+                  <pic:nvPicPr>
+                    <pic:cNvPr id="1323754184" name="Picture 1" descr="A screen shot of a computer code&#10;&#10;Description automatically generated"/>
+                    <pic:cNvPicPr/>
+                  </pic:nvPicPr>
+                  <pic:blipFill>
+                    <a:blip r:embed="rId87"/>
+                    <a:stretch>
+                      <a:fillRect/>
+                    </a:stretch>
+                  </pic:blipFill>
+                  <pic:spPr>
+                    <a:xfrm>
+                      <a:off x="0" y="0"/>
+                      <a:ext cx="5315692" cy="2448267"/>
+                    </a:xfrm>
+                    <a:prstGeom prst="rect">
+                      <a:avLst/>
+                    </a:prstGeom>
+                  </pic:spPr>
+                </pic:pic>
+              </a:graphicData>
+            </a:graphic>
+          </wp:inline>
+        </w:drawing>
+      </w:r>
+    </w:p>
+    <w:p>
+      <w:pPr>
+        <w:rPr>
+          <w:b/>
+          <w:bCs/>
+          <w:sz w:val="24"/>
+          <w:szCs w:val="24"/>
+          <w:lang w:val="en-US"/>
+        </w:rPr>
+      </w:pPr>
+      <w:r>
+        <w:rPr>
+          <w:b/>
+          <w:bCs/>
+          <w:noProof/>
+          <w:sz w:val="24"/>
+          <w:szCs w:val="24"/>
+          <w:lang w:val="en-US"/>
+        </w:rPr>
+        <w:lastRenderedPageBreak/>
+        <w:drawing>
+          <wp:inline distT="0" distB="0" distL="0" distR="0" wp14:anchorId="68C51AA5" wp14:editId="54742081">
+            <wp:extent cx="5731510" cy="2247900"/>
+            <wp:effectExtent l="0" t="0" r="0" b="0"/>
+            <wp:docPr id="821435716" name="Picture 1" descr="A text on a page&#10;&#10;Description automatically generated"/>
+            <wp:cNvGraphicFramePr>
+              <a:graphicFrameLocks xmlns:a="http://schemas.openxmlformats.org/drawingml/2006/main" noChangeAspect="1"/>
+            </wp:cNvGraphicFramePr>
+            <a:graphic xmlns:a="http://schemas.openxmlformats.org/drawingml/2006/main">
+              <a:graphicData uri="http://schemas.openxmlformats.org/drawingml/2006/picture">
+                <pic:pic xmlns:pic="http://schemas.openxmlformats.org/drawingml/2006/picture">
+                  <pic:nvPicPr>
+                    <pic:cNvPr id="821435716" name="Picture 1" descr="A text on a page&#10;&#10;Description automatically generated"/>
+                    <pic:cNvPicPr/>
+                  </pic:nvPicPr>
+                  <pic:blipFill>
+                    <a:blip r:embed="rId88"/>
+                    <a:stretch>
+                      <a:fillRect/>
+                    </a:stretch>
+                  </pic:blipFill>
+                  <pic:spPr>
+                    <a:xfrm>
+                      <a:off x="0" y="0"/>
+                      <a:ext cx="5731510" cy="2247900"/>
+                    </a:xfrm>
+                    <a:prstGeom prst="rect">
+                      <a:avLst/>
+                    </a:prstGeom>
+                  </pic:spPr>
+                </pic:pic>
+              </a:graphicData>
+            </a:graphic>
+          </wp:inline>
+        </w:drawing>
+      </w:r>
+    </w:p>
+    <w:p>
+      <w:pPr>
+        <w:rPr>
+          <w:b/>
+          <w:bCs/>
+          <w:sz w:val="24"/>
+          <w:szCs w:val="24"/>
+          <w:lang w:val="en-US"/>
+        </w:rPr>
+      </w:pPr>
+      <w:r>
+        <w:rPr>
+          <w:b/>
+          <w:bCs/>
+          <w:noProof/>
+          <w:sz w:val="24"/>
+          <w:szCs w:val="24"/>
+          <w:lang w:val="en-US"/>
+        </w:rPr>
+        <w:drawing>
+          <wp:inline distT="0" distB="0" distL="0" distR="0" wp14:anchorId="7FEE29E9" wp14:editId="4A5CB749">
+            <wp:extent cx="5731510" cy="1943735"/>
+            <wp:effectExtent l="0" t="0" r="0" b="0"/>
+            <wp:docPr id="1266582714" name="Picture 1"/>
+            <wp:cNvGraphicFramePr>
+              <a:graphicFrameLocks xmlns:a="http://schemas.openxmlformats.org/drawingml/2006/main" noChangeAspect="1"/>
+            </wp:cNvGraphicFramePr>
+            <a:graphic xmlns:a="http://schemas.openxmlformats.org/drawingml/2006/main">
+              <a:graphicData uri="http://schemas.openxmlformats.org/drawingml/2006/picture">
+                <pic:pic xmlns:pic="http://schemas.openxmlformats.org/drawingml/2006/picture">
+                  <pic:nvPicPr>
+                    <pic:cNvPr id="1266582714" name=""/>
+                    <pic:cNvPicPr/>
+                  </pic:nvPicPr>
+                  <pic:blipFill>
+                    <a:blip r:embed="rId89"/>
+                    <a:stretch>
+                      <a:fillRect/>
+                    </a:stretch>
+                  </pic:blipFill>
+                  <pic:spPr>
+                    <a:xfrm>
+                      <a:off x="0" y="0"/>
+                      <a:ext cx="5731510" cy="1943735"/>
+                    </a:xfrm>
+                    <a:prstGeom prst="rect">
+                      <a:avLst/>
+                    </a:prstGeom>
+                  </pic:spPr>
+                </pic:pic>
+              </a:graphicData>
+            </a:graphic>
+          </wp:inline>
+        </w:drawing>
+      </w:r>
+    </w:p>
+    <w:p>
+      <w:pPr>
+        <w:pStyle w:val="ListParagraph"/>
+        <w:numPr>
+          <w:ilvl w:val="0"/>
+          <w:numId w:val="20"/>
+        </w:numPr>
+        <w:rPr>
+          <w:b/>
+          <w:bCs/>
+          <w:sz w:val="24"/>
+          <w:szCs w:val="24"/>
+          <w:lang w:val="en-US"/>
+        </w:rPr>
+      </w:pPr>
+      <w:r>
+        <w:rPr>
+          <w:sz w:val="24"/>
+          <w:szCs w:val="24"/>
+          <w:lang w:val="en-US"/>
+        </w:rPr>
+        <w:t xml:space="preserve">Append method is used to add multiple child/nodes where </w:t>
+      </w:r>
+      <w:proofErr w:type="spellStart"/>
+      <w:r>
+        <w:rPr>
+          <w:sz w:val="24"/>
+          <w:szCs w:val="24"/>
+          <w:lang w:val="en-US"/>
+        </w:rPr>
+        <w:t>appendChild</w:t>
+      </w:r>
+      <w:proofErr w:type="spellEnd"/>
+      <w:r>
+        <w:rPr>
+          <w:sz w:val="24"/>
+          <w:szCs w:val="24"/>
+          <w:lang w:val="en-US"/>
+        </w:rPr>
+        <w:t xml:space="preserve"> is used to add a single node</w:t>
+      </w:r>
+    </w:p>
+    <w:p>
+      <w:pPr>
+        <w:ind w:left="360"/>
+        <w:rPr>
+          <w:lang w:val="en-US"/>
+        </w:rPr>
+      </w:pPr>
+      <w:r>
+        <w:rPr>
+          <w:noProof/>
+          <w:lang w:val="en-US"/>
+        </w:rPr>
+        <w:drawing>
+          <wp:inline distT="0" distB="0" distL="0" distR="0" wp14:anchorId="395C7DDA" wp14:editId="786E4805">
+            <wp:extent cx="5731510" cy="2634615"/>
+            <wp:effectExtent l="0" t="0" r="0" b="0"/>
+            <wp:docPr id="682138673" name="Picture 1"/>
+            <wp:cNvGraphicFramePr>
+              <a:graphicFrameLocks xmlns:a="http://schemas.openxmlformats.org/drawingml/2006/main" noChangeAspect="1"/>
+            </wp:cNvGraphicFramePr>
+            <a:graphic xmlns:a="http://schemas.openxmlformats.org/drawingml/2006/main">
+              <a:graphicData uri="http://schemas.openxmlformats.org/drawingml/2006/picture">
+                <pic:pic xmlns:pic="http://schemas.openxmlformats.org/drawingml/2006/picture">
+                  <pic:nvPicPr>
+                    <pic:cNvPr id="682138673" name="Picture 1"/>
+                    <pic:cNvPicPr/>
+                  </pic:nvPicPr>
+                  <pic:blipFill>
+                    <a:blip r:embed="rId90"/>
+                    <a:stretch>
+                      <a:fillRect/>
+                    </a:stretch>
+                  </pic:blipFill>
+                  <pic:spPr>
+                    <a:xfrm>
+                      <a:off x="0" y="0"/>
+                      <a:ext cx="5731510" cy="2634615"/>
+                    </a:xfrm>
+                    <a:prstGeom prst="rect">
+                      <a:avLst/>
+                    </a:prstGeom>
+                  </pic:spPr>
+                </pic:pic>
+              </a:graphicData>
+            </a:graphic>
+          </wp:inline>
+        </w:drawing>
+      </w:r>
+    </w:p>
+    <w:p>
+      <w:pPr>
+        <w:ind w:left="360"/>
+        <w:rPr>
+          <w:lang w:val="en-US"/>
+        </w:rPr>
+      </w:pPr>
+      <w:r>
+        <w:rPr>
+          <w:noProof/>
+          <w:lang w:val="en-US"/>
+        </w:rPr>
+        <w:lastRenderedPageBreak/>
+        <w:drawing>
+          <wp:inline distT="0" distB="0" distL="0" distR="0" wp14:anchorId="282F5F50" wp14:editId="3A4B3A1E">
+            <wp:extent cx="5731510" cy="2619375"/>
+            <wp:effectExtent l="0" t="0" r="0" b="0"/>
+            <wp:docPr id="529489554" name="Picture 1"/>
+            <wp:cNvGraphicFramePr>
+              <a:graphicFrameLocks xmlns:a="http://schemas.openxmlformats.org/drawingml/2006/main" noChangeAspect="1"/>
+            </wp:cNvGraphicFramePr>
+            <a:graphic xmlns:a="http://schemas.openxmlformats.org/drawingml/2006/main">
+              <a:graphicData uri="http://schemas.openxmlformats.org/drawingml/2006/picture">
+                <pic:pic xmlns:pic="http://schemas.openxmlformats.org/drawingml/2006/picture">
+                  <pic:nvPicPr>
+                    <pic:cNvPr id="529489554" name=""/>
+                    <pic:cNvPicPr/>
+                  </pic:nvPicPr>
+                  <pic:blipFill>
+                    <a:blip r:embed="rId91"/>
+                    <a:stretch>
+                      <a:fillRect/>
+                    </a:stretch>
+                  </pic:blipFill>
+                  <pic:spPr>
+                    <a:xfrm>
+                      <a:off x="0" y="0"/>
+                      <a:ext cx="5731510" cy="2619375"/>
+                    </a:xfrm>
+                    <a:prstGeom prst="rect">
+                      <a:avLst/>
+                    </a:prstGeom>
+                  </pic:spPr>
+                </pic:pic>
+              </a:graphicData>
+            </a:graphic>
+          </wp:inline>
+        </w:drawing>
+      </w:r>
+    </w:p>
+    <w:p>
+      <w:pPr>
+        <w:ind w:left="360"/>
+        <w:rPr>
+          <w:lang w:val="en-US"/>
+        </w:rPr>
+      </w:pPr>
+      <w:r>
+        <w:rPr>
+          <w:noProof/>
+          <w:lang w:val="en-US"/>
+        </w:rPr>
+        <w:drawing>
+          <wp:inline distT="0" distB="0" distL="0" distR="0" wp14:anchorId="62230877" wp14:editId="59676E17">
+            <wp:extent cx="5731510" cy="526415"/>
+            <wp:effectExtent l="0" t="0" r="0" b="0"/>
+            <wp:docPr id="1328126384" name="Picture 1"/>
+            <wp:cNvGraphicFramePr>
+              <a:graphicFrameLocks xmlns:a="http://schemas.openxmlformats.org/drawingml/2006/main" noChangeAspect="1"/>
+            </wp:cNvGraphicFramePr>
+            <a:graphic xmlns:a="http://schemas.openxmlformats.org/drawingml/2006/main">
+              <a:graphicData uri="http://schemas.openxmlformats.org/drawingml/2006/picture">
+                <pic:pic xmlns:pic="http://schemas.openxmlformats.org/drawingml/2006/picture">
+                  <pic:nvPicPr>
+                    <pic:cNvPr id="1328126384" name=""/>
+                    <pic:cNvPicPr/>
+                  </pic:nvPicPr>
+                  <pic:blipFill>
+                    <a:blip r:embed="rId92"/>
+                    <a:stretch>
+                      <a:fillRect/>
+                    </a:stretch>
+                  </pic:blipFill>
+                  <pic:spPr>
+                    <a:xfrm>
+                      <a:off x="0" y="0"/>
+                      <a:ext cx="5731510" cy="526415"/>
+                    </a:xfrm>
+                    <a:prstGeom prst="rect">
+                      <a:avLst/>
+                    </a:prstGeom>
+                  </pic:spPr>
+                </pic:pic>
+              </a:graphicData>
+            </a:graphic>
+          </wp:inline>
+        </w:drawing>
+      </w:r>
+    </w:p>
+    <w:p>
+      <w:pPr>
+        <w:ind w:left="360"/>
+        <w:rPr>
+          <w:lang w:val="en-US"/>
+        </w:rPr>
+      </w:pPr>
+      <w:r>
+        <w:rPr>
+          <w:noProof/>
+          <w:lang w:val="en-US"/>
+        </w:rPr>
+        <w:drawing>
+          <wp:inline distT="0" distB="0" distL="0" distR="0" wp14:anchorId="5D372015" wp14:editId="430A858A">
+            <wp:extent cx="5731510" cy="2874645"/>
+            <wp:effectExtent l="0" t="0" r="0" b="0"/>
+            <wp:docPr id="724287445" name="Picture 1" descr="A screenshot of a computer program&#10;&#10;Description automatically generated"/>
+            <wp:cNvGraphicFramePr>
+              <a:graphicFrameLocks xmlns:a="http://schemas.openxmlformats.org/drawingml/2006/main" noChangeAspect="1"/>
+            </wp:cNvGraphicFramePr>
+            <a:graphic xmlns:a="http://schemas.openxmlformats.org/drawingml/2006/main">
+              <a:graphicData uri="http://schemas.openxmlformats.org/drawingml/2006/picture">
+                <pic:pic xmlns:pic="http://schemas.openxmlformats.org/drawingml/2006/picture">
+                  <pic:nvPicPr>
+                    <pic:cNvPr id="724287445" name="Picture 1" descr="A screenshot of a computer program&#10;&#10;Description automatically generated"/>
+                    <pic:cNvPicPr/>
+                  </pic:nvPicPr>
+                  <pic:blipFill>
+                    <a:blip r:embed="rId93"/>
+                    <a:stretch>
+                      <a:fillRect/>
+                    </a:stretch>
+                  </pic:blipFill>
+                  <pic:spPr>
+                    <a:xfrm>
+                      <a:off x="0" y="0"/>
+                      <a:ext cx="5731510" cy="2874645"/>
+                    </a:xfrm>
+                    <a:prstGeom prst="rect">
+                      <a:avLst/>
+                    </a:prstGeom>
+                  </pic:spPr>
+                </pic:pic>
+              </a:graphicData>
+            </a:graphic>
+          </wp:inline>
+        </w:drawing>
+      </w:r>
+      <w:r>
+        <w:rPr>
+          <w:noProof/>
+          <w:lang w:val="en-US"/>
+        </w:rPr>
+        <w:drawing>
+          <wp:inline distT="0" distB="0" distL="0" distR="0" wp14:anchorId="0AC7DD18" wp14:editId="62C79D15">
+            <wp:extent cx="5731510" cy="764540"/>
+            <wp:effectExtent l="0" t="0" r="0" b="0"/>
+            <wp:docPr id="26986912" name="Picture 1" descr="A white background with grey text&#10;&#10;Description automatically generated"/>
+            <wp:cNvGraphicFramePr>
+              <a:graphicFrameLocks xmlns:a="http://schemas.openxmlformats.org/drawingml/2006/main" noChangeAspect="1"/>
+            </wp:cNvGraphicFramePr>
+            <a:graphic xmlns:a="http://schemas.openxmlformats.org/drawingml/2006/main">
+              <a:graphicData uri="http://schemas.openxmlformats.org/drawingml/2006/picture">
+                <pic:pic xmlns:pic="http://schemas.openxmlformats.org/drawingml/2006/picture">
+                  <pic:nvPicPr>
+                    <pic:cNvPr id="26986912" name="Picture 1" descr="A white background with grey text&#10;&#10;Description automatically generated"/>
+                    <pic:cNvPicPr/>
+                  </pic:nvPicPr>
+                  <pic:blipFill>
+                    <a:blip r:embed="rId94"/>
+                    <a:stretch>
+                      <a:fillRect/>
+                    </a:stretch>
+                  </pic:blipFill>
+                  <pic:spPr>
+                    <a:xfrm>
+                      <a:off x="0" y="0"/>
+                      <a:ext cx="5731510" cy="764540"/>
+                    </a:xfrm>
+                    <a:prstGeom prst="rect">
+                      <a:avLst/>
+                    </a:prstGeom>
+                  </pic:spPr>
+                </pic:pic>
+              </a:graphicData>
+            </a:graphic>
+          </wp:inline>
+        </w:drawing>
+      </w:r>
+    </w:p>
+    <w:p>
+      <w:pPr>
+        <w:ind w:left="360"/>
+        <w:rPr>
+          <w:lang w:val="en-US"/>
+        </w:rPr>
+      </w:pPr>
+      <w:r>
+        <w:rPr>
+          <w:noProof/>
+          <w:lang w:val="en-US"/>
+        </w:rPr>
+        <w:lastRenderedPageBreak/>
+        <w:drawing>
+          <wp:inline distT="0" distB="0" distL="0" distR="0" wp14:anchorId="1CA4740B" wp14:editId="4F7E03D5">
+            <wp:extent cx="5731510" cy="5702935"/>
+            <wp:effectExtent l="0" t="0" r="0" b="0"/>
+            <wp:docPr id="1914569349" name="Picture 1" descr="A screen shot of a computer code&#10;&#10;Description automatically generated"/>
+            <wp:cNvGraphicFramePr>
+              <a:graphicFrameLocks xmlns:a="http://schemas.openxmlformats.org/drawingml/2006/main" noChangeAspect="1"/>
+            </wp:cNvGraphicFramePr>
+            <a:graphic xmlns:a="http://schemas.openxmlformats.org/drawingml/2006/main">
+              <a:graphicData uri="http://schemas.openxmlformats.org/drawingml/2006/picture">
+                <pic:pic xmlns:pic="http://schemas.openxmlformats.org/drawingml/2006/picture">
+                  <pic:nvPicPr>
+                    <pic:cNvPr id="1914569349" name="Picture 1" descr="A screen shot of a computer code&#10;&#10;Description automatically generated"/>
+                    <pic:cNvPicPr/>
+                  </pic:nvPicPr>
+                  <pic:blipFill>
+                    <a:blip r:embed="rId95"/>
+                    <a:stretch>
+                      <a:fillRect/>
+                    </a:stretch>
+                  </pic:blipFill>
+                  <pic:spPr>
+                    <a:xfrm>
+                      <a:off x="0" y="0"/>
+                      <a:ext cx="5731510" cy="5702935"/>
+                    </a:xfrm>
+                    <a:prstGeom prst="rect">
+                      <a:avLst/>
+                    </a:prstGeom>
+                  </pic:spPr>
+                </pic:pic>
+              </a:graphicData>
+            </a:graphic>
+          </wp:inline>
+        </w:drawing>
+      </w:r>
+    </w:p>
+    <w:p>
+      <w:pPr>
+        <w:rPr>
+          <w:b/>
+          <w:bCs/>
+          <w:sz w:val="24"/>
+          <w:szCs w:val="24"/>
+          <w:lang w:val="en-US"/>
+        </w:rPr>
+      </w:pPr>
+    </w:p>
+    <w:p>
+      <w:pPr>
+        <w:rPr>
+          <w:b/>
+          <w:bCs/>
+          <w:sz w:val="24"/>
+          <w:szCs w:val="24"/>
+          <w:lang w:val="en-US"/>
+        </w:rPr>
+      </w:pPr>
+    </w:p>
+    <w:p>
+      <w:pPr>
+        <w:rPr>
+          <w:b/>
+          <w:bCs/>
+          <w:sz w:val="24"/>
+          <w:szCs w:val="24"/>
+          <w:lang w:val="en-US"/>
+        </w:rPr>
+      </w:pPr>
+    </w:p>
+    <w:p>
+      <w:pPr>
+        <w:rPr>
+          <w:b/>
+          <w:bCs/>
+          <w:sz w:val="24"/>
+          <w:szCs w:val="24"/>
+          <w:lang w:val="en-US"/>
+        </w:rPr>
+      </w:pPr>
+    </w:p>
+    <w:p>
+      <w:pPr>
+        <w:rPr>
+          <w:b/>
+          <w:bCs/>
+          <w:sz w:val="24"/>
+          <w:szCs w:val="24"/>
+          <w:lang w:val="en-US"/>
+        </w:rPr>
+      </w:pPr>
+      <w:r>
+        <w:rPr>
+          <w:b/>
+          <w:bCs/>
+          <w:sz w:val="24"/>
+          <w:szCs w:val="24"/>
+          <w:lang w:val="en-US"/>
+        </w:rPr>
+        <w:t>Sorting</w:t>
+      </w:r>
+    </w:p>
+    <w:p>
+      <w:pPr>
+        <w:pStyle w:val="ListParagraph"/>
+        <w:numPr>
+          <w:ilvl w:val="0"/>
+          <w:numId w:val="20"/>
+        </w:numPr>
+        <w:rPr>
+          <w:b/>
+          <w:bCs/>
+          <w:sz w:val="24"/>
+          <w:szCs w:val="24"/>
+          <w:lang w:val="en-US"/>
+        </w:rPr>
+      </w:pPr>
+      <w:r>
+        <w:rPr>
+          <w:b/>
+          <w:bCs/>
+          <w:sz w:val="24"/>
+          <w:szCs w:val="24"/>
+          <w:lang w:val="en-US"/>
+        </w:rPr>
+        <w:t xml:space="preserve">Bubble sorting is used for small datasets and nearly sorted </w:t>
+      </w:r>
+      <w:proofErr w:type="spellStart"/>
+      <w:proofErr w:type="gramStart"/>
+      <w:r>
+        <w:rPr>
+          <w:b/>
+          <w:bCs/>
+          <w:sz w:val="24"/>
+          <w:szCs w:val="24"/>
+          <w:lang w:val="en-US"/>
+        </w:rPr>
+        <w:t>data.adjascent</w:t>
+      </w:r>
+      <w:proofErr w:type="spellEnd"/>
+      <w:proofErr w:type="gramEnd"/>
+      <w:r>
+        <w:rPr>
+          <w:b/>
+          <w:bCs/>
+          <w:sz w:val="24"/>
+          <w:szCs w:val="24"/>
+          <w:lang w:val="en-US"/>
+        </w:rPr>
+        <w:t xml:space="preserve"> elements are swapped till everything is sorted.</w:t>
+      </w:r>
+    </w:p>
+    <w:p>
+      <w:pPr>
+        <w:pStyle w:val="ListParagraph"/>
+        <w:numPr>
+          <w:ilvl w:val="0"/>
+          <w:numId w:val="20"/>
+        </w:numPr>
+        <w:rPr>
+          <w:b/>
+          <w:bCs/>
+          <w:sz w:val="24"/>
+          <w:szCs w:val="24"/>
+          <w:lang w:val="en-US"/>
+        </w:rPr>
+      </w:pPr>
+      <w:r>
+        <w:rPr>
+          <w:b/>
+          <w:bCs/>
+          <w:sz w:val="24"/>
+          <w:szCs w:val="24"/>
+          <w:lang w:val="en-US"/>
+        </w:rPr>
+        <w:t xml:space="preserve">Selection sort is used when no of elements is less. We will split into sorted and unsorted </w:t>
+      </w:r>
+      <w:proofErr w:type="spellStart"/>
+      <w:proofErr w:type="gramStart"/>
+      <w:r>
+        <w:rPr>
+          <w:b/>
+          <w:bCs/>
+          <w:sz w:val="24"/>
+          <w:szCs w:val="24"/>
+          <w:lang w:val="en-US"/>
+        </w:rPr>
+        <w:t>array.we</w:t>
+      </w:r>
+      <w:proofErr w:type="spellEnd"/>
+      <w:proofErr w:type="gramEnd"/>
+      <w:r>
+        <w:rPr>
+          <w:b/>
+          <w:bCs/>
+          <w:sz w:val="24"/>
+          <w:szCs w:val="24"/>
+          <w:lang w:val="en-US"/>
+        </w:rPr>
+        <w:t xml:space="preserve"> fill find the min element from the list and put it at beginning of </w:t>
+      </w:r>
+      <w:proofErr w:type="spellStart"/>
+      <w:r>
+        <w:rPr>
+          <w:b/>
+          <w:bCs/>
+          <w:sz w:val="24"/>
+          <w:szCs w:val="24"/>
+          <w:lang w:val="en-US"/>
+        </w:rPr>
+        <w:t>list.</w:t>
+      </w:r>
+      <w:r>
+        <w:rPr>
+          <w:b/>
+          <w:bCs/>
+          <w:sz w:val="24"/>
+          <w:szCs w:val="24"/>
+          <w:lang w:val="en-US"/>
+        </w:rPr>
+        <w:t>when</w:t>
+      </w:r>
+      <w:proofErr w:type="spellEnd"/>
+      <w:r>
+        <w:rPr>
+          <w:b/>
+          <w:bCs/>
+          <w:sz w:val="24"/>
+          <w:szCs w:val="24"/>
+          <w:lang w:val="en-US"/>
+        </w:rPr>
+        <w:t xml:space="preserve"> time is concern or have insufficient memory</w:t>
+      </w:r>
+    </w:p>
+    <w:p>
+      <w:pPr>
+        <w:pStyle w:val="ListParagraph"/>
+        <w:numPr>
+          <w:ilvl w:val="0"/>
+          <w:numId w:val="20"/>
+        </w:numPr>
+        <w:rPr>
+          <w:b/>
+          <w:bCs/>
+          <w:sz w:val="24"/>
+          <w:szCs w:val="24"/>
+          <w:lang w:val="en-US"/>
+        </w:rPr>
+      </w:pPr>
+      <w:r>
+        <w:rPr>
+          <w:b/>
+          <w:bCs/>
+          <w:sz w:val="24"/>
+          <w:szCs w:val="24"/>
+          <w:lang w:val="en-US"/>
+        </w:rPr>
+        <w:t xml:space="preserve">Insertion sort. We will place all the </w:t>
+      </w:r>
+      <w:proofErr w:type="gramStart"/>
+      <w:r>
+        <w:rPr>
+          <w:b/>
+          <w:bCs/>
+          <w:sz w:val="24"/>
+          <w:szCs w:val="24"/>
+          <w:lang w:val="en-US"/>
+        </w:rPr>
+        <w:t>element</w:t>
+      </w:r>
+      <w:proofErr w:type="gramEnd"/>
+      <w:r>
+        <w:rPr>
+          <w:b/>
+          <w:bCs/>
+          <w:sz w:val="24"/>
+          <w:szCs w:val="24"/>
+          <w:lang w:val="en-US"/>
+        </w:rPr>
+        <w:t xml:space="preserve"> in the correct </w:t>
+      </w:r>
+      <w:proofErr w:type="spellStart"/>
+      <w:proofErr w:type="gramStart"/>
+      <w:r>
+        <w:rPr>
+          <w:b/>
+          <w:bCs/>
+          <w:sz w:val="24"/>
+          <w:szCs w:val="24"/>
+          <w:lang w:val="en-US"/>
+        </w:rPr>
+        <w:t>position</w:t>
+      </w:r>
+      <w:r>
+        <w:rPr>
+          <w:b/>
+          <w:bCs/>
+          <w:sz w:val="24"/>
+          <w:szCs w:val="24"/>
+          <w:lang w:val="en-US"/>
+        </w:rPr>
+        <w:t>.used</w:t>
+      </w:r>
+      <w:proofErr w:type="spellEnd"/>
+      <w:proofErr w:type="gramEnd"/>
+      <w:r>
+        <w:rPr>
+          <w:b/>
+          <w:bCs/>
+          <w:sz w:val="24"/>
+          <w:szCs w:val="24"/>
+          <w:lang w:val="en-US"/>
+        </w:rPr>
+        <w:t xml:space="preserve"> when there is inflow of nos.</w:t>
+      </w:r>
+    </w:p>
+    <w:p>
+      <w:pPr>
+        <w:pStyle w:val="ListParagraph"/>
+        <w:numPr>
+          <w:ilvl w:val="0"/>
+          <w:numId w:val="20"/>
+        </w:numPr>
+        <w:rPr>
+          <w:b/>
+          <w:bCs/>
+          <w:sz w:val="24"/>
+          <w:szCs w:val="24"/>
+          <w:lang w:val="en-US"/>
+        </w:rPr>
+      </w:pPr>
+      <w:r>
+        <w:rPr>
+          <w:b/>
+          <w:bCs/>
+          <w:sz w:val="24"/>
+          <w:szCs w:val="24"/>
+          <w:lang w:val="en-US"/>
+        </w:rPr>
+        <w:lastRenderedPageBreak/>
+        <w:t xml:space="preserve">Bucket sort, we will create sqrt of elements </w:t>
+      </w:r>
+      <w:proofErr w:type="spellStart"/>
+      <w:proofErr w:type="gramStart"/>
+      <w:r>
+        <w:rPr>
+          <w:b/>
+          <w:bCs/>
+          <w:sz w:val="24"/>
+          <w:szCs w:val="24"/>
+          <w:lang w:val="en-US"/>
+        </w:rPr>
+        <w:t>bucket.each</w:t>
+      </w:r>
+      <w:proofErr w:type="spellEnd"/>
+      <w:proofErr w:type="gramEnd"/>
+      <w:r>
+        <w:rPr>
+          <w:b/>
+          <w:bCs/>
+          <w:sz w:val="24"/>
+          <w:szCs w:val="24"/>
+          <w:lang w:val="en-US"/>
+        </w:rPr>
+        <w:t xml:space="preserve"> cell value * </w:t>
+      </w:r>
+      <w:r>
+        <w:rPr>
+          <w:b/>
+          <w:bCs/>
+          <w:sz w:val="24"/>
+          <w:szCs w:val="24"/>
+          <w:lang w:val="en-US"/>
+        </w:rPr>
+        <w:t>no of buckets</w:t>
+      </w:r>
+      <w:r>
+        <w:rPr>
+          <w:b/>
+          <w:bCs/>
+          <w:sz w:val="24"/>
+          <w:szCs w:val="24"/>
+          <w:lang w:val="en-US"/>
+        </w:rPr>
+        <w:t xml:space="preserve">/ </w:t>
+      </w:r>
+      <w:proofErr w:type="spellStart"/>
+      <w:r>
+        <w:rPr>
+          <w:b/>
+          <w:bCs/>
+          <w:sz w:val="24"/>
+          <w:szCs w:val="24"/>
+          <w:lang w:val="en-US"/>
+        </w:rPr>
+        <w:t>maxvalue</w:t>
+      </w:r>
+      <w:proofErr w:type="spellEnd"/>
+      <w:r>
+        <w:rPr>
+          <w:b/>
+          <w:bCs/>
+          <w:sz w:val="24"/>
+          <w:szCs w:val="24"/>
+          <w:lang w:val="en-US"/>
+        </w:rPr>
+        <w:t>. When elements have uniform value</w:t>
+      </w:r>
+    </w:p>
+    <w:p>
+      <w:pPr>
+        <w:pStyle w:val="ListParagraph"/>
+        <w:numPr>
+          <w:ilvl w:val="0"/>
+          <w:numId w:val="20"/>
+        </w:numPr>
+        <w:rPr>
+          <w:b/>
+          <w:bCs/>
+          <w:sz w:val="24"/>
+          <w:szCs w:val="24"/>
+          <w:lang w:val="en-US"/>
+        </w:rPr>
+      </w:pPr>
+      <w:r>
+        <w:rPr>
+          <w:b/>
+          <w:bCs/>
+          <w:sz w:val="24"/>
+          <w:szCs w:val="24"/>
+          <w:lang w:val="en-US"/>
+        </w:rPr>
+        <w:t xml:space="preserve">Merge sort is </w:t>
+      </w:r>
+      <w:proofErr w:type="gramStart"/>
+      <w:r>
+        <w:rPr>
+          <w:b/>
+          <w:bCs/>
+          <w:sz w:val="24"/>
+          <w:szCs w:val="24"/>
+          <w:lang w:val="en-US"/>
+        </w:rPr>
+        <w:t>divide</w:t>
+      </w:r>
+      <w:proofErr w:type="gramEnd"/>
+      <w:r>
+        <w:rPr>
+          <w:b/>
+          <w:bCs/>
+          <w:sz w:val="24"/>
+          <w:szCs w:val="24"/>
+          <w:lang w:val="en-US"/>
+        </w:rPr>
+        <w:t xml:space="preserve"> and conquer. We will split the array recursively till can be halved and sort </w:t>
+      </w:r>
+      <w:proofErr w:type="spellStart"/>
+      <w:proofErr w:type="gramStart"/>
+      <w:r>
+        <w:rPr>
+          <w:b/>
+          <w:bCs/>
+          <w:sz w:val="24"/>
+          <w:szCs w:val="24"/>
+          <w:lang w:val="en-US"/>
+        </w:rPr>
+        <w:t>them.</w:t>
+      </w:r>
+      <w:r>
+        <w:rPr>
+          <w:b/>
+          <w:bCs/>
+          <w:sz w:val="24"/>
+          <w:szCs w:val="24"/>
+          <w:lang w:val="en-US"/>
+        </w:rPr>
+        <w:t>better</w:t>
+      </w:r>
+      <w:proofErr w:type="spellEnd"/>
+      <w:proofErr w:type="gramEnd"/>
+      <w:r>
+        <w:rPr>
+          <w:b/>
+          <w:bCs/>
+          <w:sz w:val="24"/>
+          <w:szCs w:val="24"/>
+          <w:lang w:val="en-US"/>
+        </w:rPr>
+        <w:t xml:space="preserve"> than all other sorts, but it uses more space</w:t>
+      </w:r>
+    </w:p>
+    <w:p>
+      <w:pPr>
+        <w:pStyle w:val="ListParagraph"/>
+        <w:numPr>
+          <w:ilvl w:val="0"/>
+          <w:numId w:val="20"/>
+        </w:numPr>
+        <w:rPr>
+          <w:b/>
+          <w:bCs/>
+          <w:sz w:val="24"/>
+          <w:szCs w:val="24"/>
+          <w:lang w:val="en-US"/>
+        </w:rPr>
+      </w:pPr>
+      <w:r>
+        <w:rPr>
+          <w:b/>
+          <w:bCs/>
+          <w:sz w:val="24"/>
+          <w:szCs w:val="24"/>
+          <w:lang w:val="en-US"/>
+        </w:rPr>
+        <w:t xml:space="preserve">Quick </w:t>
+      </w:r>
+      <w:proofErr w:type="gramStart"/>
+      <w:r>
+        <w:rPr>
+          <w:b/>
+          <w:bCs/>
+          <w:sz w:val="24"/>
+          <w:szCs w:val="24"/>
+          <w:lang w:val="en-US"/>
+        </w:rPr>
+        <w:t>sort .</w:t>
+      </w:r>
+      <w:proofErr w:type="gramEnd"/>
+      <w:r>
+        <w:rPr>
+          <w:b/>
+          <w:bCs/>
+          <w:sz w:val="24"/>
+          <w:szCs w:val="24"/>
+          <w:lang w:val="en-US"/>
+        </w:rPr>
+        <w:t xml:space="preserve"> </w:t>
+      </w:r>
+      <w:proofErr w:type="spellStart"/>
+      <w:r>
+        <w:rPr>
+          <w:b/>
+          <w:bCs/>
+          <w:sz w:val="24"/>
+          <w:szCs w:val="24"/>
+          <w:lang w:val="en-US"/>
+        </w:rPr>
+        <w:t>firsr</w:t>
+      </w:r>
+      <w:proofErr w:type="spellEnd"/>
+      <w:r>
+        <w:rPr>
+          <w:b/>
+          <w:bCs/>
+          <w:sz w:val="24"/>
+          <w:szCs w:val="24"/>
+          <w:lang w:val="en-US"/>
+        </w:rPr>
+        <w:t xml:space="preserve"> element pivot and I </w:t>
+      </w:r>
+      <w:proofErr w:type="gramStart"/>
+      <w:r>
+        <w:rPr>
+          <w:b/>
+          <w:bCs/>
+          <w:sz w:val="24"/>
+          <w:szCs w:val="24"/>
+          <w:lang w:val="en-US"/>
+        </w:rPr>
+        <w:t>starts</w:t>
+      </w:r>
+      <w:proofErr w:type="gramEnd"/>
+      <w:r>
+        <w:rPr>
+          <w:b/>
+          <w:bCs/>
+          <w:sz w:val="24"/>
+          <w:szCs w:val="24"/>
+          <w:lang w:val="en-US"/>
+        </w:rPr>
+        <w:t xml:space="preserve"> from second element and a swap pointer. If </w:t>
+      </w:r>
+      <w:proofErr w:type="gramStart"/>
+      <w:r>
+        <w:rPr>
+          <w:b/>
+          <w:bCs/>
+          <w:sz w:val="24"/>
+          <w:szCs w:val="24"/>
+          <w:lang w:val="en-US"/>
+        </w:rPr>
+        <w:t>value</w:t>
+      </w:r>
+      <w:proofErr w:type="gramEnd"/>
+      <w:r>
+        <w:rPr>
+          <w:b/>
+          <w:bCs/>
+          <w:sz w:val="24"/>
+          <w:szCs w:val="24"/>
+          <w:lang w:val="en-US"/>
+        </w:rPr>
+        <w:t xml:space="preserve"> of element is less than </w:t>
+      </w:r>
+      <w:proofErr w:type="gramStart"/>
+      <w:r>
+        <w:rPr>
+          <w:b/>
+          <w:bCs/>
+          <w:sz w:val="24"/>
+          <w:szCs w:val="24"/>
+          <w:lang w:val="en-US"/>
+        </w:rPr>
+        <w:t>pivot</w:t>
+      </w:r>
+      <w:proofErr w:type="gramEnd"/>
+      <w:r>
+        <w:rPr>
+          <w:b/>
+          <w:bCs/>
+          <w:sz w:val="24"/>
+          <w:szCs w:val="24"/>
+          <w:lang w:val="en-US"/>
+        </w:rPr>
+        <w:t xml:space="preserve"> then we will increment swap and swap with I the index element. If greater </w:t>
+      </w:r>
+      <w:proofErr w:type="gramStart"/>
+      <w:r>
+        <w:rPr>
+          <w:b/>
+          <w:bCs/>
+          <w:sz w:val="24"/>
+          <w:szCs w:val="24"/>
+          <w:lang w:val="en-US"/>
+        </w:rPr>
+        <w:t>then</w:t>
+      </w:r>
+      <w:proofErr w:type="gramEnd"/>
+      <w:r>
+        <w:rPr>
+          <w:b/>
+          <w:bCs/>
+          <w:sz w:val="24"/>
+          <w:szCs w:val="24"/>
+          <w:lang w:val="en-US"/>
+        </w:rPr>
+        <w:t xml:space="preserve"> increment </w:t>
+      </w:r>
+      <w:proofErr w:type="spellStart"/>
+      <w:r>
+        <w:rPr>
+          <w:b/>
+          <w:bCs/>
+          <w:sz w:val="24"/>
+          <w:szCs w:val="24"/>
+          <w:lang w:val="en-US"/>
+        </w:rPr>
+        <w:t>i</w:t>
+      </w:r>
+      <w:proofErr w:type="spellEnd"/>
+      <w:r>
+        <w:rPr>
+          <w:b/>
+          <w:bCs/>
+          <w:sz w:val="24"/>
+          <w:szCs w:val="24"/>
+          <w:lang w:val="en-US"/>
+        </w:rPr>
+        <w:t xml:space="preserve">. at last we will swap I and swap element. It </w:t>
+      </w:r>
+      <w:proofErr w:type="spellStart"/>
+      <w:r>
+        <w:rPr>
+          <w:b/>
+          <w:bCs/>
+          <w:sz w:val="24"/>
+          <w:szCs w:val="24"/>
+          <w:lang w:val="en-US"/>
+        </w:rPr>
+        <w:t>deiveides</w:t>
+      </w:r>
+      <w:proofErr w:type="spellEnd"/>
+      <w:r>
+        <w:rPr>
+          <w:b/>
+          <w:bCs/>
+          <w:sz w:val="24"/>
+          <w:szCs w:val="24"/>
+          <w:lang w:val="en-US"/>
+        </w:rPr>
+        <w:t xml:space="preserve"> </w:t>
+      </w:r>
+      <w:proofErr w:type="gramStart"/>
+      <w:r>
+        <w:rPr>
+          <w:b/>
+          <w:bCs/>
+          <w:sz w:val="24"/>
+          <w:szCs w:val="24"/>
+          <w:lang w:val="en-US"/>
+        </w:rPr>
+        <w:t>into  arrays</w:t>
+      </w:r>
+      <w:proofErr w:type="gramEnd"/>
+      <w:r>
+        <w:rPr>
+          <w:b/>
+          <w:bCs/>
+          <w:sz w:val="24"/>
+          <w:szCs w:val="24"/>
+          <w:lang w:val="en-US"/>
+        </w:rPr>
+        <w:t xml:space="preserve">. Repeat for left sub array and </w:t>
+      </w:r>
+      <w:proofErr w:type="spellStart"/>
+      <w:r>
+        <w:rPr>
+          <w:b/>
+          <w:bCs/>
+          <w:sz w:val="24"/>
+          <w:szCs w:val="24"/>
+          <w:lang w:val="en-US"/>
+        </w:rPr>
+        <w:t>rightr</w:t>
+      </w:r>
+      <w:proofErr w:type="spellEnd"/>
+      <w:r>
+        <w:rPr>
+          <w:b/>
+          <w:bCs/>
+          <w:sz w:val="24"/>
+          <w:szCs w:val="24"/>
+          <w:lang w:val="en-US"/>
+        </w:rPr>
+        <w:t xml:space="preserve"> sub array</w:t>
+      </w:r>
+    </w:p>
+    <w:p>
+      <w:pPr>
+        <w:rPr>
+          <w:b/>
+          <w:bCs/>
+          <w:sz w:val="24"/>
+          <w:szCs w:val="24"/>
+          <w:lang w:val="en-US"/>
+        </w:rPr>
+      </w:pPr>
+    </w:p>
+    <w:p>
+      <w:pPr>
+        <w:rPr>
+          <w:b/>
+          <w:bCs/>
+          <w:sz w:val="24"/>
+          <w:szCs w:val="24"/>
+          <w:lang w:val="en-US"/>
+        </w:rPr>
+      </w:pPr>
+      <w:r>
+        <w:rPr>
+          <w:noProof/>
+        </w:rPr>
+        <w:drawing>
+          <wp:inline distT="0" distB="0" distL="0" distR="0" wp14:anchorId="161C21DD" wp14:editId="11C9C4D6">
+            <wp:extent cx="5731510" cy="4004310"/>
+            <wp:effectExtent l="0" t="0" r="0" b="0"/>
+            <wp:docPr id="529490073" name="Picture 1" descr="A screenshot of a computer program&#10;&#10;Description automatically generated"/>
+            <wp:cNvGraphicFramePr>
+              <a:graphicFrameLocks xmlns:a="http://schemas.openxmlformats.org/drawingml/2006/main" noChangeAspect="1"/>
+            </wp:cNvGraphicFramePr>
+            <a:graphic xmlns:a="http://schemas.openxmlformats.org/drawingml/2006/main">
+              <a:graphicData uri="http://schemas.openxmlformats.org/drawingml/2006/picture">
+                <pic:pic xmlns:pic="http://schemas.openxmlformats.org/drawingml/2006/picture">
+                  <pic:nvPicPr>
+                    <pic:cNvPr id="529490073" name="Picture 1" descr="A screenshot of a computer program&#10;&#10;Description automatically generated"/>
+                    <pic:cNvPicPr/>
+                  </pic:nvPicPr>
+                  <pic:blipFill>
+                    <a:blip r:embed="rId96"/>
+                    <a:stretch>
+                      <a:fillRect/>
+                    </a:stretch>
+                  </pic:blipFill>
+                  <pic:spPr>
+                    <a:xfrm>
+                      <a:off x="0" y="0"/>
+                      <a:ext cx="5731510" cy="4004310"/>
+                    </a:xfrm>
+                    <a:prstGeom prst="rect">
+                      <a:avLst/>
+                    </a:prstGeom>
+                  </pic:spPr>
+                </pic:pic>
+              </a:graphicData>
+            </a:graphic>
+          </wp:inline>
+        </w:drawing>
+      </w:r>
+    </w:p>
+    <w:p>
+      <w:pPr>
+        <w:rPr>
+          <w:noProof/>
+        </w:rPr>
+      </w:pPr>
+    </w:p>
+    <w:p>
+      <w:pPr>
+        <w:rPr>
+          <w:b/>
+          <w:bCs/>
+          <w:sz w:val="24"/>
+          <w:szCs w:val="24"/>
+          <w:lang w:val="en-US"/>
+        </w:rPr>
+      </w:pPr>
+      <w:r>
+        <w:rPr>
+          <w:noProof/>
+        </w:rPr>
+        <w:lastRenderedPageBreak/>
+        <w:drawing>
+          <wp:inline distT="0" distB="0" distL="0" distR="0" wp14:anchorId="17E494F0" wp14:editId="789893C2">
+            <wp:extent cx="5731510" cy="4115435"/>
+            <wp:effectExtent l="0" t="0" r="0" b="0"/>
+            <wp:docPr id="1615382696" name="Picture 1" descr="A screenshot of a computer program&#10;&#10;Description automatically generated"/>
+            <wp:cNvGraphicFramePr>
+              <a:graphicFrameLocks xmlns:a="http://schemas.openxmlformats.org/drawingml/2006/main" noChangeAspect="1"/>
+            </wp:cNvGraphicFramePr>
+            <a:graphic xmlns:a="http://schemas.openxmlformats.org/drawingml/2006/main">
+              <a:graphicData uri="http://schemas.openxmlformats.org/drawingml/2006/picture">
+                <pic:pic xmlns:pic="http://schemas.openxmlformats.org/drawingml/2006/picture">
+                  <pic:nvPicPr>
+                    <pic:cNvPr id="1615382696" name="Picture 1" descr="A screenshot of a computer program&#10;&#10;Description automatically generated"/>
+                    <pic:cNvPicPr/>
+                  </pic:nvPicPr>
+                  <pic:blipFill>
+                    <a:blip r:embed="rId97"/>
+                    <a:stretch>
+                      <a:fillRect/>
+                    </a:stretch>
+                  </pic:blipFill>
+                  <pic:spPr>
+                    <a:xfrm>
+                      <a:off x="0" y="0"/>
+                      <a:ext cx="5731510" cy="4115435"/>
+                    </a:xfrm>
+                    <a:prstGeom prst="rect">
+                      <a:avLst/>
+                    </a:prstGeom>
+                  </pic:spPr>
+                </pic:pic>
+              </a:graphicData>
+            </a:graphic>
+          </wp:inline>
+        </w:drawing>
+      </w:r>
+      <w:r>
+        <w:rPr>
+          <w:noProof/>
+        </w:rPr>
+        <w:drawing>
+          <wp:inline distT="0" distB="0" distL="0" distR="0" wp14:anchorId="1987C185" wp14:editId="2DB17CBC">
+            <wp:extent cx="5731510" cy="4489450"/>
+            <wp:effectExtent l="0" t="0" r="0" b="0"/>
+            <wp:docPr id="1733137672" name="Picture 1" descr="A screenshot of a computer program&#10;&#10;Description automatically generated"/>
+            <wp:cNvGraphicFramePr>
+              <a:graphicFrameLocks xmlns:a="http://schemas.openxmlformats.org/drawingml/2006/main" noChangeAspect="1"/>
+            </wp:cNvGraphicFramePr>
+            <a:graphic xmlns:a="http://schemas.openxmlformats.org/drawingml/2006/main">
+              <a:graphicData uri="http://schemas.openxmlformats.org/drawingml/2006/picture">
+                <pic:pic xmlns:pic="http://schemas.openxmlformats.org/drawingml/2006/picture">
+                  <pic:nvPicPr>
+                    <pic:cNvPr id="1733137672" name="Picture 1" descr="A screenshot of a computer program&#10;&#10;Description automatically generated"/>
+                    <pic:cNvPicPr/>
+                  </pic:nvPicPr>
+                  <pic:blipFill>
+                    <a:blip r:embed="rId98"/>
+                    <a:stretch>
+                      <a:fillRect/>
+                    </a:stretch>
+                  </pic:blipFill>
+                  <pic:spPr>
+                    <a:xfrm>
+                      <a:off x="0" y="0"/>
+                      <a:ext cx="5731510" cy="4489450"/>
+                    </a:xfrm>
+                    <a:prstGeom prst="rect">
+                      <a:avLst/>
+                    </a:prstGeom>
+                  </pic:spPr>
+                </pic:pic>
+              </a:graphicData>
+            </a:graphic>
+          </wp:inline>
+        </w:drawing>
+      </w:r>
+    </w:p>
+    <w:p>
+      <w:pPr>
+        <w:rPr>
+          <w:b/>
+          <w:bCs/>
+          <w:sz w:val="24"/>
+          <w:szCs w:val="24"/>
+          <w:lang w:val="en-US"/>
+        </w:rPr>
+      </w:pPr>
+      <w:r>
+        <w:rPr>
+          <w:noProof/>
+        </w:rPr>
+        <w:lastRenderedPageBreak/>
+        <w:drawing>
+          <wp:inline distT="0" distB="0" distL="0" distR="0" wp14:anchorId="11270AD1" wp14:editId="6C9728CF">
+            <wp:extent cx="5731510" cy="4982210"/>
+            <wp:effectExtent l="0" t="0" r="0" b="0"/>
+            <wp:docPr id="73422819" name="Picture 1" descr="A screenshot of a computer program&#10;&#10;Description automatically generated"/>
+            <wp:cNvGraphicFramePr>
+              <a:graphicFrameLocks xmlns:a="http://schemas.openxmlformats.org/drawingml/2006/main" noChangeAspect="1"/>
+            </wp:cNvGraphicFramePr>
+            <a:graphic xmlns:a="http://schemas.openxmlformats.org/drawingml/2006/main">
+              <a:graphicData uri="http://schemas.openxmlformats.org/drawingml/2006/picture">
+                <pic:pic xmlns:pic="http://schemas.openxmlformats.org/drawingml/2006/picture">
+                  <pic:nvPicPr>
+                    <pic:cNvPr id="73422819" name="Picture 1" descr="A screenshot of a computer program&#10;&#10;Description automatically generated"/>
+                    <pic:cNvPicPr/>
+                  </pic:nvPicPr>
+                  <pic:blipFill>
+                    <a:blip r:embed="rId99"/>
+                    <a:stretch>
+                      <a:fillRect/>
+                    </a:stretch>
+                  </pic:blipFill>
+                  <pic:spPr>
+                    <a:xfrm>
+                      <a:off x="0" y="0"/>
+                      <a:ext cx="5731510" cy="4982210"/>
+                    </a:xfrm>
+                    <a:prstGeom prst="rect">
+                      <a:avLst/>
+                    </a:prstGeom>
+                  </pic:spPr>
+                </pic:pic>
+              </a:graphicData>
+            </a:graphic>
+          </wp:inline>
+        </w:drawing>
+      </w:r>
+    </w:p>
+    <w:p>
+      <w:pPr>
+        <w:rPr>
+          <w:b/>
+          <w:bCs/>
+          <w:sz w:val="24"/>
+          <w:szCs w:val="24"/>
+          <w:lang w:val="en-US"/>
+        </w:rPr>
+      </w:pPr>
+      <w:r>
+        <w:rPr>
+          <w:noProof/>
+        </w:rPr>
+        <w:lastRenderedPageBreak/>
+        <w:drawing>
+          <wp:inline distT="0" distB="0" distL="0" distR="0" wp14:anchorId="1011AF4C" wp14:editId="5A8AB741">
+            <wp:extent cx="5731510" cy="4629150"/>
+            <wp:effectExtent l="0" t="0" r="0" b="0"/>
+            <wp:docPr id="1435864065" name="Picture 1" descr="A screen shot of a computer program&#10;&#10;Description automatically generated"/>
+            <wp:cNvGraphicFramePr>
+              <a:graphicFrameLocks xmlns:a="http://schemas.openxmlformats.org/drawingml/2006/main" noChangeAspect="1"/>
+            </wp:cNvGraphicFramePr>
+            <a:graphic xmlns:a="http://schemas.openxmlformats.org/drawingml/2006/main">
+              <a:graphicData uri="http://schemas.openxmlformats.org/drawingml/2006/picture">
+                <pic:pic xmlns:pic="http://schemas.openxmlformats.org/drawingml/2006/picture">
+                  <pic:nvPicPr>
+                    <pic:cNvPr id="1435864065" name="Picture 1" descr="A screen shot of a computer program&#10;&#10;Description automatically generated"/>
+                    <pic:cNvPicPr/>
+                  </pic:nvPicPr>
+                  <pic:blipFill>
+                    <a:blip r:embed="rId100"/>
+                    <a:stretch>
+                      <a:fillRect/>
+                    </a:stretch>
+                  </pic:blipFill>
+                  <pic:spPr>
+                    <a:xfrm>
+                      <a:off x="0" y="0"/>
+                      <a:ext cx="5731510" cy="4629150"/>
+                    </a:xfrm>
+                    <a:prstGeom prst="rect">
+                      <a:avLst/>
+                    </a:prstGeom>
+                  </pic:spPr>
+                </pic:pic>
+              </a:graphicData>
+            </a:graphic>
+          </wp:inline>
+        </w:drawing>
+      </w:r>
+    </w:p>
+    <w:p>
+      <w:pPr>
+        <w:rPr>
+          <w:b/>
+          <w:bCs/>
+          <w:sz w:val="24"/>
+          <w:szCs w:val="24"/>
+          <w:lang w:val="en-US"/>
+        </w:rPr>
+      </w:pPr>
+      <w:r>
+        <w:rPr>
+          <w:noProof/>
+        </w:rPr>
+        <w:lastRenderedPageBreak/>
+        <w:drawing>
+          <wp:inline distT="0" distB="0" distL="0" distR="0" wp14:anchorId="35E5590C" wp14:editId="6ED2E223">
+            <wp:extent cx="5731510" cy="4204970"/>
+            <wp:effectExtent l="0" t="0" r="0" b="0"/>
+            <wp:docPr id="1195712710" name="Picture 1" descr="A screenshot of a computer&#10;&#10;Description automatically generated"/>
+            <wp:cNvGraphicFramePr>
+              <a:graphicFrameLocks xmlns:a="http://schemas.openxmlformats.org/drawingml/2006/main" noChangeAspect="1"/>
+            </wp:cNvGraphicFramePr>
+            <a:graphic xmlns:a="http://schemas.openxmlformats.org/drawingml/2006/main">
+              <a:graphicData uri="http://schemas.openxmlformats.org/drawingml/2006/picture">
+                <pic:pic xmlns:pic="http://schemas.openxmlformats.org/drawingml/2006/picture">
+                  <pic:nvPicPr>
+                    <pic:cNvPr id="1195712710" name="Picture 1" descr="A screenshot of a computer&#10;&#10;Description automatically generated"/>
+                    <pic:cNvPicPr/>
+                  </pic:nvPicPr>
+                  <pic:blipFill>
+                    <a:blip r:embed="rId101"/>
+                    <a:stretch>
+                      <a:fillRect/>
+                    </a:stretch>
+                  </pic:blipFill>
+                  <pic:spPr>
+                    <a:xfrm>
+                      <a:off x="0" y="0"/>
+                      <a:ext cx="5731510" cy="4204970"/>
+                    </a:xfrm>
+                    <a:prstGeom prst="rect">
+                      <a:avLst/>
+                    </a:prstGeom>
+                  </pic:spPr>
+                </pic:pic>
+              </a:graphicData>
+            </a:graphic>
+          </wp:inline>
+        </w:drawing>
+      </w:r>
+    </w:p>
+    <w:p>
+      <w:pPr>
+        <w:rPr>
+          <w:b/>
+          <w:bCs/>
+          <w:sz w:val="24"/>
+          <w:szCs w:val="24"/>
+          <w:lang w:val="en-US"/>
+        </w:rPr>
+      </w:pPr>
+      <w:r>
+        <w:rPr>
+          <w:noProof/>
+        </w:rPr>
+        <w:lastRenderedPageBreak/>
+        <w:drawing>
+          <wp:inline distT="0" distB="0" distL="0" distR="0" wp14:anchorId="13958CDE" wp14:editId="414994BD">
+            <wp:extent cx="5731510" cy="5333365"/>
+            <wp:effectExtent l="0" t="0" r="0" b="0"/>
+            <wp:docPr id="286487235" name="Picture 1"/>
+            <wp:cNvGraphicFramePr>
+              <a:graphicFrameLocks xmlns:a="http://schemas.openxmlformats.org/drawingml/2006/main" noChangeAspect="1"/>
+            </wp:cNvGraphicFramePr>
+            <a:graphic xmlns:a="http://schemas.openxmlformats.org/drawingml/2006/main">
+              <a:graphicData uri="http://schemas.openxmlformats.org/drawingml/2006/picture">
+                <pic:pic xmlns:pic="http://schemas.openxmlformats.org/drawingml/2006/picture">
+                  <pic:nvPicPr>
+                    <pic:cNvPr id="286487235" name=""/>
+                    <pic:cNvPicPr/>
+                  </pic:nvPicPr>
+                  <pic:blipFill>
+                    <a:blip r:embed="rId102"/>
+                    <a:stretch>
+                      <a:fillRect/>
+                    </a:stretch>
+                  </pic:blipFill>
+                  <pic:spPr>
+                    <a:xfrm>
+                      <a:off x="0" y="0"/>
+                      <a:ext cx="5731510" cy="5333365"/>
+                    </a:xfrm>
+                    <a:prstGeom prst="rect">
+                      <a:avLst/>
+                    </a:prstGeom>
+                  </pic:spPr>
+                </pic:pic>
+              </a:graphicData>
+            </a:graphic>
+          </wp:inline>
+        </w:drawing>
+      </w:r>
+    </w:p>
+    <w:p>
+      <w:pPr>
+        <w:rPr>
+          <w:b/>
+          <w:bCs/>
+          <w:sz w:val="24"/>
+          <w:szCs w:val="24"/>
+          <w:lang w:val="en-US"/>
+        </w:rPr>
+      </w:pPr>
+      <w:r>
+        <w:rPr>
+          <w:noProof/>
+        </w:rPr>
+        <w:lastRenderedPageBreak/>
+        <w:drawing>
+          <wp:inline distT="0" distB="0" distL="0" distR="0" wp14:anchorId="7B0A5B40" wp14:editId="205107A0">
+            <wp:extent cx="5731510" cy="3810635"/>
+            <wp:effectExtent l="0" t="0" r="0" b="0"/>
+            <wp:docPr id="1756956966" name="Picture 1" descr="A screenshot of a computer&#10;&#10;Description automatically generated"/>
+            <wp:cNvGraphicFramePr>
+              <a:graphicFrameLocks xmlns:a="http://schemas.openxmlformats.org/drawingml/2006/main" noChangeAspect="1"/>
+            </wp:cNvGraphicFramePr>
+            <a:graphic xmlns:a="http://schemas.openxmlformats.org/drawingml/2006/main">
+              <a:graphicData uri="http://schemas.openxmlformats.org/drawingml/2006/picture">
+                <pic:pic xmlns:pic="http://schemas.openxmlformats.org/drawingml/2006/picture">
+                  <pic:nvPicPr>
+                    <pic:cNvPr id="1756956966" name="Picture 1" descr="A screenshot of a computer&#10;&#10;Description automatically generated"/>
+                    <pic:cNvPicPr/>
+                  </pic:nvPicPr>
+                  <pic:blipFill>
+                    <a:blip r:embed="rId103"/>
+                    <a:stretch>
+                      <a:fillRect/>
+                    </a:stretch>
+                  </pic:blipFill>
+                  <pic:spPr>
+                    <a:xfrm>
+                      <a:off x="0" y="0"/>
+                      <a:ext cx="5731510" cy="3810635"/>
+                    </a:xfrm>
+                    <a:prstGeom prst="rect">
+                      <a:avLst/>
+                    </a:prstGeom>
+                  </pic:spPr>
+                </pic:pic>
+              </a:graphicData>
+            </a:graphic>
+          </wp:inline>
+        </w:drawing>
+      </w:r>
+    </w:p>
+    <w:p>
+      <w:pPr>
+        <w:rPr>
+          <w:b/>
+          <w:bCs/>
+          <w:sz w:val="24"/>
+          <w:szCs w:val="24"/>
+          <w:lang w:val="en-US"/>
+        </w:rPr>
+      </w:pPr>
+      <w:r>
+        <w:rPr>
+          <w:noProof/>
+        </w:rPr>
+        <w:lastRenderedPageBreak/>
+        <w:drawing>
+          <wp:inline distT="0" distB="0" distL="0" distR="0" wp14:anchorId="1F350C5D" wp14:editId="23531E49">
+            <wp:extent cx="4248150" cy="5705475"/>
+            <wp:effectExtent l="0" t="0" r="0" b="9525"/>
+            <wp:docPr id="1113891835" name="Picture 1" descr="A computer screen shot of text&#10;&#10;Description automatically generated"/>
+            <wp:cNvGraphicFramePr>
+              <a:graphicFrameLocks xmlns:a="http://schemas.openxmlformats.org/drawingml/2006/main" noChangeAspect="1"/>
+            </wp:cNvGraphicFramePr>
+            <a:graphic xmlns:a="http://schemas.openxmlformats.org/drawingml/2006/main">
+              <a:graphicData uri="http://schemas.openxmlformats.org/drawingml/2006/picture">
+                <pic:pic xmlns:pic="http://schemas.openxmlformats.org/drawingml/2006/picture">
+                  <pic:nvPicPr>
+                    <pic:cNvPr id="1113891835" name="Picture 1" descr="A computer screen shot of text&#10;&#10;Description automatically generated"/>
+                    <pic:cNvPicPr/>
+                  </pic:nvPicPr>
+                  <pic:blipFill>
+                    <a:blip r:embed="rId104"/>
+                    <a:stretch>
+                      <a:fillRect/>
+                    </a:stretch>
+                  </pic:blipFill>
+                  <pic:spPr>
+                    <a:xfrm>
+                      <a:off x="0" y="0"/>
+                      <a:ext cx="4248150" cy="5705475"/>
+                    </a:xfrm>
+                    <a:prstGeom prst="rect">
+                      <a:avLst/>
+                    </a:prstGeom>
+                  </pic:spPr>
+                </pic:pic>
+              </a:graphicData>
+            </a:graphic>
+          </wp:inline>
+        </w:drawing>
+      </w:r>
+    </w:p>
+    <w:p>
+      <w:pPr>
+        <w:rPr>
+          <w:b/>
+          <w:bCs/>
+          <w:sz w:val="24"/>
+          <w:szCs w:val="24"/>
+          <w:lang w:val="en-US"/>
+        </w:rPr>
+      </w:pPr>
+      <w:r>
+        <w:rPr>
+          <w:noProof/>
+        </w:rPr>
+        <w:lastRenderedPageBreak/>
+        <w:drawing>
+          <wp:inline distT="0" distB="0" distL="0" distR="0" wp14:anchorId="5346C13E" wp14:editId="5C703D2A">
+            <wp:extent cx="4429125" cy="4124325"/>
+            <wp:effectExtent l="0" t="0" r="9525" b="9525"/>
+            <wp:docPr id="297435437" name="Picture 1"/>
+            <wp:cNvGraphicFramePr>
+              <a:graphicFrameLocks xmlns:a="http://schemas.openxmlformats.org/drawingml/2006/main" noChangeAspect="1"/>
+            </wp:cNvGraphicFramePr>
+            <a:graphic xmlns:a="http://schemas.openxmlformats.org/drawingml/2006/main">
+              <a:graphicData uri="http://schemas.openxmlformats.org/drawingml/2006/picture">
+                <pic:pic xmlns:pic="http://schemas.openxmlformats.org/drawingml/2006/picture">
+                  <pic:nvPicPr>
+                    <pic:cNvPr id="297435437" name=""/>
+                    <pic:cNvPicPr/>
+                  </pic:nvPicPr>
+                  <pic:blipFill>
+                    <a:blip r:embed="rId105"/>
+                    <a:stretch>
+                      <a:fillRect/>
+                    </a:stretch>
+                  </pic:blipFill>
+                  <pic:spPr>
+                    <a:xfrm>
+                      <a:off x="0" y="0"/>
+                      <a:ext cx="4429125" cy="4124325"/>
+                    </a:xfrm>
+                    <a:prstGeom prst="rect">
+                      <a:avLst/>
+                    </a:prstGeom>
+                  </pic:spPr>
+                </pic:pic>
+              </a:graphicData>
+            </a:graphic>
+          </wp:inline>
+        </w:drawing>
+      </w:r>
+    </w:p>
+    <w:p>
+      <w:pPr>
+        <w:rPr>
+          <w:rFonts w:ascii="Lato" w:hAnsi="Lato"/>
+          <w:color w:val="355453"/>
+          <w:spacing w:val="2"/>
+          <w:shd w:val="clear" w:color="auto" w:fill="FFFFFF"/>
+        </w:rPr>
+      </w:pPr>
+      <w:r>
+        <w:rPr>
+          <w:rFonts w:ascii="Lato" w:hAnsi="Lato"/>
+          <w:color w:val="355453"/>
+          <w:spacing w:val="2"/>
+          <w:shd w:val="clear" w:color="auto" w:fill="FFFFFF"/>
+        </w:rPr>
+        <w:t>Closures are an ability of a function to remember the variables and functions that are declared in its outer scope.</w:t>
+      </w:r>
+    </w:p>
+    <w:p>
+      <w:pPr>
+        <w:rPr>
+          <w:rFonts w:ascii="Lato" w:hAnsi="Lato"/>
+          <w:b/>
+          <w:bCs/>
+          <w:color w:val="355453"/>
+          <w:spacing w:val="2"/>
+          <w:shd w:val="clear" w:color="auto" w:fill="FFFFFF"/>
+        </w:rPr>
+      </w:pPr>
+      <w:r>
+        <w:rPr>
+          <w:rFonts w:ascii="Lato" w:hAnsi="Lato"/>
+          <w:b/>
+          <w:bCs/>
+          <w:color w:val="355453"/>
+          <w:spacing w:val="2"/>
+          <w:shd w:val="clear" w:color="auto" w:fill="FFFFFF"/>
+        </w:rPr>
+        <w:t>Pass by value and pass by reference</w:t>
+      </w:r>
+    </w:p>
+    <w:p>
+      <w:pPr>
+        <w:rPr>
+          <w:rFonts w:ascii="Lato" w:hAnsi="Lato"/>
+          <w:color w:val="355453"/>
+          <w:spacing w:val="2"/>
+          <w:shd w:val="clear" w:color="auto" w:fill="FFFFFF"/>
+        </w:rPr>
+      </w:pPr>
+      <w:r>
+        <w:rPr>
+          <w:rFonts w:ascii="Lato" w:hAnsi="Lato"/>
+          <w:color w:val="355453"/>
+          <w:spacing w:val="2"/>
+          <w:shd w:val="clear" w:color="auto" w:fill="FFFFFF"/>
+        </w:rPr>
+        <w:t>primitive data types when passed to another variable, are passed by value</w:t>
+      </w:r>
+    </w:p>
+    <w:p>
+      <w:pPr>
+        <w:rPr>
+          <w:b/>
+          <w:bCs/>
+          <w:sz w:val="24"/>
+          <w:szCs w:val="24"/>
+          <w:lang w:val="en-US"/>
+        </w:rPr>
+      </w:pPr>
+      <w:r>
+        <w:rPr>
+          <w:rFonts w:ascii="Lato" w:hAnsi="Lato"/>
+          <w:color w:val="355453"/>
+          <w:spacing w:val="2"/>
+          <w:shd w:val="clear" w:color="auto" w:fill="FFFFFF"/>
+        </w:rPr>
+        <w:t> while passing non-primitive data types, the assigned operator directly passes the address </w:t>
+      </w:r>
+    </w:p>
+    <w:p>
+      <w:pPr>
         <w:rPr>
           <w:b/>
           <w:bCs/>
@@ -9195,7 +14467,7 @@
   <w:abstractNum w:abstractNumId="5" w15:restartNumberingAfterBreak="0">
     <w:nsid w:val="2CAE3C02"/>
     <w:multiLevelType w:val="hybridMultilevel"/>
-    <w:tmpl w:val="C0923A00"/>
+    <w:tmpl w:val="78966F20"/>
     <w:lvl w:ilvl="0" w:tplc="40090001">
       <w:start w:val="1"/>
       <w:numFmt w:val="bullet"/>
@@ -12054,6 +17326,18 @@
       <w14:ligatures w14:val="none"/>
     </w:rPr>
   </w:style>
+  <w:style w:type="character" w:styleId="Hyperlink">
+    <w:name w:val="Hyperlink"/>
+    <w:basedOn w:val="DefaultParagraphFont"/>
+    <w:uiPriority w:val="99"/>
+    <w:semiHidden/>
+    <w:unhideWhenUsed/>
+    <w:rsid w:val="00EF497B"/>
+    <w:rPr>
+      <w:color w:val="0000FF"/>
+      <w:u w:val="single"/>
+    </w:rPr>
+  </w:style>
 </w:styles>
 </file>
 
